--- a/ЛР2_Б.ПИН.РИС-24.06_Панов Артём Андреевич.docx
+++ b/ЛР2_Б.ПИН.РИС-24.06_Панов Артём Андреевич.docx
@@ -395,7 +395,7 @@
         <w:rPr>
           <w:b w:val="0"/>
         </w:rPr>
-        <w:t>Проект размещён в репозитории GitHub (https://github.com/panart31/ZADANIE2.git, каталог lab2) и состоит из пакета geometry с тремя модулями, консольного приложения main.py, набора тестов tests и файлов Dockerfile, README.md, requirements.txt.</w:t>
+        <w:t>Проект размещён в репозитории GitHub (https://github.com/panart31/ZADANIE2.git) и состоит из пакета geometry с тремя модулями, консольного приложения main.py, набора тестов tests и файлов Dockerfile, README.md, requirements.txt.</w:t>
       </w:r>
     </w:p>
     <w:p>

--- a/ЛР2_Б.ПИН.РИС-24.06_Панов Артём Андреевич.docx
+++ b/ЛР2_Б.ПИН.РИС-24.06_Панов Артём Андреевич.docx
@@ -451,7 +451,7 @@
         <w:rPr>
           <w:b w:val="0"/>
         </w:rPr>
-        <w:t>Иерархия наследования: Body → Parallelepiped, Body → Tetrahedron, Body → SolidOfRevolution → Sphere. Промежуточный класс SolidOfRevolution инкапсулирует логику тел вращения, класс Sphere наследует её без собственного кода.</w:t>
+        <w:t>Иерархия наследования: Body → Parallelepiped, Body → Tetrahedron, Body → SolidOfRevolution → Sphere. Промежуточный класс SolidOfRevolution инкапсулирует логику тел вращения, класс Sphere добавляет только собственное представление.</w:t>
       </w:r>
     </w:p>
     <w:p>
@@ -459,7 +459,7 @@
         <w:rPr>
           <w:b w:val="0"/>
         </w:rPr>
-        <w:t>Managed-атрибуты реализованы во всех классах: у Material проверяются название и плотность, у Parallelepiped — три стороны через общую статическую проверку, у Tetrahedron и SolidOfRevolution — ребро и радиус. При попытке записать неположительное или нечисловое значение выбрасывается ValueError.</w:t>
+        <w:t>Managed-атрибуты реализованы во всех классах: у Material проверяются название и плотность, у Parallelepiped — три стороны через общую статическую проверку Body._check(), у Tetrahedron и SolidOfRevolution — ребро и радиус. При попытке записать неположительное, нечисловое или неконечное значение (NaN, бесконечность) выбрасывается ValueError.</w:t>
       </w:r>
     </w:p>
     <w:p>
@@ -467,7 +467,7 @@
         <w:rPr>
           <w:b w:val="0"/>
         </w:rPr>
-        <w:t>Dunder-методы: в каждом классе определено не менее двух специальных методов (__init__, __str__, __repr__, __eq__). Метод __str__ выдаёт готовую строку результата с объёмом, площадью и массой, __eq__ сравнивает тела по типу, размерам и материалу.</w:t>
+        <w:t>Dunder-методы: в каждом классе определено не менее двух специальных методов. У Body — __init__, __str__ и __eq__; у каждого конкретного класса — собственные __init__ и __repr__, отражающие сигнатуру конструктора; у Material — __init__, __str__, __repr__ и __eq__; у ResultsDB — __len__ и __iter__. Метод __str__ выдаёт готовую строку результата с объёмом, площадью и массой, __eq__ сравнивает тела по типу, размерам и материалу.</w:t>
       </w:r>
     </w:p>
     <w:p>
@@ -549,7 +549,7 @@
         <w:rPr>
           <w:b w:val="0"/>
         </w:rPr>
-        <w:t>Класс ResultsDB оборачивает sqlite3: таблица results хранит тип тела, параметры, материал, объём, площадь, массу и время расчёта. Реализованы методы add(), all(), clear() и dunder-методы __len__ и __iter__. Каждый выполненный расчёт автоматически сохраняется в базу results.db. Функции export_docx() и export_xlsx() формируют отчётные документы с таблицей результатов (пакеты python-docx и openpyxl).</w:t>
+        <w:t>Класс ResultsDB оборачивает sqlite3: таблица results хранит тип тела, параметры, материал, объём, площадь, массу и время расчёта. Реализованы методы add(), all(), clear(), close() и dunder-методы __len__ и __iter__. Каждый выполненный расчёт автоматически сохраняется в базу results.db. Функции export_docx() и export_xlsx() формируют отчётные документы с таблицей результатов (пакеты python-docx и openpyxl).</w:t>
       </w:r>
     </w:p>
     <w:p>
@@ -586,7 +586,7 @@
         <w:rPr>
           <w:b w:val="0"/>
         </w:rPr>
-        <w:t>Функциональность покрыта 23 автотестами pytest (tests/test_geometry.py): проверяются формулы объёма, площади и массы для всех трёх тел, валидация managed-атрибутов (отрицательные размеры, нулевая плотность, пустое название материала, неизвестный материал, неверный тип материала), dunder-методы __str__, __repr__ и __eq__, невозможность создать экземпляр абстрактного класса, а также запись и чтение sqlite3 и формирование файлов docx и xlsx.</w:t>
+        <w:t>Функциональность покрыта 27 автотестами pytest (tests/test_geometry.py): проверяются формулы объёма, площади и массы для всех трёх тел, валидация managed-атрибутов (отрицательные размеры, нулевая плотность, пустое название материала, неизвестный материал, неверный тип материала), dunder-методы __str__, __repr__ и __eq__, невозможность создать экземпляр абстрактного класса, закрытие соединения с БД, а также запись и чтение sqlite3 и формирование файлов docx и xlsx.</w:t>
       </w:r>
     </w:p>
     <w:p>
@@ -596,7 +596,7 @@
       <w:r>
         <w:drawing>
           <wp:inline xmlns:a="http://schemas.openxmlformats.org/drawingml/2006/main" xmlns:pic="http://schemas.openxmlformats.org/drawingml/2006/picture">
-            <wp:extent cx="6120000" cy="4244516"/>
+            <wp:extent cx="6120000" cy="4886129"/>
             <wp:docPr id="2" name="Picture 2"/>
             <wp:cNvGraphicFramePr>
               <a:graphicFrameLocks noChangeAspect="1"/>
@@ -617,7 +617,7 @@
                   <pic:spPr>
                     <a:xfrm>
                       <a:off x="0" y="0"/>
-                      <a:ext cx="6120000" cy="4244516"/>
+                      <a:ext cx="6120000" cy="4886129"/>
                     </a:xfrm>
                     <a:prstGeom prst="rect"/>
                   </pic:spPr>
@@ -636,7 +636,7 @@
         <w:rPr>
           <w:b w:val="0"/>
         </w:rPr>
-        <w:t>Рисунок 2 - Результат прогона тестов: 23 passed</w:t>
+        <w:t>Рисунок 2 - Результат прогона тестов: 27 passed</w:t>
       </w:r>
     </w:p>
     <w:p>
@@ -654,7 +654,7 @@
       <w:r>
         <w:drawing>
           <wp:inline xmlns:a="http://schemas.openxmlformats.org/drawingml/2006/main" xmlns:pic="http://schemas.openxmlformats.org/drawingml/2006/picture">
-            <wp:extent cx="5400000" cy="5783226"/>
+            <wp:extent cx="5400000" cy="6009677"/>
             <wp:docPr id="3" name="Picture 3"/>
             <wp:cNvGraphicFramePr>
               <a:graphicFrameLocks noChangeAspect="1"/>
@@ -675,7 +675,7 @@
                   <pic:spPr>
                     <a:xfrm>
                       <a:off x="0" y="0"/>
-                      <a:ext cx="5400000" cy="5783226"/>
+                      <a:ext cx="5400000" cy="6009677"/>
                     </a:xfrm>
                     <a:prstGeom prst="rect"/>
                   </pic:spPr>
@@ -712,7 +712,7 @@
       <w:r>
         <w:drawing>
           <wp:inline xmlns:a="http://schemas.openxmlformats.org/drawingml/2006/main" xmlns:pic="http://schemas.openxmlformats.org/drawingml/2006/picture">
-            <wp:extent cx="5400000" cy="6236129"/>
+            <wp:extent cx="5400000" cy="6122903"/>
             <wp:docPr id="4" name="Picture 4"/>
             <wp:cNvGraphicFramePr>
               <a:graphicFrameLocks noChangeAspect="1"/>
@@ -733,7 +733,7 @@
                   <pic:spPr>
                     <a:xfrm>
                       <a:off x="0" y="0"/>
-                      <a:ext cx="5400000" cy="6236129"/>
+                      <a:ext cx="5400000" cy="6122903"/>
                     </a:xfrm>
                     <a:prstGeom prst="rect"/>
                   </pic:spPr>
@@ -773,7 +773,7 @@
         <w:rPr>
           <w:b w:val="0"/>
         </w:rPr>
-        <w:t>В ходе лабораторной работы реализовано консольное приложение расчёта геометрических тел (вариант 16) в виде пакета geometry из трёх модулей. Освоены приёмы ООП в Python: абстрактный базовый класс с декораторами @abstractmethod, иерархия наследования Body → Parallelepiped / Tetrahedron / SolidOfRevolution → Sphere, managed-атрибуты с валидацией и dunder-методы. Результаты расчётов сохраняются в БД sqlite3 и выгружаются в отчёты docx/xlsx. Функциональность покрыта 23 тестами pytest, приложение упаковано в Docker-контейнер. Проект оформлен документацией (README.md, requirements.txt) и опубликован в репозитории GitHub.</w:t>
+        <w:t>В ходе лабораторной работы реализовано консольное приложение расчёта геометрических тел (вариант 16) в виде пакета geometry из трёх модулей. Освоены приёмы ООП в Python: абстрактный базовый класс с декораторами @abstractmethod, иерархия наследования Body → Parallelepiped / Tetrahedron / SolidOfRevolution → Sphere, managed-атрибуты с валидацией и dunder-методы. Результаты расчётов сохраняются в БД sqlite3 и выгружаются в отчёты docx/xlsx. Функциональность покрыта 27 тестами pytest, приложение упаковано в Docker-контейнер. Проект оформлен документацией (README.md, requirements.txt) и опубликован в репозитории GitHub.</w:t>
       </w:r>
     </w:p>
     <w:p>
@@ -1828,7 +1828,7 @@
           <w:rFonts w:ascii="Consolas" w:hAnsi="Consolas"/>
           <w:sz w:val="18"/>
         </w:rPr>
-        <w:t xml:space="preserve">        self.material = material  # проверка через property</w:t>
+        <w:t xml:space="preserve">        self.material = material  # запись идёт через property с проверкой</w:t>
       </w:r>
     </w:p>
     <w:p>
@@ -1852,6 +1852,114 @@
           <w:rFonts w:ascii="Consolas" w:hAnsi="Consolas"/>
           <w:sz w:val="18"/>
         </w:rPr>
+        <w:t xml:space="preserve">    @staticmethod</w:t>
+      </w:r>
+    </w:p>
+    <w:p>
+      <w:pPr>
+        <w:spacing w:after="0" w:line="240" w:lineRule="auto"/>
+      </w:pPr>
+      <w:r>
+        <w:rPr>
+          <w:rFonts w:ascii="Consolas" w:hAnsi="Consolas"/>
+          <w:sz w:val="18"/>
+        </w:rPr>
+        <w:t xml:space="preserve">    def _check(value):</w:t>
+      </w:r>
+    </w:p>
+    <w:p>
+      <w:pPr>
+        <w:spacing w:after="0" w:line="240" w:lineRule="auto"/>
+      </w:pPr>
+      <w:r>
+        <w:rPr>
+          <w:rFonts w:ascii="Consolas" w:hAnsi="Consolas"/>
+          <w:sz w:val="18"/>
+        </w:rPr>
+        <w:t xml:space="preserve">        """Проверка линейного размера: конечное положительное число."""</w:t>
+      </w:r>
+    </w:p>
+    <w:p>
+      <w:pPr>
+        <w:spacing w:after="0" w:line="240" w:lineRule="auto"/>
+      </w:pPr>
+      <w:r>
+        <w:rPr>
+          <w:rFonts w:ascii="Consolas" w:hAnsi="Consolas"/>
+          <w:sz w:val="18"/>
+        </w:rPr>
+        <w:t xml:space="preserve">        if not isinstance(value, (int, float)) or isinstance(value, bool):</w:t>
+      </w:r>
+    </w:p>
+    <w:p>
+      <w:pPr>
+        <w:spacing w:after="0" w:line="240" w:lineRule="auto"/>
+      </w:pPr>
+      <w:r>
+        <w:rPr>
+          <w:rFonts w:ascii="Consolas" w:hAnsi="Consolas"/>
+          <w:sz w:val="18"/>
+        </w:rPr>
+        <w:t xml:space="preserve">            raise ValueError("размер должен быть числом")</w:t>
+      </w:r>
+    </w:p>
+    <w:p>
+      <w:pPr>
+        <w:spacing w:after="0" w:line="240" w:lineRule="auto"/>
+      </w:pPr>
+      <w:r>
+        <w:rPr>
+          <w:rFonts w:ascii="Consolas" w:hAnsi="Consolas"/>
+          <w:sz w:val="18"/>
+        </w:rPr>
+        <w:t xml:space="preserve">        if not (math.isfinite(value) and value &gt; 0):</w:t>
+      </w:r>
+    </w:p>
+    <w:p>
+      <w:pPr>
+        <w:spacing w:after="0" w:line="240" w:lineRule="auto"/>
+      </w:pPr>
+      <w:r>
+        <w:rPr>
+          <w:rFonts w:ascii="Consolas" w:hAnsi="Consolas"/>
+          <w:sz w:val="18"/>
+        </w:rPr>
+        <w:t xml:space="preserve">            raise ValueError("размер должен быть положительным")</w:t>
+      </w:r>
+    </w:p>
+    <w:p>
+      <w:pPr>
+        <w:spacing w:after="0" w:line="240" w:lineRule="auto"/>
+      </w:pPr>
+      <w:r>
+        <w:rPr>
+          <w:rFonts w:ascii="Consolas" w:hAnsi="Consolas"/>
+          <w:sz w:val="18"/>
+        </w:rPr>
+        <w:t xml:space="preserve">        return float(value)</w:t>
+      </w:r>
+    </w:p>
+    <w:p>
+      <w:pPr>
+        <w:spacing w:after="0" w:line="240" w:lineRule="auto"/>
+      </w:pPr>
+      <w:r>
+        <w:rPr>
+          <w:rFonts w:ascii="Consolas" w:hAnsi="Consolas"/>
+          <w:sz w:val="18"/>
+        </w:rPr>
+        <w:t xml:space="preserve"> </w:t>
+      </w:r>
+    </w:p>
+    <w:p>
+      <w:pPr>
+        <w:spacing w:after="0" w:line="240" w:lineRule="auto"/>
+      </w:pPr>
+      <w:r>
+        <w:rPr>
+          <w:rFonts w:ascii="Consolas" w:hAnsi="Consolas"/>
+          <w:sz w:val="18"/>
+        </w:rPr>
         <w:t xml:space="preserve">    @property</w:t>
       </w:r>
     </w:p>
@@ -2236,6 +2344,666 @@
           <w:rFonts w:ascii="Consolas" w:hAnsi="Consolas"/>
           <w:sz w:val="18"/>
         </w:rPr>
+        <w:t xml:space="preserve">    def __str__(self):</w:t>
+      </w:r>
+    </w:p>
+    <w:p>
+      <w:pPr>
+        <w:spacing w:after="0" w:line="240" w:lineRule="auto"/>
+      </w:pPr>
+      <w:r>
+        <w:rPr>
+          <w:rFonts w:ascii="Consolas" w:hAnsi="Consolas"/>
+          <w:sz w:val="18"/>
+        </w:rPr>
+        <w:t xml:space="preserve">        return (f"{self.kind()} [{self.params_str()}], {self._material}: "</w:t>
+      </w:r>
+    </w:p>
+    <w:p>
+      <w:pPr>
+        <w:spacing w:after="0" w:line="240" w:lineRule="auto"/>
+      </w:pPr>
+      <w:r>
+        <w:rPr>
+          <w:rFonts w:ascii="Consolas" w:hAnsi="Consolas"/>
+          <w:sz w:val="18"/>
+        </w:rPr>
+        <w:t xml:space="preserve">                f"V={self.volume():.4f} м^3, S={self.surface_area():.4f} м^2, "</w:t>
+      </w:r>
+    </w:p>
+    <w:p>
+      <w:pPr>
+        <w:spacing w:after="0" w:line="240" w:lineRule="auto"/>
+      </w:pPr>
+      <w:r>
+        <w:rPr>
+          <w:rFonts w:ascii="Consolas" w:hAnsi="Consolas"/>
+          <w:sz w:val="18"/>
+        </w:rPr>
+        <w:t xml:space="preserve">                f"m={self.mass:.2f} кг")</w:t>
+      </w:r>
+    </w:p>
+    <w:p>
+      <w:pPr>
+        <w:spacing w:after="0" w:line="240" w:lineRule="auto"/>
+      </w:pPr>
+      <w:r>
+        <w:rPr>
+          <w:rFonts w:ascii="Consolas" w:hAnsi="Consolas"/>
+          <w:sz w:val="18"/>
+        </w:rPr>
+        <w:t xml:space="preserve"> </w:t>
+      </w:r>
+    </w:p>
+    <w:p>
+      <w:pPr>
+        <w:spacing w:after="0" w:line="240" w:lineRule="auto"/>
+      </w:pPr>
+      <w:r>
+        <w:rPr>
+          <w:rFonts w:ascii="Consolas" w:hAnsi="Consolas"/>
+          <w:sz w:val="18"/>
+        </w:rPr>
+        <w:t xml:space="preserve">    def __eq__(self, other):</w:t>
+      </w:r>
+    </w:p>
+    <w:p>
+      <w:pPr>
+        <w:spacing w:after="0" w:line="240" w:lineRule="auto"/>
+      </w:pPr>
+      <w:r>
+        <w:rPr>
+          <w:rFonts w:ascii="Consolas" w:hAnsi="Consolas"/>
+          <w:sz w:val="18"/>
+        </w:rPr>
+        <w:t xml:space="preserve">        if not isinstance(other, Body):</w:t>
+      </w:r>
+    </w:p>
+    <w:p>
+      <w:pPr>
+        <w:spacing w:after="0" w:line="240" w:lineRule="auto"/>
+      </w:pPr>
+      <w:r>
+        <w:rPr>
+          <w:rFonts w:ascii="Consolas" w:hAnsi="Consolas"/>
+          <w:sz w:val="18"/>
+        </w:rPr>
+        <w:t xml:space="preserve">            return NotImplemented</w:t>
+      </w:r>
+    </w:p>
+    <w:p>
+      <w:pPr>
+        <w:spacing w:after="0" w:line="240" w:lineRule="auto"/>
+      </w:pPr>
+      <w:r>
+        <w:rPr>
+          <w:rFonts w:ascii="Consolas" w:hAnsi="Consolas"/>
+          <w:sz w:val="18"/>
+        </w:rPr>
+        <w:t xml:space="preserve">        return (self.kind(), self.params_str(), self._material) == \</w:t>
+      </w:r>
+    </w:p>
+    <w:p>
+      <w:pPr>
+        <w:spacing w:after="0" w:line="240" w:lineRule="auto"/>
+      </w:pPr>
+      <w:r>
+        <w:rPr>
+          <w:rFonts w:ascii="Consolas" w:hAnsi="Consolas"/>
+          <w:sz w:val="18"/>
+        </w:rPr>
+        <w:t xml:space="preserve">               (other.kind(), other.params_str(), other.material)</w:t>
+      </w:r>
+    </w:p>
+    <w:p>
+      <w:pPr>
+        <w:spacing w:after="0" w:line="240" w:lineRule="auto"/>
+      </w:pPr>
+      <w:r>
+        <w:rPr>
+          <w:rFonts w:ascii="Consolas" w:hAnsi="Consolas"/>
+          <w:sz w:val="18"/>
+        </w:rPr>
+        <w:t xml:space="preserve"> </w:t>
+      </w:r>
+    </w:p>
+    <w:p>
+      <w:pPr>
+        <w:spacing w:after="0" w:line="240" w:lineRule="auto"/>
+      </w:pPr>
+      <w:r>
+        <w:rPr>
+          <w:rFonts w:ascii="Consolas" w:hAnsi="Consolas"/>
+          <w:sz w:val="18"/>
+        </w:rPr>
+        <w:t xml:space="preserve"> </w:t>
+      </w:r>
+    </w:p>
+    <w:p>
+      <w:pPr>
+        <w:spacing w:after="0" w:line="240" w:lineRule="auto"/>
+      </w:pPr>
+      <w:r>
+        <w:rPr>
+          <w:rFonts w:ascii="Consolas" w:hAnsi="Consolas"/>
+          <w:sz w:val="18"/>
+        </w:rPr>
+        <w:t>class Parallelepiped(Body):</w:t>
+      </w:r>
+    </w:p>
+    <w:p>
+      <w:pPr>
+        <w:spacing w:after="0" w:line="240" w:lineRule="auto"/>
+      </w:pPr>
+      <w:r>
+        <w:rPr>
+          <w:rFonts w:ascii="Consolas" w:hAnsi="Consolas"/>
+          <w:sz w:val="18"/>
+        </w:rPr>
+        <w:t xml:space="preserve">    """Прямоугольный параллелепипед со сторонами a, b, c."""</w:t>
+      </w:r>
+    </w:p>
+    <w:p>
+      <w:pPr>
+        <w:spacing w:after="0" w:line="240" w:lineRule="auto"/>
+      </w:pPr>
+      <w:r>
+        <w:rPr>
+          <w:rFonts w:ascii="Consolas" w:hAnsi="Consolas"/>
+          <w:sz w:val="18"/>
+        </w:rPr>
+        <w:t xml:space="preserve"> </w:t>
+      </w:r>
+    </w:p>
+    <w:p>
+      <w:pPr>
+        <w:spacing w:after="0" w:line="240" w:lineRule="auto"/>
+      </w:pPr>
+      <w:r>
+        <w:rPr>
+          <w:rFonts w:ascii="Consolas" w:hAnsi="Consolas"/>
+          <w:sz w:val="18"/>
+        </w:rPr>
+        <w:t xml:space="preserve">    def __init__(self, a, b, c, material):</w:t>
+      </w:r>
+    </w:p>
+    <w:p>
+      <w:pPr>
+        <w:spacing w:after="0" w:line="240" w:lineRule="auto"/>
+      </w:pPr>
+      <w:r>
+        <w:rPr>
+          <w:rFonts w:ascii="Consolas" w:hAnsi="Consolas"/>
+          <w:sz w:val="18"/>
+        </w:rPr>
+        <w:t xml:space="preserve">        super().__init__(material)</w:t>
+      </w:r>
+    </w:p>
+    <w:p>
+      <w:pPr>
+        <w:spacing w:after="0" w:line="240" w:lineRule="auto"/>
+      </w:pPr>
+      <w:r>
+        <w:rPr>
+          <w:rFonts w:ascii="Consolas" w:hAnsi="Consolas"/>
+          <w:sz w:val="18"/>
+        </w:rPr>
+        <w:t xml:space="preserve">        self.a = a</w:t>
+      </w:r>
+    </w:p>
+    <w:p>
+      <w:pPr>
+        <w:spacing w:after="0" w:line="240" w:lineRule="auto"/>
+      </w:pPr>
+      <w:r>
+        <w:rPr>
+          <w:rFonts w:ascii="Consolas" w:hAnsi="Consolas"/>
+          <w:sz w:val="18"/>
+        </w:rPr>
+        <w:t xml:space="preserve">        self.b = b</w:t>
+      </w:r>
+    </w:p>
+    <w:p>
+      <w:pPr>
+        <w:spacing w:after="0" w:line="240" w:lineRule="auto"/>
+      </w:pPr>
+      <w:r>
+        <w:rPr>
+          <w:rFonts w:ascii="Consolas" w:hAnsi="Consolas"/>
+          <w:sz w:val="18"/>
+        </w:rPr>
+        <w:t xml:space="preserve">        self.c = c</w:t>
+      </w:r>
+    </w:p>
+    <w:p>
+      <w:pPr>
+        <w:spacing w:after="0" w:line="240" w:lineRule="auto"/>
+      </w:pPr>
+      <w:r>
+        <w:rPr>
+          <w:rFonts w:ascii="Consolas" w:hAnsi="Consolas"/>
+          <w:sz w:val="18"/>
+        </w:rPr>
+        <w:t xml:space="preserve"> </w:t>
+      </w:r>
+    </w:p>
+    <w:p>
+      <w:pPr>
+        <w:spacing w:after="0" w:line="240" w:lineRule="auto"/>
+      </w:pPr>
+      <w:r>
+        <w:rPr>
+          <w:rFonts w:ascii="Consolas" w:hAnsi="Consolas"/>
+          <w:sz w:val="18"/>
+        </w:rPr>
+        <w:t xml:space="preserve">    # managed-атрибуты: общая проверка для всех сторон</w:t>
+      </w:r>
+    </w:p>
+    <w:p>
+      <w:pPr>
+        <w:spacing w:after="0" w:line="240" w:lineRule="auto"/>
+      </w:pPr>
+      <w:r>
+        <w:rPr>
+          <w:rFonts w:ascii="Consolas" w:hAnsi="Consolas"/>
+          <w:sz w:val="18"/>
+        </w:rPr>
+        <w:t xml:space="preserve">    @property</w:t>
+      </w:r>
+    </w:p>
+    <w:p>
+      <w:pPr>
+        <w:spacing w:after="0" w:line="240" w:lineRule="auto"/>
+      </w:pPr>
+      <w:r>
+        <w:rPr>
+          <w:rFonts w:ascii="Consolas" w:hAnsi="Consolas"/>
+          <w:sz w:val="18"/>
+        </w:rPr>
+        <w:t xml:space="preserve">    def a(self):</w:t>
+      </w:r>
+    </w:p>
+    <w:p>
+      <w:pPr>
+        <w:spacing w:after="0" w:line="240" w:lineRule="auto"/>
+      </w:pPr>
+      <w:r>
+        <w:rPr>
+          <w:rFonts w:ascii="Consolas" w:hAnsi="Consolas"/>
+          <w:sz w:val="18"/>
+        </w:rPr>
+        <w:t xml:space="preserve">        return self._a</w:t>
+      </w:r>
+    </w:p>
+    <w:p>
+      <w:pPr>
+        <w:spacing w:after="0" w:line="240" w:lineRule="auto"/>
+      </w:pPr>
+      <w:r>
+        <w:rPr>
+          <w:rFonts w:ascii="Consolas" w:hAnsi="Consolas"/>
+          <w:sz w:val="18"/>
+        </w:rPr>
+        <w:t xml:space="preserve"> </w:t>
+      </w:r>
+    </w:p>
+    <w:p>
+      <w:pPr>
+        <w:spacing w:after="0" w:line="240" w:lineRule="auto"/>
+      </w:pPr>
+      <w:r>
+        <w:rPr>
+          <w:rFonts w:ascii="Consolas" w:hAnsi="Consolas"/>
+          <w:sz w:val="18"/>
+        </w:rPr>
+        <w:t xml:space="preserve">    @a.setter</w:t>
+      </w:r>
+    </w:p>
+    <w:p>
+      <w:pPr>
+        <w:spacing w:after="0" w:line="240" w:lineRule="auto"/>
+      </w:pPr>
+      <w:r>
+        <w:rPr>
+          <w:rFonts w:ascii="Consolas" w:hAnsi="Consolas"/>
+          <w:sz w:val="18"/>
+        </w:rPr>
+        <w:t xml:space="preserve">    def a(self, value):</w:t>
+      </w:r>
+    </w:p>
+    <w:p>
+      <w:pPr>
+        <w:spacing w:after="0" w:line="240" w:lineRule="auto"/>
+      </w:pPr>
+      <w:r>
+        <w:rPr>
+          <w:rFonts w:ascii="Consolas" w:hAnsi="Consolas"/>
+          <w:sz w:val="18"/>
+        </w:rPr>
+        <w:t xml:space="preserve">        self._a = self._check(value)</w:t>
+      </w:r>
+    </w:p>
+    <w:p>
+      <w:pPr>
+        <w:spacing w:after="0" w:line="240" w:lineRule="auto"/>
+      </w:pPr>
+      <w:r>
+        <w:rPr>
+          <w:rFonts w:ascii="Consolas" w:hAnsi="Consolas"/>
+          <w:sz w:val="18"/>
+        </w:rPr>
+        <w:t xml:space="preserve"> </w:t>
+      </w:r>
+    </w:p>
+    <w:p>
+      <w:pPr>
+        <w:spacing w:after="0" w:line="240" w:lineRule="auto"/>
+      </w:pPr>
+      <w:r>
+        <w:rPr>
+          <w:rFonts w:ascii="Consolas" w:hAnsi="Consolas"/>
+          <w:sz w:val="18"/>
+        </w:rPr>
+        <w:t xml:space="preserve">    @property</w:t>
+      </w:r>
+    </w:p>
+    <w:p>
+      <w:pPr>
+        <w:spacing w:after="0" w:line="240" w:lineRule="auto"/>
+      </w:pPr>
+      <w:r>
+        <w:rPr>
+          <w:rFonts w:ascii="Consolas" w:hAnsi="Consolas"/>
+          <w:sz w:val="18"/>
+        </w:rPr>
+        <w:t xml:space="preserve">    def b(self):</w:t>
+      </w:r>
+    </w:p>
+    <w:p>
+      <w:pPr>
+        <w:spacing w:after="0" w:line="240" w:lineRule="auto"/>
+      </w:pPr>
+      <w:r>
+        <w:rPr>
+          <w:rFonts w:ascii="Consolas" w:hAnsi="Consolas"/>
+          <w:sz w:val="18"/>
+        </w:rPr>
+        <w:t xml:space="preserve">        return self._b</w:t>
+      </w:r>
+    </w:p>
+    <w:p>
+      <w:pPr>
+        <w:spacing w:after="0" w:line="240" w:lineRule="auto"/>
+      </w:pPr>
+      <w:r>
+        <w:rPr>
+          <w:rFonts w:ascii="Consolas" w:hAnsi="Consolas"/>
+          <w:sz w:val="18"/>
+        </w:rPr>
+        <w:t xml:space="preserve"> </w:t>
+      </w:r>
+    </w:p>
+    <w:p>
+      <w:pPr>
+        <w:spacing w:after="0" w:line="240" w:lineRule="auto"/>
+      </w:pPr>
+      <w:r>
+        <w:rPr>
+          <w:rFonts w:ascii="Consolas" w:hAnsi="Consolas"/>
+          <w:sz w:val="18"/>
+        </w:rPr>
+        <w:t xml:space="preserve">    @b.setter</w:t>
+      </w:r>
+    </w:p>
+    <w:p>
+      <w:pPr>
+        <w:spacing w:after="0" w:line="240" w:lineRule="auto"/>
+      </w:pPr>
+      <w:r>
+        <w:rPr>
+          <w:rFonts w:ascii="Consolas" w:hAnsi="Consolas"/>
+          <w:sz w:val="18"/>
+        </w:rPr>
+        <w:t xml:space="preserve">    def b(self, value):</w:t>
+      </w:r>
+    </w:p>
+    <w:p>
+      <w:pPr>
+        <w:spacing w:after="0" w:line="240" w:lineRule="auto"/>
+      </w:pPr>
+      <w:r>
+        <w:rPr>
+          <w:rFonts w:ascii="Consolas" w:hAnsi="Consolas"/>
+          <w:sz w:val="18"/>
+        </w:rPr>
+        <w:t xml:space="preserve">        self._b = self._check(value)</w:t>
+      </w:r>
+    </w:p>
+    <w:p>
+      <w:pPr>
+        <w:spacing w:after="0" w:line="240" w:lineRule="auto"/>
+      </w:pPr>
+      <w:r>
+        <w:rPr>
+          <w:rFonts w:ascii="Consolas" w:hAnsi="Consolas"/>
+          <w:sz w:val="18"/>
+        </w:rPr>
+        <w:t xml:space="preserve"> </w:t>
+      </w:r>
+    </w:p>
+    <w:p>
+      <w:pPr>
+        <w:spacing w:after="0" w:line="240" w:lineRule="auto"/>
+      </w:pPr>
+      <w:r>
+        <w:rPr>
+          <w:rFonts w:ascii="Consolas" w:hAnsi="Consolas"/>
+          <w:sz w:val="18"/>
+        </w:rPr>
+        <w:t xml:space="preserve">    @property</w:t>
+      </w:r>
+    </w:p>
+    <w:p>
+      <w:pPr>
+        <w:spacing w:after="0" w:line="240" w:lineRule="auto"/>
+      </w:pPr>
+      <w:r>
+        <w:rPr>
+          <w:rFonts w:ascii="Consolas" w:hAnsi="Consolas"/>
+          <w:sz w:val="18"/>
+        </w:rPr>
+        <w:t xml:space="preserve">    def c(self):</w:t>
+      </w:r>
+    </w:p>
+    <w:p>
+      <w:pPr>
+        <w:spacing w:after="0" w:line="240" w:lineRule="auto"/>
+      </w:pPr>
+      <w:r>
+        <w:rPr>
+          <w:rFonts w:ascii="Consolas" w:hAnsi="Consolas"/>
+          <w:sz w:val="18"/>
+        </w:rPr>
+        <w:t xml:space="preserve">        return self._c</w:t>
+      </w:r>
+    </w:p>
+    <w:p>
+      <w:pPr>
+        <w:spacing w:after="0" w:line="240" w:lineRule="auto"/>
+      </w:pPr>
+      <w:r>
+        <w:rPr>
+          <w:rFonts w:ascii="Consolas" w:hAnsi="Consolas"/>
+          <w:sz w:val="18"/>
+        </w:rPr>
+        <w:t xml:space="preserve"> </w:t>
+      </w:r>
+    </w:p>
+    <w:p>
+      <w:pPr>
+        <w:spacing w:after="0" w:line="240" w:lineRule="auto"/>
+      </w:pPr>
+      <w:r>
+        <w:rPr>
+          <w:rFonts w:ascii="Consolas" w:hAnsi="Consolas"/>
+          <w:sz w:val="18"/>
+        </w:rPr>
+        <w:t xml:space="preserve">    @c.setter</w:t>
+      </w:r>
+    </w:p>
+    <w:p>
+      <w:pPr>
+        <w:spacing w:after="0" w:line="240" w:lineRule="auto"/>
+      </w:pPr>
+      <w:r>
+        <w:rPr>
+          <w:rFonts w:ascii="Consolas" w:hAnsi="Consolas"/>
+          <w:sz w:val="18"/>
+        </w:rPr>
+        <w:t xml:space="preserve">    def c(self, value):</w:t>
+      </w:r>
+    </w:p>
+    <w:p>
+      <w:pPr>
+        <w:spacing w:after="0" w:line="240" w:lineRule="auto"/>
+      </w:pPr>
+      <w:r>
+        <w:rPr>
+          <w:rFonts w:ascii="Consolas" w:hAnsi="Consolas"/>
+          <w:sz w:val="18"/>
+        </w:rPr>
+        <w:t xml:space="preserve">        self._c = self._check(value)</w:t>
+      </w:r>
+    </w:p>
+    <w:p>
+      <w:pPr>
+        <w:spacing w:after="0" w:line="240" w:lineRule="auto"/>
+      </w:pPr>
+      <w:r>
+        <w:rPr>
+          <w:rFonts w:ascii="Consolas" w:hAnsi="Consolas"/>
+          <w:sz w:val="18"/>
+        </w:rPr>
+        <w:t xml:space="preserve"> </w:t>
+      </w:r>
+    </w:p>
+    <w:p>
+      <w:pPr>
+        <w:spacing w:after="0" w:line="240" w:lineRule="auto"/>
+      </w:pPr>
+      <w:r>
+        <w:rPr>
+          <w:rFonts w:ascii="Consolas" w:hAnsi="Consolas"/>
+          <w:sz w:val="18"/>
+        </w:rPr>
+        <w:t xml:space="preserve">    def volume(self):</w:t>
+      </w:r>
+    </w:p>
+    <w:p>
+      <w:pPr>
+        <w:spacing w:after="0" w:line="240" w:lineRule="auto"/>
+      </w:pPr>
+      <w:r>
+        <w:rPr>
+          <w:rFonts w:ascii="Consolas" w:hAnsi="Consolas"/>
+          <w:sz w:val="18"/>
+        </w:rPr>
+        <w:t xml:space="preserve">        return self._a * self._b * self._c</w:t>
+      </w:r>
+    </w:p>
+    <w:p>
+      <w:pPr>
+        <w:spacing w:after="0" w:line="240" w:lineRule="auto"/>
+      </w:pPr>
+      <w:r>
+        <w:rPr>
+          <w:rFonts w:ascii="Consolas" w:hAnsi="Consolas"/>
+          <w:sz w:val="18"/>
+        </w:rPr>
+        <w:t xml:space="preserve"> </w:t>
+      </w:r>
+    </w:p>
+    <w:p>
+      <w:pPr>
+        <w:spacing w:after="0" w:line="240" w:lineRule="auto"/>
+      </w:pPr>
+      <w:r>
+        <w:rPr>
+          <w:rFonts w:ascii="Consolas" w:hAnsi="Consolas"/>
+          <w:sz w:val="18"/>
+        </w:rPr>
+        <w:t xml:space="preserve">    def surface_area(self):</w:t>
+      </w:r>
+    </w:p>
+    <w:p>
+      <w:pPr>
+        <w:spacing w:after="0" w:line="240" w:lineRule="auto"/>
+      </w:pPr>
+      <w:r>
+        <w:rPr>
+          <w:rFonts w:ascii="Consolas" w:hAnsi="Consolas"/>
+          <w:sz w:val="18"/>
+        </w:rPr>
+        <w:t xml:space="preserve">        return 2 * (self._a * self._b + self._b * self._c + self._a * self._c)</w:t>
+      </w:r>
+    </w:p>
+    <w:p>
+      <w:pPr>
+        <w:spacing w:after="0" w:line="240" w:lineRule="auto"/>
+      </w:pPr>
+      <w:r>
+        <w:rPr>
+          <w:rFonts w:ascii="Consolas" w:hAnsi="Consolas"/>
+          <w:sz w:val="18"/>
+        </w:rPr>
+        <w:t xml:space="preserve"> </w:t>
+      </w:r>
+    </w:p>
+    <w:p>
+      <w:pPr>
+        <w:spacing w:after="0" w:line="240" w:lineRule="auto"/>
+      </w:pPr>
+      <w:r>
+        <w:rPr>
+          <w:rFonts w:ascii="Consolas" w:hAnsi="Consolas"/>
+          <w:sz w:val="18"/>
+        </w:rPr>
+        <w:t xml:space="preserve">    def params_str(self):</w:t>
+      </w:r>
+    </w:p>
+    <w:p>
+      <w:pPr>
+        <w:spacing w:after="0" w:line="240" w:lineRule="auto"/>
+      </w:pPr>
+      <w:r>
+        <w:rPr>
+          <w:rFonts w:ascii="Consolas" w:hAnsi="Consolas"/>
+          <w:sz w:val="18"/>
+        </w:rPr>
+        <w:t xml:space="preserve">        return f"a={self._a:g}, b={self._b:g}, c={self._c:g}"</w:t>
+      </w:r>
+    </w:p>
+    <w:p>
+      <w:pPr>
+        <w:spacing w:after="0" w:line="240" w:lineRule="auto"/>
+      </w:pPr>
+      <w:r>
+        <w:rPr>
+          <w:rFonts w:ascii="Consolas" w:hAnsi="Consolas"/>
+          <w:sz w:val="18"/>
+        </w:rPr>
+        <w:t xml:space="preserve"> </w:t>
+      </w:r>
+    </w:p>
+    <w:p>
+      <w:pPr>
+        <w:spacing w:after="0" w:line="240" w:lineRule="auto"/>
+      </w:pPr>
+      <w:r>
+        <w:rPr>
+          <w:rFonts w:ascii="Consolas" w:hAnsi="Consolas"/>
+          <w:sz w:val="18"/>
+        </w:rPr>
         <w:t xml:space="preserve">    def __repr__(self):</w:t>
       </w:r>
     </w:p>
@@ -2248,7 +3016,19 @@
           <w:rFonts w:ascii="Consolas" w:hAnsi="Consolas"/>
           <w:sz w:val="18"/>
         </w:rPr>
-        <w:t xml:space="preserve">        return f"{self.kind()}({self.params_str()}, {self._material!r})"</w:t>
+        <w:t xml:space="preserve">        return (f"Parallelepiped({self._a:g}, {self._b:g}, {self._c:g}, "</w:t>
+      </w:r>
+    </w:p>
+    <w:p>
+      <w:pPr>
+        <w:spacing w:after="0" w:line="240" w:lineRule="auto"/>
+      </w:pPr>
+      <w:r>
+        <w:rPr>
+          <w:rFonts w:ascii="Consolas" w:hAnsi="Consolas"/>
+          <w:sz w:val="18"/>
+        </w:rPr>
+        <w:t xml:space="preserve">                f"{self._material!r})")</w:t>
       </w:r>
     </w:p>
     <w:p>
@@ -2272,54 +3052,6 @@
           <w:rFonts w:ascii="Consolas" w:hAnsi="Consolas"/>
           <w:sz w:val="18"/>
         </w:rPr>
-        <w:t xml:space="preserve">    def __str__(self):</w:t>
-      </w:r>
-    </w:p>
-    <w:p>
-      <w:pPr>
-        <w:spacing w:after="0" w:line="240" w:lineRule="auto"/>
-      </w:pPr>
-      <w:r>
-        <w:rPr>
-          <w:rFonts w:ascii="Consolas" w:hAnsi="Consolas"/>
-          <w:sz w:val="18"/>
-        </w:rPr>
-        <w:t xml:space="preserve">        return (f"{self.kind()} [{self.params_str()}], {self._material}: "</w:t>
-      </w:r>
-    </w:p>
-    <w:p>
-      <w:pPr>
-        <w:spacing w:after="0" w:line="240" w:lineRule="auto"/>
-      </w:pPr>
-      <w:r>
-        <w:rPr>
-          <w:rFonts w:ascii="Consolas" w:hAnsi="Consolas"/>
-          <w:sz w:val="18"/>
-        </w:rPr>
-        <w:t xml:space="preserve">                f"V={self.volume():.4f} м^3, S={self.surface_area():.4f} м^2, "</w:t>
-      </w:r>
-    </w:p>
-    <w:p>
-      <w:pPr>
-        <w:spacing w:after="0" w:line="240" w:lineRule="auto"/>
-      </w:pPr>
-      <w:r>
-        <w:rPr>
-          <w:rFonts w:ascii="Consolas" w:hAnsi="Consolas"/>
-          <w:sz w:val="18"/>
-        </w:rPr>
-        <w:t xml:space="preserve">                f"m={self.mass:.2f} кг")</w:t>
-      </w:r>
-    </w:p>
-    <w:p>
-      <w:pPr>
-        <w:spacing w:after="0" w:line="240" w:lineRule="auto"/>
-      </w:pPr>
-      <w:r>
-        <w:rPr>
-          <w:rFonts w:ascii="Consolas" w:hAnsi="Consolas"/>
-          <w:sz w:val="18"/>
-        </w:rPr>
         <w:t xml:space="preserve"> </w:t>
       </w:r>
     </w:p>
@@ -2332,55 +3064,19 @@
           <w:rFonts w:ascii="Consolas" w:hAnsi="Consolas"/>
           <w:sz w:val="18"/>
         </w:rPr>
-        <w:t xml:space="preserve">    def __eq__(self, other):</w:t>
-      </w:r>
-    </w:p>
-    <w:p>
-      <w:pPr>
-        <w:spacing w:after="0" w:line="240" w:lineRule="auto"/>
-      </w:pPr>
-      <w:r>
-        <w:rPr>
-          <w:rFonts w:ascii="Consolas" w:hAnsi="Consolas"/>
-          <w:sz w:val="18"/>
-        </w:rPr>
-        <w:t xml:space="preserve">        if not isinstance(other, Body):</w:t>
-      </w:r>
-    </w:p>
-    <w:p>
-      <w:pPr>
-        <w:spacing w:after="0" w:line="240" w:lineRule="auto"/>
-      </w:pPr>
-      <w:r>
-        <w:rPr>
-          <w:rFonts w:ascii="Consolas" w:hAnsi="Consolas"/>
-          <w:sz w:val="18"/>
-        </w:rPr>
-        <w:t xml:space="preserve">            return NotImplemented</w:t>
-      </w:r>
-    </w:p>
-    <w:p>
-      <w:pPr>
-        <w:spacing w:after="0" w:line="240" w:lineRule="auto"/>
-      </w:pPr>
-      <w:r>
-        <w:rPr>
-          <w:rFonts w:ascii="Consolas" w:hAnsi="Consolas"/>
-          <w:sz w:val="18"/>
-        </w:rPr>
-        <w:t xml:space="preserve">        return (self.kind(), self.params_str(), self._material) == \</w:t>
-      </w:r>
-    </w:p>
-    <w:p>
-      <w:pPr>
-        <w:spacing w:after="0" w:line="240" w:lineRule="auto"/>
-      </w:pPr>
-      <w:r>
-        <w:rPr>
-          <w:rFonts w:ascii="Consolas" w:hAnsi="Consolas"/>
-          <w:sz w:val="18"/>
-        </w:rPr>
-        <w:t xml:space="preserve">               (other.kind(), other.params_str(), other.material)</w:t>
+        <w:t>class Tetrahedron(Body):</w:t>
+      </w:r>
+    </w:p>
+    <w:p>
+      <w:pPr>
+        <w:spacing w:after="0" w:line="240" w:lineRule="auto"/>
+      </w:pPr>
+      <w:r>
+        <w:rPr>
+          <w:rFonts w:ascii="Consolas" w:hAnsi="Consolas"/>
+          <w:sz w:val="18"/>
+        </w:rPr>
+        <w:t xml:space="preserve">    """Правильный тетраэдр с ребром a."""</w:t>
       </w:r>
     </w:p>
     <w:p>
@@ -2404,6 +3100,42 @@
           <w:rFonts w:ascii="Consolas" w:hAnsi="Consolas"/>
           <w:sz w:val="18"/>
         </w:rPr>
+        <w:t xml:space="preserve">    def __init__(self, a, material):</w:t>
+      </w:r>
+    </w:p>
+    <w:p>
+      <w:pPr>
+        <w:spacing w:after="0" w:line="240" w:lineRule="auto"/>
+      </w:pPr>
+      <w:r>
+        <w:rPr>
+          <w:rFonts w:ascii="Consolas" w:hAnsi="Consolas"/>
+          <w:sz w:val="18"/>
+        </w:rPr>
+        <w:t xml:space="preserve">        super().__init__(material)</w:t>
+      </w:r>
+    </w:p>
+    <w:p>
+      <w:pPr>
+        <w:spacing w:after="0" w:line="240" w:lineRule="auto"/>
+      </w:pPr>
+      <w:r>
+        <w:rPr>
+          <w:rFonts w:ascii="Consolas" w:hAnsi="Consolas"/>
+          <w:sz w:val="18"/>
+        </w:rPr>
+        <w:t xml:space="preserve">        self.a = a</w:t>
+      </w:r>
+    </w:p>
+    <w:p>
+      <w:pPr>
+        <w:spacing w:after="0" w:line="240" w:lineRule="auto"/>
+      </w:pPr>
+      <w:r>
+        <w:rPr>
+          <w:rFonts w:ascii="Consolas" w:hAnsi="Consolas"/>
+          <w:sz w:val="18"/>
+        </w:rPr>
         <w:t xml:space="preserve"> </w:t>
       </w:r>
     </w:p>
@@ -2416,19 +3148,31 @@
           <w:rFonts w:ascii="Consolas" w:hAnsi="Consolas"/>
           <w:sz w:val="18"/>
         </w:rPr>
-        <w:t>class Parallelepiped(Body):</w:t>
-      </w:r>
-    </w:p>
-    <w:p>
-      <w:pPr>
-        <w:spacing w:after="0" w:line="240" w:lineRule="auto"/>
-      </w:pPr>
-      <w:r>
-        <w:rPr>
-          <w:rFonts w:ascii="Consolas" w:hAnsi="Consolas"/>
-          <w:sz w:val="18"/>
-        </w:rPr>
-        <w:t xml:space="preserve">    """Прямоугольный параллелепипед со сторонами a, b, c."""</w:t>
+        <w:t xml:space="preserve">    @property</w:t>
+      </w:r>
+    </w:p>
+    <w:p>
+      <w:pPr>
+        <w:spacing w:after="0" w:line="240" w:lineRule="auto"/>
+      </w:pPr>
+      <w:r>
+        <w:rPr>
+          <w:rFonts w:ascii="Consolas" w:hAnsi="Consolas"/>
+          <w:sz w:val="18"/>
+        </w:rPr>
+        <w:t xml:space="preserve">    def a(self):</w:t>
+      </w:r>
+    </w:p>
+    <w:p>
+      <w:pPr>
+        <w:spacing w:after="0" w:line="240" w:lineRule="auto"/>
+      </w:pPr>
+      <w:r>
+        <w:rPr>
+          <w:rFonts w:ascii="Consolas" w:hAnsi="Consolas"/>
+          <w:sz w:val="18"/>
+        </w:rPr>
+        <w:t xml:space="preserve">        return self._a</w:t>
       </w:r>
     </w:p>
     <w:p>
@@ -2452,7 +3196,247 @@
           <w:rFonts w:ascii="Consolas" w:hAnsi="Consolas"/>
           <w:sz w:val="18"/>
         </w:rPr>
-        <w:t xml:space="preserve">    def __init__(self, a, b, c, material):</w:t>
+        <w:t xml:space="preserve">    @a.setter</w:t>
+      </w:r>
+    </w:p>
+    <w:p>
+      <w:pPr>
+        <w:spacing w:after="0" w:line="240" w:lineRule="auto"/>
+      </w:pPr>
+      <w:r>
+        <w:rPr>
+          <w:rFonts w:ascii="Consolas" w:hAnsi="Consolas"/>
+          <w:sz w:val="18"/>
+        </w:rPr>
+        <w:t xml:space="preserve">    def a(self, value):</w:t>
+      </w:r>
+    </w:p>
+    <w:p>
+      <w:pPr>
+        <w:spacing w:after="0" w:line="240" w:lineRule="auto"/>
+      </w:pPr>
+      <w:r>
+        <w:rPr>
+          <w:rFonts w:ascii="Consolas" w:hAnsi="Consolas"/>
+          <w:sz w:val="18"/>
+        </w:rPr>
+        <w:t xml:space="preserve">        self._a = self._check(value)</w:t>
+      </w:r>
+    </w:p>
+    <w:p>
+      <w:pPr>
+        <w:spacing w:after="0" w:line="240" w:lineRule="auto"/>
+      </w:pPr>
+      <w:r>
+        <w:rPr>
+          <w:rFonts w:ascii="Consolas" w:hAnsi="Consolas"/>
+          <w:sz w:val="18"/>
+        </w:rPr>
+        <w:t xml:space="preserve"> </w:t>
+      </w:r>
+    </w:p>
+    <w:p>
+      <w:pPr>
+        <w:spacing w:after="0" w:line="240" w:lineRule="auto"/>
+      </w:pPr>
+      <w:r>
+        <w:rPr>
+          <w:rFonts w:ascii="Consolas" w:hAnsi="Consolas"/>
+          <w:sz w:val="18"/>
+        </w:rPr>
+        <w:t xml:space="preserve">    def volume(self):</w:t>
+      </w:r>
+    </w:p>
+    <w:p>
+      <w:pPr>
+        <w:spacing w:after="0" w:line="240" w:lineRule="auto"/>
+      </w:pPr>
+      <w:r>
+        <w:rPr>
+          <w:rFonts w:ascii="Consolas" w:hAnsi="Consolas"/>
+          <w:sz w:val="18"/>
+        </w:rPr>
+        <w:t xml:space="preserve">        return self._a ** 3 / (6 * math.sqrt(2))</w:t>
+      </w:r>
+    </w:p>
+    <w:p>
+      <w:pPr>
+        <w:spacing w:after="0" w:line="240" w:lineRule="auto"/>
+      </w:pPr>
+      <w:r>
+        <w:rPr>
+          <w:rFonts w:ascii="Consolas" w:hAnsi="Consolas"/>
+          <w:sz w:val="18"/>
+        </w:rPr>
+        <w:t xml:space="preserve"> </w:t>
+      </w:r>
+    </w:p>
+    <w:p>
+      <w:pPr>
+        <w:spacing w:after="0" w:line="240" w:lineRule="auto"/>
+      </w:pPr>
+      <w:r>
+        <w:rPr>
+          <w:rFonts w:ascii="Consolas" w:hAnsi="Consolas"/>
+          <w:sz w:val="18"/>
+        </w:rPr>
+        <w:t xml:space="preserve">    def surface_area(self):</w:t>
+      </w:r>
+    </w:p>
+    <w:p>
+      <w:pPr>
+        <w:spacing w:after="0" w:line="240" w:lineRule="auto"/>
+      </w:pPr>
+      <w:r>
+        <w:rPr>
+          <w:rFonts w:ascii="Consolas" w:hAnsi="Consolas"/>
+          <w:sz w:val="18"/>
+        </w:rPr>
+        <w:t xml:space="preserve">        return math.sqrt(3) * self._a ** 2</w:t>
+      </w:r>
+    </w:p>
+    <w:p>
+      <w:pPr>
+        <w:spacing w:after="0" w:line="240" w:lineRule="auto"/>
+      </w:pPr>
+      <w:r>
+        <w:rPr>
+          <w:rFonts w:ascii="Consolas" w:hAnsi="Consolas"/>
+          <w:sz w:val="18"/>
+        </w:rPr>
+        <w:t xml:space="preserve"> </w:t>
+      </w:r>
+    </w:p>
+    <w:p>
+      <w:pPr>
+        <w:spacing w:after="0" w:line="240" w:lineRule="auto"/>
+      </w:pPr>
+      <w:r>
+        <w:rPr>
+          <w:rFonts w:ascii="Consolas" w:hAnsi="Consolas"/>
+          <w:sz w:val="18"/>
+        </w:rPr>
+        <w:t xml:space="preserve">    def params_str(self):</w:t>
+      </w:r>
+    </w:p>
+    <w:p>
+      <w:pPr>
+        <w:spacing w:after="0" w:line="240" w:lineRule="auto"/>
+      </w:pPr>
+      <w:r>
+        <w:rPr>
+          <w:rFonts w:ascii="Consolas" w:hAnsi="Consolas"/>
+          <w:sz w:val="18"/>
+        </w:rPr>
+        <w:t xml:space="preserve">        return f"a={self._a:g}"</w:t>
+      </w:r>
+    </w:p>
+    <w:p>
+      <w:pPr>
+        <w:spacing w:after="0" w:line="240" w:lineRule="auto"/>
+      </w:pPr>
+      <w:r>
+        <w:rPr>
+          <w:rFonts w:ascii="Consolas" w:hAnsi="Consolas"/>
+          <w:sz w:val="18"/>
+        </w:rPr>
+        <w:t xml:space="preserve"> </w:t>
+      </w:r>
+    </w:p>
+    <w:p>
+      <w:pPr>
+        <w:spacing w:after="0" w:line="240" w:lineRule="auto"/>
+      </w:pPr>
+      <w:r>
+        <w:rPr>
+          <w:rFonts w:ascii="Consolas" w:hAnsi="Consolas"/>
+          <w:sz w:val="18"/>
+        </w:rPr>
+        <w:t xml:space="preserve">    def __repr__(self):</w:t>
+      </w:r>
+    </w:p>
+    <w:p>
+      <w:pPr>
+        <w:spacing w:after="0" w:line="240" w:lineRule="auto"/>
+      </w:pPr>
+      <w:r>
+        <w:rPr>
+          <w:rFonts w:ascii="Consolas" w:hAnsi="Consolas"/>
+          <w:sz w:val="18"/>
+        </w:rPr>
+        <w:t xml:space="preserve">        return f"Tetrahedron({self._a:g}, {self._material!r})"</w:t>
+      </w:r>
+    </w:p>
+    <w:p>
+      <w:pPr>
+        <w:spacing w:after="0" w:line="240" w:lineRule="auto"/>
+      </w:pPr>
+      <w:r>
+        <w:rPr>
+          <w:rFonts w:ascii="Consolas" w:hAnsi="Consolas"/>
+          <w:sz w:val="18"/>
+        </w:rPr>
+        <w:t xml:space="preserve"> </w:t>
+      </w:r>
+    </w:p>
+    <w:p>
+      <w:pPr>
+        <w:spacing w:after="0" w:line="240" w:lineRule="auto"/>
+      </w:pPr>
+      <w:r>
+        <w:rPr>
+          <w:rFonts w:ascii="Consolas" w:hAnsi="Consolas"/>
+          <w:sz w:val="18"/>
+        </w:rPr>
+        <w:t xml:space="preserve"> </w:t>
+      </w:r>
+    </w:p>
+    <w:p>
+      <w:pPr>
+        <w:spacing w:after="0" w:line="240" w:lineRule="auto"/>
+      </w:pPr>
+      <w:r>
+        <w:rPr>
+          <w:rFonts w:ascii="Consolas" w:hAnsi="Consolas"/>
+          <w:sz w:val="18"/>
+        </w:rPr>
+        <w:t>class SolidOfRevolution(Body):</w:t>
+      </w:r>
+    </w:p>
+    <w:p>
+      <w:pPr>
+        <w:spacing w:after="0" w:line="240" w:lineRule="auto"/>
+      </w:pPr>
+      <w:r>
+        <w:rPr>
+          <w:rFonts w:ascii="Consolas" w:hAnsi="Consolas"/>
+          <w:sz w:val="18"/>
+        </w:rPr>
+        <w:t xml:space="preserve">    """Промежуточный класс для тел вращения."""</w:t>
+      </w:r>
+    </w:p>
+    <w:p>
+      <w:pPr>
+        <w:spacing w:after="0" w:line="240" w:lineRule="auto"/>
+      </w:pPr>
+      <w:r>
+        <w:rPr>
+          <w:rFonts w:ascii="Consolas" w:hAnsi="Consolas"/>
+          <w:sz w:val="18"/>
+        </w:rPr>
+        <w:t xml:space="preserve"> </w:t>
+      </w:r>
+    </w:p>
+    <w:p>
+      <w:pPr>
+        <w:spacing w:after="0" w:line="240" w:lineRule="auto"/>
+      </w:pPr>
+      <w:r>
+        <w:rPr>
+          <w:rFonts w:ascii="Consolas" w:hAnsi="Consolas"/>
+          <w:sz w:val="18"/>
+        </w:rPr>
+        <w:t xml:space="preserve">    def __init__(self, r, material):</w:t>
       </w:r>
     </w:p>
     <w:p>
@@ -2476,31 +3460,7 @@
           <w:rFonts w:ascii="Consolas" w:hAnsi="Consolas"/>
           <w:sz w:val="18"/>
         </w:rPr>
-        <w:t xml:space="preserve">        self.a = a  # запись идёт через property с проверкой</w:t>
-      </w:r>
-    </w:p>
-    <w:p>
-      <w:pPr>
-        <w:spacing w:after="0" w:line="240" w:lineRule="auto"/>
-      </w:pPr>
-      <w:r>
-        <w:rPr>
-          <w:rFonts w:ascii="Consolas" w:hAnsi="Consolas"/>
-          <w:sz w:val="18"/>
-        </w:rPr>
-        <w:t xml:space="preserve">        self.b = b</w:t>
-      </w:r>
-    </w:p>
-    <w:p>
-      <w:pPr>
-        <w:spacing w:after="0" w:line="240" w:lineRule="auto"/>
-      </w:pPr>
-      <w:r>
-        <w:rPr>
-          <w:rFonts w:ascii="Consolas" w:hAnsi="Consolas"/>
-          <w:sz w:val="18"/>
-        </w:rPr>
-        <w:t xml:space="preserve">        self.c = c</w:t>
+        <w:t xml:space="preserve">        self.r = r</w:t>
       </w:r>
     </w:p>
     <w:p>
@@ -2524,18 +3484,6 @@
           <w:rFonts w:ascii="Consolas" w:hAnsi="Consolas"/>
           <w:sz w:val="18"/>
         </w:rPr>
-        <w:t xml:space="preserve">    # managed-атрибуты: общая проверка для всех сторон</w:t>
-      </w:r>
-    </w:p>
-    <w:p>
-      <w:pPr>
-        <w:spacing w:after="0" w:line="240" w:lineRule="auto"/>
-      </w:pPr>
-      <w:r>
-        <w:rPr>
-          <w:rFonts w:ascii="Consolas" w:hAnsi="Consolas"/>
-          <w:sz w:val="18"/>
-        </w:rPr>
         <w:t xml:space="preserve">    @property</w:t>
       </w:r>
     </w:p>
@@ -2548,19 +3496,19 @@
           <w:rFonts w:ascii="Consolas" w:hAnsi="Consolas"/>
           <w:sz w:val="18"/>
         </w:rPr>
-        <w:t xml:space="preserve">    def a(self):</w:t>
-      </w:r>
-    </w:p>
-    <w:p>
-      <w:pPr>
-        <w:spacing w:after="0" w:line="240" w:lineRule="auto"/>
-      </w:pPr>
-      <w:r>
-        <w:rPr>
-          <w:rFonts w:ascii="Consolas" w:hAnsi="Consolas"/>
-          <w:sz w:val="18"/>
-        </w:rPr>
-        <w:t xml:space="preserve">        return self._a</w:t>
+        <w:t xml:space="preserve">    def r(self):</w:t>
+      </w:r>
+    </w:p>
+    <w:p>
+      <w:pPr>
+        <w:spacing w:after="0" w:line="240" w:lineRule="auto"/>
+      </w:pPr>
+      <w:r>
+        <w:rPr>
+          <w:rFonts w:ascii="Consolas" w:hAnsi="Consolas"/>
+          <w:sz w:val="18"/>
+        </w:rPr>
+        <w:t xml:space="preserve">        return self._r</w:t>
       </w:r>
     </w:p>
     <w:p>
@@ -2584,31 +3532,31 @@
           <w:rFonts w:ascii="Consolas" w:hAnsi="Consolas"/>
           <w:sz w:val="18"/>
         </w:rPr>
-        <w:t xml:space="preserve">    @a.setter</w:t>
-      </w:r>
-    </w:p>
-    <w:p>
-      <w:pPr>
-        <w:spacing w:after="0" w:line="240" w:lineRule="auto"/>
-      </w:pPr>
-      <w:r>
-        <w:rPr>
-          <w:rFonts w:ascii="Consolas" w:hAnsi="Consolas"/>
-          <w:sz w:val="18"/>
-        </w:rPr>
-        <w:t xml:space="preserve">    def a(self, value):</w:t>
-      </w:r>
-    </w:p>
-    <w:p>
-      <w:pPr>
-        <w:spacing w:after="0" w:line="240" w:lineRule="auto"/>
-      </w:pPr>
-      <w:r>
-        <w:rPr>
-          <w:rFonts w:ascii="Consolas" w:hAnsi="Consolas"/>
-          <w:sz w:val="18"/>
-        </w:rPr>
-        <w:t xml:space="preserve">        self._a = self._check(value)</w:t>
+        <w:t xml:space="preserve">    @r.setter</w:t>
+      </w:r>
+    </w:p>
+    <w:p>
+      <w:pPr>
+        <w:spacing w:after="0" w:line="240" w:lineRule="auto"/>
+      </w:pPr>
+      <w:r>
+        <w:rPr>
+          <w:rFonts w:ascii="Consolas" w:hAnsi="Consolas"/>
+          <w:sz w:val="18"/>
+        </w:rPr>
+        <w:t xml:space="preserve">    def r(self, value):</w:t>
+      </w:r>
+    </w:p>
+    <w:p>
+      <w:pPr>
+        <w:spacing w:after="0" w:line="240" w:lineRule="auto"/>
+      </w:pPr>
+      <w:r>
+        <w:rPr>
+          <w:rFonts w:ascii="Consolas" w:hAnsi="Consolas"/>
+          <w:sz w:val="18"/>
+        </w:rPr>
+        <w:t xml:space="preserve">        self._r = self._check(value)</w:t>
       </w:r>
     </w:p>
     <w:p>
@@ -2632,31 +3580,19 @@
           <w:rFonts w:ascii="Consolas" w:hAnsi="Consolas"/>
           <w:sz w:val="18"/>
         </w:rPr>
-        <w:t xml:space="preserve">    @property</w:t>
-      </w:r>
-    </w:p>
-    <w:p>
-      <w:pPr>
-        <w:spacing w:after="0" w:line="240" w:lineRule="auto"/>
-      </w:pPr>
-      <w:r>
-        <w:rPr>
-          <w:rFonts w:ascii="Consolas" w:hAnsi="Consolas"/>
-          <w:sz w:val="18"/>
-        </w:rPr>
-        <w:t xml:space="preserve">    def b(self):</w:t>
-      </w:r>
-    </w:p>
-    <w:p>
-      <w:pPr>
-        <w:spacing w:after="0" w:line="240" w:lineRule="auto"/>
-      </w:pPr>
-      <w:r>
-        <w:rPr>
-          <w:rFonts w:ascii="Consolas" w:hAnsi="Consolas"/>
-          <w:sz w:val="18"/>
-        </w:rPr>
-        <w:t xml:space="preserve">        return self._b</w:t>
+        <w:t xml:space="preserve">    def volume(self):</w:t>
+      </w:r>
+    </w:p>
+    <w:p>
+      <w:pPr>
+        <w:spacing w:after="0" w:line="240" w:lineRule="auto"/>
+      </w:pPr>
+      <w:r>
+        <w:rPr>
+          <w:rFonts w:ascii="Consolas" w:hAnsi="Consolas"/>
+          <w:sz w:val="18"/>
+        </w:rPr>
+        <w:t xml:space="preserve">        return 4 / 3 * math.pi * self._r ** 3</w:t>
       </w:r>
     </w:p>
     <w:p>
@@ -2680,31 +3616,19 @@
           <w:rFonts w:ascii="Consolas" w:hAnsi="Consolas"/>
           <w:sz w:val="18"/>
         </w:rPr>
-        <w:t xml:space="preserve">    @b.setter</w:t>
-      </w:r>
-    </w:p>
-    <w:p>
-      <w:pPr>
-        <w:spacing w:after="0" w:line="240" w:lineRule="auto"/>
-      </w:pPr>
-      <w:r>
-        <w:rPr>
-          <w:rFonts w:ascii="Consolas" w:hAnsi="Consolas"/>
-          <w:sz w:val="18"/>
-        </w:rPr>
-        <w:t xml:space="preserve">    def b(self, value):</w:t>
-      </w:r>
-    </w:p>
-    <w:p>
-      <w:pPr>
-        <w:spacing w:after="0" w:line="240" w:lineRule="auto"/>
-      </w:pPr>
-      <w:r>
-        <w:rPr>
-          <w:rFonts w:ascii="Consolas" w:hAnsi="Consolas"/>
-          <w:sz w:val="18"/>
-        </w:rPr>
-        <w:t xml:space="preserve">        self._b = self._check(value)</w:t>
+        <w:t xml:space="preserve">    def surface_area(self):</w:t>
+      </w:r>
+    </w:p>
+    <w:p>
+      <w:pPr>
+        <w:spacing w:after="0" w:line="240" w:lineRule="auto"/>
+      </w:pPr>
+      <w:r>
+        <w:rPr>
+          <w:rFonts w:ascii="Consolas" w:hAnsi="Consolas"/>
+          <w:sz w:val="18"/>
+        </w:rPr>
+        <w:t xml:space="preserve">        return 4 * math.pi * self._r ** 2</w:t>
       </w:r>
     </w:p>
     <w:p>
@@ -2728,31 +3652,19 @@
           <w:rFonts w:ascii="Consolas" w:hAnsi="Consolas"/>
           <w:sz w:val="18"/>
         </w:rPr>
-        <w:t xml:space="preserve">    @property</w:t>
-      </w:r>
-    </w:p>
-    <w:p>
-      <w:pPr>
-        <w:spacing w:after="0" w:line="240" w:lineRule="auto"/>
-      </w:pPr>
-      <w:r>
-        <w:rPr>
-          <w:rFonts w:ascii="Consolas" w:hAnsi="Consolas"/>
-          <w:sz w:val="18"/>
-        </w:rPr>
-        <w:t xml:space="preserve">    def c(self):</w:t>
-      </w:r>
-    </w:p>
-    <w:p>
-      <w:pPr>
-        <w:spacing w:after="0" w:line="240" w:lineRule="auto"/>
-      </w:pPr>
-      <w:r>
-        <w:rPr>
-          <w:rFonts w:ascii="Consolas" w:hAnsi="Consolas"/>
-          <w:sz w:val="18"/>
-        </w:rPr>
-        <w:t xml:space="preserve">        return self._c</w:t>
+        <w:t xml:space="preserve">    def params_str(self):</w:t>
+      </w:r>
+    </w:p>
+    <w:p>
+      <w:pPr>
+        <w:spacing w:after="0" w:line="240" w:lineRule="auto"/>
+      </w:pPr>
+      <w:r>
+        <w:rPr>
+          <w:rFonts w:ascii="Consolas" w:hAnsi="Consolas"/>
+          <w:sz w:val="18"/>
+        </w:rPr>
+        <w:t xml:space="preserve">        return f"r={self._r:g}"</w:t>
       </w:r>
     </w:p>
     <w:p>
@@ -2776,31 +3688,19 @@
           <w:rFonts w:ascii="Consolas" w:hAnsi="Consolas"/>
           <w:sz w:val="18"/>
         </w:rPr>
-        <w:t xml:space="preserve">    @c.setter</w:t>
-      </w:r>
-    </w:p>
-    <w:p>
-      <w:pPr>
-        <w:spacing w:after="0" w:line="240" w:lineRule="auto"/>
-      </w:pPr>
-      <w:r>
-        <w:rPr>
-          <w:rFonts w:ascii="Consolas" w:hAnsi="Consolas"/>
-          <w:sz w:val="18"/>
-        </w:rPr>
-        <w:t xml:space="preserve">    def c(self, value):</w:t>
-      </w:r>
-    </w:p>
-    <w:p>
-      <w:pPr>
-        <w:spacing w:after="0" w:line="240" w:lineRule="auto"/>
-      </w:pPr>
-      <w:r>
-        <w:rPr>
-          <w:rFonts w:ascii="Consolas" w:hAnsi="Consolas"/>
-          <w:sz w:val="18"/>
-        </w:rPr>
-        <w:t xml:space="preserve">        self._c = self._check(value)</w:t>
+        <w:t xml:space="preserve">    def __repr__(self):</w:t>
+      </w:r>
+    </w:p>
+    <w:p>
+      <w:pPr>
+        <w:spacing w:after="0" w:line="240" w:lineRule="auto"/>
+      </w:pPr>
+      <w:r>
+        <w:rPr>
+          <w:rFonts w:ascii="Consolas" w:hAnsi="Consolas"/>
+          <w:sz w:val="18"/>
+        </w:rPr>
+        <w:t xml:space="preserve">        return f"SolidOfRevolution({self._r:g}, {self._material!r})"</w:t>
       </w:r>
     </w:p>
     <w:p>
@@ -2824,90 +3724,6 @@
           <w:rFonts w:ascii="Consolas" w:hAnsi="Consolas"/>
           <w:sz w:val="18"/>
         </w:rPr>
-        <w:t xml:space="preserve">    @staticmethod</w:t>
-      </w:r>
-    </w:p>
-    <w:p>
-      <w:pPr>
-        <w:spacing w:after="0" w:line="240" w:lineRule="auto"/>
-      </w:pPr>
-      <w:r>
-        <w:rPr>
-          <w:rFonts w:ascii="Consolas" w:hAnsi="Consolas"/>
-          <w:sz w:val="18"/>
-        </w:rPr>
-        <w:t xml:space="preserve">    def _check(value):</w:t>
-      </w:r>
-    </w:p>
-    <w:p>
-      <w:pPr>
-        <w:spacing w:after="0" w:line="240" w:lineRule="auto"/>
-      </w:pPr>
-      <w:r>
-        <w:rPr>
-          <w:rFonts w:ascii="Consolas" w:hAnsi="Consolas"/>
-          <w:sz w:val="18"/>
-        </w:rPr>
-        <w:t xml:space="preserve">        if not isinstance(value, (int, float)) or isinstance(value, bool):</w:t>
-      </w:r>
-    </w:p>
-    <w:p>
-      <w:pPr>
-        <w:spacing w:after="0" w:line="240" w:lineRule="auto"/>
-      </w:pPr>
-      <w:r>
-        <w:rPr>
-          <w:rFonts w:ascii="Consolas" w:hAnsi="Consolas"/>
-          <w:sz w:val="18"/>
-        </w:rPr>
-        <w:t xml:space="preserve">            raise ValueError("размер должен быть числом")</w:t>
-      </w:r>
-    </w:p>
-    <w:p>
-      <w:pPr>
-        <w:spacing w:after="0" w:line="240" w:lineRule="auto"/>
-      </w:pPr>
-      <w:r>
-        <w:rPr>
-          <w:rFonts w:ascii="Consolas" w:hAnsi="Consolas"/>
-          <w:sz w:val="18"/>
-        </w:rPr>
-        <w:t xml:space="preserve">        if value &lt;= 0:</w:t>
-      </w:r>
-    </w:p>
-    <w:p>
-      <w:pPr>
-        <w:spacing w:after="0" w:line="240" w:lineRule="auto"/>
-      </w:pPr>
-      <w:r>
-        <w:rPr>
-          <w:rFonts w:ascii="Consolas" w:hAnsi="Consolas"/>
-          <w:sz w:val="18"/>
-        </w:rPr>
-        <w:t xml:space="preserve">            raise ValueError("размер должен быть положительным")</w:t>
-      </w:r>
-    </w:p>
-    <w:p>
-      <w:pPr>
-        <w:spacing w:after="0" w:line="240" w:lineRule="auto"/>
-      </w:pPr>
-      <w:r>
-        <w:rPr>
-          <w:rFonts w:ascii="Consolas" w:hAnsi="Consolas"/>
-          <w:sz w:val="18"/>
-        </w:rPr>
-        <w:t xml:space="preserve">        return float(value)</w:t>
-      </w:r>
-    </w:p>
-    <w:p>
-      <w:pPr>
-        <w:spacing w:after="0" w:line="240" w:lineRule="auto"/>
-      </w:pPr>
-      <w:r>
-        <w:rPr>
-          <w:rFonts w:ascii="Consolas" w:hAnsi="Consolas"/>
-          <w:sz w:val="18"/>
-        </w:rPr>
         <w:t xml:space="preserve"> </w:t>
       </w:r>
     </w:p>
@@ -2920,19 +3736,19 @@
           <w:rFonts w:ascii="Consolas" w:hAnsi="Consolas"/>
           <w:sz w:val="18"/>
         </w:rPr>
-        <w:t xml:space="preserve">    def volume(self):</w:t>
-      </w:r>
-    </w:p>
-    <w:p>
-      <w:pPr>
-        <w:spacing w:after="0" w:line="240" w:lineRule="auto"/>
-      </w:pPr>
-      <w:r>
-        <w:rPr>
-          <w:rFonts w:ascii="Consolas" w:hAnsi="Consolas"/>
-          <w:sz w:val="18"/>
-        </w:rPr>
-        <w:t xml:space="preserve">        return self._a * self._b * self._c</w:t>
+        <w:t>class Sphere(SolidOfRevolution):</w:t>
+      </w:r>
+    </w:p>
+    <w:p>
+      <w:pPr>
+        <w:spacing w:after="0" w:line="240" w:lineRule="auto"/>
+      </w:pPr>
+      <w:r>
+        <w:rPr>
+          <w:rFonts w:ascii="Consolas" w:hAnsi="Consolas"/>
+          <w:sz w:val="18"/>
+        </w:rPr>
+        <w:t xml:space="preserve">    """Шар радиуса r."""</w:t>
       </w:r>
     </w:p>
     <w:p>
@@ -2956,19 +3772,19 @@
           <w:rFonts w:ascii="Consolas" w:hAnsi="Consolas"/>
           <w:sz w:val="18"/>
         </w:rPr>
-        <w:t xml:space="preserve">    def surface_area(self):</w:t>
-      </w:r>
-    </w:p>
-    <w:p>
-      <w:pPr>
-        <w:spacing w:after="0" w:line="240" w:lineRule="auto"/>
-      </w:pPr>
-      <w:r>
-        <w:rPr>
-          <w:rFonts w:ascii="Consolas" w:hAnsi="Consolas"/>
-          <w:sz w:val="18"/>
-        </w:rPr>
-        <w:t xml:space="preserve">        return 2 * (self._a * self._b + self._b * self._c + self._a * self._c)</w:t>
+        <w:t xml:space="preserve">    def __init__(self, r, material):</w:t>
+      </w:r>
+    </w:p>
+    <w:p>
+      <w:pPr>
+        <w:spacing w:after="0" w:line="240" w:lineRule="auto"/>
+      </w:pPr>
+      <w:r>
+        <w:rPr>
+          <w:rFonts w:ascii="Consolas" w:hAnsi="Consolas"/>
+          <w:sz w:val="18"/>
+        </w:rPr>
+        <w:t xml:space="preserve">        super().__init__(r, material)</w:t>
       </w:r>
     </w:p>
     <w:p>
@@ -2992,19 +3808,54 @@
           <w:rFonts w:ascii="Consolas" w:hAnsi="Consolas"/>
           <w:sz w:val="18"/>
         </w:rPr>
-        <w:t xml:space="preserve">    def params_str(self):</w:t>
-      </w:r>
-    </w:p>
-    <w:p>
-      <w:pPr>
-        <w:spacing w:after="0" w:line="240" w:lineRule="auto"/>
-      </w:pPr>
-      <w:r>
-        <w:rPr>
-          <w:rFonts w:ascii="Consolas" w:hAnsi="Consolas"/>
-          <w:sz w:val="18"/>
-        </w:rPr>
-        <w:t xml:space="preserve">        return f"a={self._a:g}, b={self._b:g}, c={self._c:g}"</w:t>
+        <w:t xml:space="preserve">    def __repr__(self):</w:t>
+      </w:r>
+    </w:p>
+    <w:p>
+      <w:pPr>
+        <w:spacing w:after="0" w:line="240" w:lineRule="auto"/>
+      </w:pPr>
+      <w:r>
+        <w:rPr>
+          <w:rFonts w:ascii="Consolas" w:hAnsi="Consolas"/>
+          <w:sz w:val="18"/>
+        </w:rPr>
+        <w:t xml:space="preserve">        return f"Sphere({self._r:g}, {self._material!r})"</w:t>
+      </w:r>
+    </w:p>
+    <w:p>
+      <w:pPr>
+        <w:spacing w:after="40"/>
+      </w:pPr>
+      <w:r>
+        <w:rPr>
+          <w:b w:val="0"/>
+        </w:rPr>
+        <w:t>geometry/storage.py</w:t>
+      </w:r>
+    </w:p>
+    <w:p>
+      <w:pPr>
+        <w:spacing w:after="0" w:line="240" w:lineRule="auto"/>
+      </w:pPr>
+      <w:r>
+        <w:rPr>
+          <w:rFonts w:ascii="Consolas" w:hAnsi="Consolas"/>
+          <w:sz w:val="18"/>
+        </w:rPr>
+        <w:t># -*- coding: utf-8 -*-</w:t>
+      </w:r>
+    </w:p>
+    <w:p>
+      <w:pPr>
+        <w:spacing w:after="0" w:line="240" w:lineRule="auto"/>
+      </w:pPr>
+      <w:r>
+        <w:rPr>
+          <w:rFonts w:ascii="Consolas" w:hAnsi="Consolas"/>
+          <w:sz w:val="18"/>
+        </w:rPr>
+        <w:t>"""Хранение результатов расчётов: sqlite3 + экспорт в docx/xlsx."""</w:t>
       </w:r>
     </w:p>
     <w:p>
@@ -3028,6 +3879,30 @@
           <w:rFonts w:ascii="Consolas" w:hAnsi="Consolas"/>
           <w:sz w:val="18"/>
         </w:rPr>
+        <w:t>import sqlite3</w:t>
+      </w:r>
+    </w:p>
+    <w:p>
+      <w:pPr>
+        <w:spacing w:after="0" w:line="240" w:lineRule="auto"/>
+      </w:pPr>
+      <w:r>
+        <w:rPr>
+          <w:rFonts w:ascii="Consolas" w:hAnsi="Consolas"/>
+          <w:sz w:val="18"/>
+        </w:rPr>
+        <w:t>from datetime import datetime</w:t>
+      </w:r>
+    </w:p>
+    <w:p>
+      <w:pPr>
+        <w:spacing w:after="0" w:line="240" w:lineRule="auto"/>
+      </w:pPr>
+      <w:r>
+        <w:rPr>
+          <w:rFonts w:ascii="Consolas" w:hAnsi="Consolas"/>
+          <w:sz w:val="18"/>
+        </w:rPr>
         <w:t xml:space="preserve"> </w:t>
       </w:r>
     </w:p>
@@ -3040,19 +3915,19 @@
           <w:rFonts w:ascii="Consolas" w:hAnsi="Consolas"/>
           <w:sz w:val="18"/>
         </w:rPr>
-        <w:t>class Tetrahedron(Body):</w:t>
-      </w:r>
-    </w:p>
-    <w:p>
-      <w:pPr>
-        <w:spacing w:after="0" w:line="240" w:lineRule="auto"/>
-      </w:pPr>
-      <w:r>
-        <w:rPr>
-          <w:rFonts w:ascii="Consolas" w:hAnsi="Consolas"/>
-          <w:sz w:val="18"/>
-        </w:rPr>
-        <w:t xml:space="preserve">    """Правильный тетраэдр с ребром a."""</w:t>
+        <w:t>from docx import Document</w:t>
+      </w:r>
+    </w:p>
+    <w:p>
+      <w:pPr>
+        <w:spacing w:after="0" w:line="240" w:lineRule="auto"/>
+      </w:pPr>
+      <w:r>
+        <w:rPr>
+          <w:rFonts w:ascii="Consolas" w:hAnsi="Consolas"/>
+          <w:sz w:val="18"/>
+        </w:rPr>
+        <w:t>from openpyxl import Workbook</w:t>
       </w:r>
     </w:p>
     <w:p>
@@ -3076,42 +3951,6 @@
           <w:rFonts w:ascii="Consolas" w:hAnsi="Consolas"/>
           <w:sz w:val="18"/>
         </w:rPr>
-        <w:t xml:space="preserve">    def __init__(self, a, material):</w:t>
-      </w:r>
-    </w:p>
-    <w:p>
-      <w:pPr>
-        <w:spacing w:after="0" w:line="240" w:lineRule="auto"/>
-      </w:pPr>
-      <w:r>
-        <w:rPr>
-          <w:rFonts w:ascii="Consolas" w:hAnsi="Consolas"/>
-          <w:sz w:val="18"/>
-        </w:rPr>
-        <w:t xml:space="preserve">        super().__init__(material)</w:t>
-      </w:r>
-    </w:p>
-    <w:p>
-      <w:pPr>
-        <w:spacing w:after="0" w:line="240" w:lineRule="auto"/>
-      </w:pPr>
-      <w:r>
-        <w:rPr>
-          <w:rFonts w:ascii="Consolas" w:hAnsi="Consolas"/>
-          <w:sz w:val="18"/>
-        </w:rPr>
-        <w:t xml:space="preserve">        self.a = a</w:t>
-      </w:r>
-    </w:p>
-    <w:p>
-      <w:pPr>
-        <w:spacing w:after="0" w:line="240" w:lineRule="auto"/>
-      </w:pPr>
-      <w:r>
-        <w:rPr>
-          <w:rFonts w:ascii="Consolas" w:hAnsi="Consolas"/>
-          <w:sz w:val="18"/>
-        </w:rPr>
         <w:t xml:space="preserve"> </w:t>
       </w:r>
     </w:p>
@@ -3124,31 +3963,19 @@
           <w:rFonts w:ascii="Consolas" w:hAnsi="Consolas"/>
           <w:sz w:val="18"/>
         </w:rPr>
-        <w:t xml:space="preserve">    @property</w:t>
-      </w:r>
-    </w:p>
-    <w:p>
-      <w:pPr>
-        <w:spacing w:after="0" w:line="240" w:lineRule="auto"/>
-      </w:pPr>
-      <w:r>
-        <w:rPr>
-          <w:rFonts w:ascii="Consolas" w:hAnsi="Consolas"/>
-          <w:sz w:val="18"/>
-        </w:rPr>
-        <w:t xml:space="preserve">    def a(self):</w:t>
-      </w:r>
-    </w:p>
-    <w:p>
-      <w:pPr>
-        <w:spacing w:after="0" w:line="240" w:lineRule="auto"/>
-      </w:pPr>
-      <w:r>
-        <w:rPr>
-          <w:rFonts w:ascii="Consolas" w:hAnsi="Consolas"/>
-          <w:sz w:val="18"/>
-        </w:rPr>
-        <w:t xml:space="preserve">        return self._a</w:t>
+        <w:t>class ResultsDB:</w:t>
+      </w:r>
+    </w:p>
+    <w:p>
+      <w:pPr>
+        <w:spacing w:after="0" w:line="240" w:lineRule="auto"/>
+      </w:pPr>
+      <w:r>
+        <w:rPr>
+          <w:rFonts w:ascii="Consolas" w:hAnsi="Consolas"/>
+          <w:sz w:val="18"/>
+        </w:rPr>
+        <w:t xml:space="preserve">    """Обёртка над sqlite3 для таблицы результатов."""</w:t>
       </w:r>
     </w:p>
     <w:p>
@@ -3172,31 +3999,91 @@
           <w:rFonts w:ascii="Consolas" w:hAnsi="Consolas"/>
           <w:sz w:val="18"/>
         </w:rPr>
-        <w:t xml:space="preserve">    @a.setter</w:t>
-      </w:r>
-    </w:p>
-    <w:p>
-      <w:pPr>
-        <w:spacing w:after="0" w:line="240" w:lineRule="auto"/>
-      </w:pPr>
-      <w:r>
-        <w:rPr>
-          <w:rFonts w:ascii="Consolas" w:hAnsi="Consolas"/>
-          <w:sz w:val="18"/>
-        </w:rPr>
-        <w:t xml:space="preserve">    def a(self, value):</w:t>
-      </w:r>
-    </w:p>
-    <w:p>
-      <w:pPr>
-        <w:spacing w:after="0" w:line="240" w:lineRule="auto"/>
-      </w:pPr>
-      <w:r>
-        <w:rPr>
-          <w:rFonts w:ascii="Consolas" w:hAnsi="Consolas"/>
-          <w:sz w:val="18"/>
-        </w:rPr>
-        <w:t xml:space="preserve">        self._a = Parallelepiped._check(value)</w:t>
+        <w:t xml:space="preserve">    def __init__(self, path="results.db"):</w:t>
+      </w:r>
+    </w:p>
+    <w:p>
+      <w:pPr>
+        <w:spacing w:after="0" w:line="240" w:lineRule="auto"/>
+      </w:pPr>
+      <w:r>
+        <w:rPr>
+          <w:rFonts w:ascii="Consolas" w:hAnsi="Consolas"/>
+          <w:sz w:val="18"/>
+        </w:rPr>
+        <w:t xml:space="preserve">        self._conn = sqlite3.connect(path)</w:t>
+      </w:r>
+    </w:p>
+    <w:p>
+      <w:pPr>
+        <w:spacing w:after="0" w:line="240" w:lineRule="auto"/>
+      </w:pPr>
+      <w:r>
+        <w:rPr>
+          <w:rFonts w:ascii="Consolas" w:hAnsi="Consolas"/>
+          <w:sz w:val="18"/>
+        </w:rPr>
+        <w:t xml:space="preserve">        self._conn.execute(</w:t>
+      </w:r>
+    </w:p>
+    <w:p>
+      <w:pPr>
+        <w:spacing w:after="0" w:line="240" w:lineRule="auto"/>
+      </w:pPr>
+      <w:r>
+        <w:rPr>
+          <w:rFonts w:ascii="Consolas" w:hAnsi="Consolas"/>
+          <w:sz w:val="18"/>
+        </w:rPr>
+        <w:t xml:space="preserve">            "CREATE TABLE IF NOT EXISTS results ("</w:t>
+      </w:r>
+    </w:p>
+    <w:p>
+      <w:pPr>
+        <w:spacing w:after="0" w:line="240" w:lineRule="auto"/>
+      </w:pPr>
+      <w:r>
+        <w:rPr>
+          <w:rFonts w:ascii="Consolas" w:hAnsi="Consolas"/>
+          <w:sz w:val="18"/>
+        </w:rPr>
+        <w:t xml:space="preserve">            "id INTEGER PRIMARY KEY AUTOINCREMENT, "</w:t>
+      </w:r>
+    </w:p>
+    <w:p>
+      <w:pPr>
+        <w:spacing w:after="0" w:line="240" w:lineRule="auto"/>
+      </w:pPr>
+      <w:r>
+        <w:rPr>
+          <w:rFonts w:ascii="Consolas" w:hAnsi="Consolas"/>
+          <w:sz w:val="18"/>
+        </w:rPr>
+        <w:t xml:space="preserve">            "body TEXT, params TEXT, material TEXT, "</w:t>
+      </w:r>
+    </w:p>
+    <w:p>
+      <w:pPr>
+        <w:spacing w:after="0" w:line="240" w:lineRule="auto"/>
+      </w:pPr>
+      <w:r>
+        <w:rPr>
+          <w:rFonts w:ascii="Consolas" w:hAnsi="Consolas"/>
+          <w:sz w:val="18"/>
+        </w:rPr>
+        <w:t xml:space="preserve">            "volume REAL, area REAL, mass REAL, created TEXT)"</w:t>
+      </w:r>
+    </w:p>
+    <w:p>
+      <w:pPr>
+        <w:spacing w:after="0" w:line="240" w:lineRule="auto"/>
+      </w:pPr>
+      <w:r>
+        <w:rPr>
+          <w:rFonts w:ascii="Consolas" w:hAnsi="Consolas"/>
+          <w:sz w:val="18"/>
+        </w:rPr>
+        <w:t xml:space="preserve">        )</w:t>
       </w:r>
     </w:p>
     <w:p>
@@ -3220,19 +4107,127 @@
           <w:rFonts w:ascii="Consolas" w:hAnsi="Consolas"/>
           <w:sz w:val="18"/>
         </w:rPr>
-        <w:t xml:space="preserve">    def volume(self):</w:t>
-      </w:r>
-    </w:p>
-    <w:p>
-      <w:pPr>
-        <w:spacing w:after="0" w:line="240" w:lineRule="auto"/>
-      </w:pPr>
-      <w:r>
-        <w:rPr>
-          <w:rFonts w:ascii="Consolas" w:hAnsi="Consolas"/>
-          <w:sz w:val="18"/>
-        </w:rPr>
-        <w:t xml:space="preserve">        return self._a ** 3 / (6 * math.sqrt(2))</w:t>
+        <w:t xml:space="preserve">    def add(self, body):</w:t>
+      </w:r>
+    </w:p>
+    <w:p>
+      <w:pPr>
+        <w:spacing w:after="0" w:line="240" w:lineRule="auto"/>
+      </w:pPr>
+      <w:r>
+        <w:rPr>
+          <w:rFonts w:ascii="Consolas" w:hAnsi="Consolas"/>
+          <w:sz w:val="18"/>
+        </w:rPr>
+        <w:t xml:space="preserve">        """Сохранить результат расчёта тела."""</w:t>
+      </w:r>
+    </w:p>
+    <w:p>
+      <w:pPr>
+        <w:spacing w:after="0" w:line="240" w:lineRule="auto"/>
+      </w:pPr>
+      <w:r>
+        <w:rPr>
+          <w:rFonts w:ascii="Consolas" w:hAnsi="Consolas"/>
+          <w:sz w:val="18"/>
+        </w:rPr>
+        <w:t xml:space="preserve">        cur = self._conn.execute(</w:t>
+      </w:r>
+    </w:p>
+    <w:p>
+      <w:pPr>
+        <w:spacing w:after="0" w:line="240" w:lineRule="auto"/>
+      </w:pPr>
+      <w:r>
+        <w:rPr>
+          <w:rFonts w:ascii="Consolas" w:hAnsi="Consolas"/>
+          <w:sz w:val="18"/>
+        </w:rPr>
+        <w:t xml:space="preserve">            "INSERT INTO results (body, params, material, volume, area, mass, created) "</w:t>
+      </w:r>
+    </w:p>
+    <w:p>
+      <w:pPr>
+        <w:spacing w:after="0" w:line="240" w:lineRule="auto"/>
+      </w:pPr>
+      <w:r>
+        <w:rPr>
+          <w:rFonts w:ascii="Consolas" w:hAnsi="Consolas"/>
+          <w:sz w:val="18"/>
+        </w:rPr>
+        <w:t xml:space="preserve">            "VALUES (?, ?, ?, ?, ?, ?, ?)",</w:t>
+      </w:r>
+    </w:p>
+    <w:p>
+      <w:pPr>
+        <w:spacing w:after="0" w:line="240" w:lineRule="auto"/>
+      </w:pPr>
+      <w:r>
+        <w:rPr>
+          <w:rFonts w:ascii="Consolas" w:hAnsi="Consolas"/>
+          <w:sz w:val="18"/>
+        </w:rPr>
+        <w:t xml:space="preserve">            (body.kind(), body.params_str(), str(body.material),</w:t>
+      </w:r>
+    </w:p>
+    <w:p>
+      <w:pPr>
+        <w:spacing w:after="0" w:line="240" w:lineRule="auto"/>
+      </w:pPr>
+      <w:r>
+        <w:rPr>
+          <w:rFonts w:ascii="Consolas" w:hAnsi="Consolas"/>
+          <w:sz w:val="18"/>
+        </w:rPr>
+        <w:t xml:space="preserve">             body.volume(), body.surface_area(), body.mass,</w:t>
+      </w:r>
+    </w:p>
+    <w:p>
+      <w:pPr>
+        <w:spacing w:after="0" w:line="240" w:lineRule="auto"/>
+      </w:pPr>
+      <w:r>
+        <w:rPr>
+          <w:rFonts w:ascii="Consolas" w:hAnsi="Consolas"/>
+          <w:sz w:val="18"/>
+        </w:rPr>
+        <w:t xml:space="preserve">             datetime.now().strftime("%Y-%m-%d %H:%M:%S")),</w:t>
+      </w:r>
+    </w:p>
+    <w:p>
+      <w:pPr>
+        <w:spacing w:after="0" w:line="240" w:lineRule="auto"/>
+      </w:pPr>
+      <w:r>
+        <w:rPr>
+          <w:rFonts w:ascii="Consolas" w:hAnsi="Consolas"/>
+          <w:sz w:val="18"/>
+        </w:rPr>
+        <w:t xml:space="preserve">        )</w:t>
+      </w:r>
+    </w:p>
+    <w:p>
+      <w:pPr>
+        <w:spacing w:after="0" w:line="240" w:lineRule="auto"/>
+      </w:pPr>
+      <w:r>
+        <w:rPr>
+          <w:rFonts w:ascii="Consolas" w:hAnsi="Consolas"/>
+          <w:sz w:val="18"/>
+        </w:rPr>
+        <w:t xml:space="preserve">        self._conn.commit()</w:t>
+      </w:r>
+    </w:p>
+    <w:p>
+      <w:pPr>
+        <w:spacing w:after="0" w:line="240" w:lineRule="auto"/>
+      </w:pPr>
+      <w:r>
+        <w:rPr>
+          <w:rFonts w:ascii="Consolas" w:hAnsi="Consolas"/>
+          <w:sz w:val="18"/>
+        </w:rPr>
+        <w:t xml:space="preserve">        return cur.lastrowid</w:t>
       </w:r>
     </w:p>
     <w:p>
@@ -3256,19 +4251,67 @@
           <w:rFonts w:ascii="Consolas" w:hAnsi="Consolas"/>
           <w:sz w:val="18"/>
         </w:rPr>
-        <w:t xml:space="preserve">    def surface_area(self):</w:t>
-      </w:r>
-    </w:p>
-    <w:p>
-      <w:pPr>
-        <w:spacing w:after="0" w:line="240" w:lineRule="auto"/>
-      </w:pPr>
-      <w:r>
-        <w:rPr>
-          <w:rFonts w:ascii="Consolas" w:hAnsi="Consolas"/>
-          <w:sz w:val="18"/>
-        </w:rPr>
-        <w:t xml:space="preserve">        return math.sqrt(3) * self._a ** 2</w:t>
+        <w:t xml:space="preserve">    def all(self):</w:t>
+      </w:r>
+    </w:p>
+    <w:p>
+      <w:pPr>
+        <w:spacing w:after="0" w:line="240" w:lineRule="auto"/>
+      </w:pPr>
+      <w:r>
+        <w:rPr>
+          <w:rFonts w:ascii="Consolas" w:hAnsi="Consolas"/>
+          <w:sz w:val="18"/>
+        </w:rPr>
+        <w:t xml:space="preserve">        """Все записи в виде списка кортежей."""</w:t>
+      </w:r>
+    </w:p>
+    <w:p>
+      <w:pPr>
+        <w:spacing w:after="0" w:line="240" w:lineRule="auto"/>
+      </w:pPr>
+      <w:r>
+        <w:rPr>
+          <w:rFonts w:ascii="Consolas" w:hAnsi="Consolas"/>
+          <w:sz w:val="18"/>
+        </w:rPr>
+        <w:t xml:space="preserve">        return self._conn.execute(</w:t>
+      </w:r>
+    </w:p>
+    <w:p>
+      <w:pPr>
+        <w:spacing w:after="0" w:line="240" w:lineRule="auto"/>
+      </w:pPr>
+      <w:r>
+        <w:rPr>
+          <w:rFonts w:ascii="Consolas" w:hAnsi="Consolas"/>
+          <w:sz w:val="18"/>
+        </w:rPr>
+        <w:t xml:space="preserve">            "SELECT id, body, params, material, volume, area, mass, created "</w:t>
+      </w:r>
+    </w:p>
+    <w:p>
+      <w:pPr>
+        <w:spacing w:after="0" w:line="240" w:lineRule="auto"/>
+      </w:pPr>
+      <w:r>
+        <w:rPr>
+          <w:rFonts w:ascii="Consolas" w:hAnsi="Consolas"/>
+          <w:sz w:val="18"/>
+        </w:rPr>
+        <w:t xml:space="preserve">            "FROM results ORDER BY id"</w:t>
+      </w:r>
+    </w:p>
+    <w:p>
+      <w:pPr>
+        <w:spacing w:after="0" w:line="240" w:lineRule="auto"/>
+      </w:pPr>
+      <w:r>
+        <w:rPr>
+          <w:rFonts w:ascii="Consolas" w:hAnsi="Consolas"/>
+          <w:sz w:val="18"/>
+        </w:rPr>
+        <w:t xml:space="preserve">        ).fetchall()</w:t>
       </w:r>
     </w:p>
     <w:p>
@@ -3292,19 +4335,43 @@
           <w:rFonts w:ascii="Consolas" w:hAnsi="Consolas"/>
           <w:sz w:val="18"/>
         </w:rPr>
-        <w:t xml:space="preserve">    def params_str(self):</w:t>
-      </w:r>
-    </w:p>
-    <w:p>
-      <w:pPr>
-        <w:spacing w:after="0" w:line="240" w:lineRule="auto"/>
-      </w:pPr>
-      <w:r>
-        <w:rPr>
-          <w:rFonts w:ascii="Consolas" w:hAnsi="Consolas"/>
-          <w:sz w:val="18"/>
-        </w:rPr>
-        <w:t xml:space="preserve">        return f"a={self._a:g}"</w:t>
+        <w:t xml:space="preserve">    def clear(self):</w:t>
+      </w:r>
+    </w:p>
+    <w:p>
+      <w:pPr>
+        <w:spacing w:after="0" w:line="240" w:lineRule="auto"/>
+      </w:pPr>
+      <w:r>
+        <w:rPr>
+          <w:rFonts w:ascii="Consolas" w:hAnsi="Consolas"/>
+          <w:sz w:val="18"/>
+        </w:rPr>
+        <w:t xml:space="preserve">        """Очистить таблицу."""</w:t>
+      </w:r>
+    </w:p>
+    <w:p>
+      <w:pPr>
+        <w:spacing w:after="0" w:line="240" w:lineRule="auto"/>
+      </w:pPr>
+      <w:r>
+        <w:rPr>
+          <w:rFonts w:ascii="Consolas" w:hAnsi="Consolas"/>
+          <w:sz w:val="18"/>
+        </w:rPr>
+        <w:t xml:space="preserve">        self._conn.execute("DELETE FROM results")</w:t>
+      </w:r>
+    </w:p>
+    <w:p>
+      <w:pPr>
+        <w:spacing w:after="0" w:line="240" w:lineRule="auto"/>
+      </w:pPr>
+      <w:r>
+        <w:rPr>
+          <w:rFonts w:ascii="Consolas" w:hAnsi="Consolas"/>
+          <w:sz w:val="18"/>
+        </w:rPr>
+        <w:t xml:space="preserve">        self._conn.commit()</w:t>
       </w:r>
     </w:p>
     <w:p>
@@ -3328,6 +4395,42 @@
           <w:rFonts w:ascii="Consolas" w:hAnsi="Consolas"/>
           <w:sz w:val="18"/>
         </w:rPr>
+        <w:t xml:space="preserve">    def close(self):</w:t>
+      </w:r>
+    </w:p>
+    <w:p>
+      <w:pPr>
+        <w:spacing w:after="0" w:line="240" w:lineRule="auto"/>
+      </w:pPr>
+      <w:r>
+        <w:rPr>
+          <w:rFonts w:ascii="Consolas" w:hAnsi="Consolas"/>
+          <w:sz w:val="18"/>
+        </w:rPr>
+        <w:t xml:space="preserve">        """Закрыть соединение с базой."""</w:t>
+      </w:r>
+    </w:p>
+    <w:p>
+      <w:pPr>
+        <w:spacing w:after="0" w:line="240" w:lineRule="auto"/>
+      </w:pPr>
+      <w:r>
+        <w:rPr>
+          <w:rFonts w:ascii="Consolas" w:hAnsi="Consolas"/>
+          <w:sz w:val="18"/>
+        </w:rPr>
+        <w:t xml:space="preserve">        self._conn.close()</w:t>
+      </w:r>
+    </w:p>
+    <w:p>
+      <w:pPr>
+        <w:spacing w:after="0" w:line="240" w:lineRule="auto"/>
+      </w:pPr>
+      <w:r>
+        <w:rPr>
+          <w:rFonts w:ascii="Consolas" w:hAnsi="Consolas"/>
+          <w:sz w:val="18"/>
+        </w:rPr>
         <w:t xml:space="preserve"> </w:t>
       </w:r>
     </w:p>
@@ -3340,19 +4443,19 @@
           <w:rFonts w:ascii="Consolas" w:hAnsi="Consolas"/>
           <w:sz w:val="18"/>
         </w:rPr>
-        <w:t>class SolidOfRevolution(Body):</w:t>
-      </w:r>
-    </w:p>
-    <w:p>
-      <w:pPr>
-        <w:spacing w:after="0" w:line="240" w:lineRule="auto"/>
-      </w:pPr>
-      <w:r>
-        <w:rPr>
-          <w:rFonts w:ascii="Consolas" w:hAnsi="Consolas"/>
-          <w:sz w:val="18"/>
-        </w:rPr>
-        <w:t xml:space="preserve">    """Промежуточный класс для тел вращения."""</w:t>
+        <w:t xml:space="preserve">    def __len__(self):</w:t>
+      </w:r>
+    </w:p>
+    <w:p>
+      <w:pPr>
+        <w:spacing w:after="0" w:line="240" w:lineRule="auto"/>
+      </w:pPr>
+      <w:r>
+        <w:rPr>
+          <w:rFonts w:ascii="Consolas" w:hAnsi="Consolas"/>
+          <w:sz w:val="18"/>
+        </w:rPr>
+        <w:t xml:space="preserve">        return self._conn.execute("SELECT COUNT(*) FROM results").fetchone()[0]</w:t>
       </w:r>
     </w:p>
     <w:p>
@@ -3376,31 +4479,19 @@
           <w:rFonts w:ascii="Consolas" w:hAnsi="Consolas"/>
           <w:sz w:val="18"/>
         </w:rPr>
-        <w:t xml:space="preserve">    def __init__(self, r, material):</w:t>
-      </w:r>
-    </w:p>
-    <w:p>
-      <w:pPr>
-        <w:spacing w:after="0" w:line="240" w:lineRule="auto"/>
-      </w:pPr>
-      <w:r>
-        <w:rPr>
-          <w:rFonts w:ascii="Consolas" w:hAnsi="Consolas"/>
-          <w:sz w:val="18"/>
-        </w:rPr>
-        <w:t xml:space="preserve">        super().__init__(material)</w:t>
-      </w:r>
-    </w:p>
-    <w:p>
-      <w:pPr>
-        <w:spacing w:after="0" w:line="240" w:lineRule="auto"/>
-      </w:pPr>
-      <w:r>
-        <w:rPr>
-          <w:rFonts w:ascii="Consolas" w:hAnsi="Consolas"/>
-          <w:sz w:val="18"/>
-        </w:rPr>
-        <w:t xml:space="preserve">        self.r = r</w:t>
+        <w:t xml:space="preserve">    def __iter__(self):</w:t>
+      </w:r>
+    </w:p>
+    <w:p>
+      <w:pPr>
+        <w:spacing w:after="0" w:line="240" w:lineRule="auto"/>
+      </w:pPr>
+      <w:r>
+        <w:rPr>
+          <w:rFonts w:ascii="Consolas" w:hAnsi="Consolas"/>
+          <w:sz w:val="18"/>
+        </w:rPr>
+        <w:t xml:space="preserve">        return iter(self.all())</w:t>
       </w:r>
     </w:p>
     <w:p>
@@ -3424,42 +4515,6 @@
           <w:rFonts w:ascii="Consolas" w:hAnsi="Consolas"/>
           <w:sz w:val="18"/>
         </w:rPr>
-        <w:t xml:space="preserve">    @property</w:t>
-      </w:r>
-    </w:p>
-    <w:p>
-      <w:pPr>
-        <w:spacing w:after="0" w:line="240" w:lineRule="auto"/>
-      </w:pPr>
-      <w:r>
-        <w:rPr>
-          <w:rFonts w:ascii="Consolas" w:hAnsi="Consolas"/>
-          <w:sz w:val="18"/>
-        </w:rPr>
-        <w:t xml:space="preserve">    def r(self):</w:t>
-      </w:r>
-    </w:p>
-    <w:p>
-      <w:pPr>
-        <w:spacing w:after="0" w:line="240" w:lineRule="auto"/>
-      </w:pPr>
-      <w:r>
-        <w:rPr>
-          <w:rFonts w:ascii="Consolas" w:hAnsi="Consolas"/>
-          <w:sz w:val="18"/>
-        </w:rPr>
-        <w:t xml:space="preserve">        return self._r</w:t>
-      </w:r>
-    </w:p>
-    <w:p>
-      <w:pPr>
-        <w:spacing w:after="0" w:line="240" w:lineRule="auto"/>
-      </w:pPr>
-      <w:r>
-        <w:rPr>
-          <w:rFonts w:ascii="Consolas" w:hAnsi="Consolas"/>
-          <w:sz w:val="18"/>
-        </w:rPr>
         <w:t xml:space="preserve"> </w:t>
       </w:r>
     </w:p>
@@ -3472,31 +4527,175 @@
           <w:rFonts w:ascii="Consolas" w:hAnsi="Consolas"/>
           <w:sz w:val="18"/>
         </w:rPr>
-        <w:t xml:space="preserve">    @r.setter</w:t>
-      </w:r>
-    </w:p>
-    <w:p>
-      <w:pPr>
-        <w:spacing w:after="0" w:line="240" w:lineRule="auto"/>
-      </w:pPr>
-      <w:r>
-        <w:rPr>
-          <w:rFonts w:ascii="Consolas" w:hAnsi="Consolas"/>
-          <w:sz w:val="18"/>
-        </w:rPr>
-        <w:t xml:space="preserve">    def r(self, value):</w:t>
-      </w:r>
-    </w:p>
-    <w:p>
-      <w:pPr>
-        <w:spacing w:after="0" w:line="240" w:lineRule="auto"/>
-      </w:pPr>
-      <w:r>
-        <w:rPr>
-          <w:rFonts w:ascii="Consolas" w:hAnsi="Consolas"/>
-          <w:sz w:val="18"/>
-        </w:rPr>
-        <w:t xml:space="preserve">        self._r = Parallelepiped._check(value)</w:t>
+        <w:t>def export_docx(rows, filename="report.docx"):</w:t>
+      </w:r>
+    </w:p>
+    <w:p>
+      <w:pPr>
+        <w:spacing w:after="0" w:line="240" w:lineRule="auto"/>
+      </w:pPr>
+      <w:r>
+        <w:rPr>
+          <w:rFonts w:ascii="Consolas" w:hAnsi="Consolas"/>
+          <w:sz w:val="18"/>
+        </w:rPr>
+        <w:t xml:space="preserve">    """Выгрузить таблицу результатов в docx."""</w:t>
+      </w:r>
+    </w:p>
+    <w:p>
+      <w:pPr>
+        <w:spacing w:after="0" w:line="240" w:lineRule="auto"/>
+      </w:pPr>
+      <w:r>
+        <w:rPr>
+          <w:rFonts w:ascii="Consolas" w:hAnsi="Consolas"/>
+          <w:sz w:val="18"/>
+        </w:rPr>
+        <w:t xml:space="preserve">    doc = Document()</w:t>
+      </w:r>
+    </w:p>
+    <w:p>
+      <w:pPr>
+        <w:spacing w:after="0" w:line="240" w:lineRule="auto"/>
+      </w:pPr>
+      <w:r>
+        <w:rPr>
+          <w:rFonts w:ascii="Consolas" w:hAnsi="Consolas"/>
+          <w:sz w:val="18"/>
+        </w:rPr>
+        <w:t xml:space="preserve">    doc.add_heading("Результаты расчёта геометрических тел", level=1)</w:t>
+      </w:r>
+    </w:p>
+    <w:p>
+      <w:pPr>
+        <w:spacing w:after="0" w:line="240" w:lineRule="auto"/>
+      </w:pPr>
+      <w:r>
+        <w:rPr>
+          <w:rFonts w:ascii="Consolas" w:hAnsi="Consolas"/>
+          <w:sz w:val="18"/>
+        </w:rPr>
+        <w:t xml:space="preserve">    table = doc.add_table(rows=1, cols=8)</w:t>
+      </w:r>
+    </w:p>
+    <w:p>
+      <w:pPr>
+        <w:spacing w:after="0" w:line="240" w:lineRule="auto"/>
+      </w:pPr>
+      <w:r>
+        <w:rPr>
+          <w:rFonts w:ascii="Consolas" w:hAnsi="Consolas"/>
+          <w:sz w:val="18"/>
+        </w:rPr>
+        <w:t xml:space="preserve">    table.style = "Table Grid"</w:t>
+      </w:r>
+    </w:p>
+    <w:p>
+      <w:pPr>
+        <w:spacing w:after="0" w:line="240" w:lineRule="auto"/>
+      </w:pPr>
+      <w:r>
+        <w:rPr>
+          <w:rFonts w:ascii="Consolas" w:hAnsi="Consolas"/>
+          <w:sz w:val="18"/>
+        </w:rPr>
+        <w:t xml:space="preserve">    headers = ("ID", "Тело", "Параметры", "Материал", "V, м^3", "S, м^2", "m, кг", "Дата")</w:t>
+      </w:r>
+    </w:p>
+    <w:p>
+      <w:pPr>
+        <w:spacing w:after="0" w:line="240" w:lineRule="auto"/>
+      </w:pPr>
+      <w:r>
+        <w:rPr>
+          <w:rFonts w:ascii="Consolas" w:hAnsi="Consolas"/>
+          <w:sz w:val="18"/>
+        </w:rPr>
+        <w:t xml:space="preserve">    for i, h in enumerate(headers):</w:t>
+      </w:r>
+    </w:p>
+    <w:p>
+      <w:pPr>
+        <w:spacing w:after="0" w:line="240" w:lineRule="auto"/>
+      </w:pPr>
+      <w:r>
+        <w:rPr>
+          <w:rFonts w:ascii="Consolas" w:hAnsi="Consolas"/>
+          <w:sz w:val="18"/>
+        </w:rPr>
+        <w:t xml:space="preserve">        table.rows[0].cells[i].text = h</w:t>
+      </w:r>
+    </w:p>
+    <w:p>
+      <w:pPr>
+        <w:spacing w:after="0" w:line="240" w:lineRule="auto"/>
+      </w:pPr>
+      <w:r>
+        <w:rPr>
+          <w:rFonts w:ascii="Consolas" w:hAnsi="Consolas"/>
+          <w:sz w:val="18"/>
+        </w:rPr>
+        <w:t xml:space="preserve">    for row in rows:</w:t>
+      </w:r>
+    </w:p>
+    <w:p>
+      <w:pPr>
+        <w:spacing w:after="0" w:line="240" w:lineRule="auto"/>
+      </w:pPr>
+      <w:r>
+        <w:rPr>
+          <w:rFonts w:ascii="Consolas" w:hAnsi="Consolas"/>
+          <w:sz w:val="18"/>
+        </w:rPr>
+        <w:t xml:space="preserve">        cells = table.add_row().cells</w:t>
+      </w:r>
+    </w:p>
+    <w:p>
+      <w:pPr>
+        <w:spacing w:after="0" w:line="240" w:lineRule="auto"/>
+      </w:pPr>
+      <w:r>
+        <w:rPr>
+          <w:rFonts w:ascii="Consolas" w:hAnsi="Consolas"/>
+          <w:sz w:val="18"/>
+        </w:rPr>
+        <w:t xml:space="preserve">        for i, value in enumerate(row):</w:t>
+      </w:r>
+    </w:p>
+    <w:p>
+      <w:pPr>
+        <w:spacing w:after="0" w:line="240" w:lineRule="auto"/>
+      </w:pPr>
+      <w:r>
+        <w:rPr>
+          <w:rFonts w:ascii="Consolas" w:hAnsi="Consolas"/>
+          <w:sz w:val="18"/>
+        </w:rPr>
+        <w:t xml:space="preserve">            cells[i].text = f"{value:.4f}" if isinstance(value, float) else str(value)</w:t>
+      </w:r>
+    </w:p>
+    <w:p>
+      <w:pPr>
+        <w:spacing w:after="0" w:line="240" w:lineRule="auto"/>
+      </w:pPr>
+      <w:r>
+        <w:rPr>
+          <w:rFonts w:ascii="Consolas" w:hAnsi="Consolas"/>
+          <w:sz w:val="18"/>
+        </w:rPr>
+        <w:t xml:space="preserve">    doc.save(filename)</w:t>
+      </w:r>
+    </w:p>
+    <w:p>
+      <w:pPr>
+        <w:spacing w:after="0" w:line="240" w:lineRule="auto"/>
+      </w:pPr>
+      <w:r>
+        <w:rPr>
+          <w:rFonts w:ascii="Consolas" w:hAnsi="Consolas"/>
+          <w:sz w:val="18"/>
+        </w:rPr>
+        <w:t xml:space="preserve">    return filename</w:t>
       </w:r>
     </w:p>
     <w:p>
@@ -3520,30 +4719,6 @@
           <w:rFonts w:ascii="Consolas" w:hAnsi="Consolas"/>
           <w:sz w:val="18"/>
         </w:rPr>
-        <w:t xml:space="preserve">    def volume(self):</w:t>
-      </w:r>
-    </w:p>
-    <w:p>
-      <w:pPr>
-        <w:spacing w:after="0" w:line="240" w:lineRule="auto"/>
-      </w:pPr>
-      <w:r>
-        <w:rPr>
-          <w:rFonts w:ascii="Consolas" w:hAnsi="Consolas"/>
-          <w:sz w:val="18"/>
-        </w:rPr>
-        <w:t xml:space="preserve">        return 4 / 3 * math.pi * self._r ** 3</w:t>
-      </w:r>
-    </w:p>
-    <w:p>
-      <w:pPr>
-        <w:spacing w:after="0" w:line="240" w:lineRule="auto"/>
-      </w:pPr>
-      <w:r>
-        <w:rPr>
-          <w:rFonts w:ascii="Consolas" w:hAnsi="Consolas"/>
-          <w:sz w:val="18"/>
-        </w:rPr>
         <w:t xml:space="preserve"> </w:t>
       </w:r>
     </w:p>
@@ -3556,19 +4731,186 @@
           <w:rFonts w:ascii="Consolas" w:hAnsi="Consolas"/>
           <w:sz w:val="18"/>
         </w:rPr>
-        <w:t xml:space="preserve">    def surface_area(self):</w:t>
-      </w:r>
-    </w:p>
-    <w:p>
-      <w:pPr>
-        <w:spacing w:after="0" w:line="240" w:lineRule="auto"/>
-      </w:pPr>
-      <w:r>
-        <w:rPr>
-          <w:rFonts w:ascii="Consolas" w:hAnsi="Consolas"/>
-          <w:sz w:val="18"/>
-        </w:rPr>
-        <w:t xml:space="preserve">        return 4 * math.pi * self._r ** 2</w:t>
+        <w:t>def export_xlsx(rows, filename="report.xlsx"):</w:t>
+      </w:r>
+    </w:p>
+    <w:p>
+      <w:pPr>
+        <w:spacing w:after="0" w:line="240" w:lineRule="auto"/>
+      </w:pPr>
+      <w:r>
+        <w:rPr>
+          <w:rFonts w:ascii="Consolas" w:hAnsi="Consolas"/>
+          <w:sz w:val="18"/>
+        </w:rPr>
+        <w:t xml:space="preserve">    """Выгрузить таблицу результатов в xlsx."""</w:t>
+      </w:r>
+    </w:p>
+    <w:p>
+      <w:pPr>
+        <w:spacing w:after="0" w:line="240" w:lineRule="auto"/>
+      </w:pPr>
+      <w:r>
+        <w:rPr>
+          <w:rFonts w:ascii="Consolas" w:hAnsi="Consolas"/>
+          <w:sz w:val="18"/>
+        </w:rPr>
+        <w:t xml:space="preserve">    wb = Workbook()</w:t>
+      </w:r>
+    </w:p>
+    <w:p>
+      <w:pPr>
+        <w:spacing w:after="0" w:line="240" w:lineRule="auto"/>
+      </w:pPr>
+      <w:r>
+        <w:rPr>
+          <w:rFonts w:ascii="Consolas" w:hAnsi="Consolas"/>
+          <w:sz w:val="18"/>
+        </w:rPr>
+        <w:t xml:space="preserve">    ws = wb.active</w:t>
+      </w:r>
+    </w:p>
+    <w:p>
+      <w:pPr>
+        <w:spacing w:after="0" w:line="240" w:lineRule="auto"/>
+      </w:pPr>
+      <w:r>
+        <w:rPr>
+          <w:rFonts w:ascii="Consolas" w:hAnsi="Consolas"/>
+          <w:sz w:val="18"/>
+        </w:rPr>
+        <w:t xml:space="preserve">    ws.title = "Результаты"</w:t>
+      </w:r>
+    </w:p>
+    <w:p>
+      <w:pPr>
+        <w:spacing w:after="0" w:line="240" w:lineRule="auto"/>
+      </w:pPr>
+      <w:r>
+        <w:rPr>
+          <w:rFonts w:ascii="Consolas" w:hAnsi="Consolas"/>
+          <w:sz w:val="18"/>
+        </w:rPr>
+        <w:t xml:space="preserve">    headers = ("ID", "Тело", "Параметры", "Материал", "V, м^3", "S, м^2", "m, кг", "Дата")</w:t>
+      </w:r>
+    </w:p>
+    <w:p>
+      <w:pPr>
+        <w:spacing w:after="0" w:line="240" w:lineRule="auto"/>
+      </w:pPr>
+      <w:r>
+        <w:rPr>
+          <w:rFonts w:ascii="Consolas" w:hAnsi="Consolas"/>
+          <w:sz w:val="18"/>
+        </w:rPr>
+        <w:t xml:space="preserve">    ws.append(headers)</w:t>
+      </w:r>
+    </w:p>
+    <w:p>
+      <w:pPr>
+        <w:spacing w:after="0" w:line="240" w:lineRule="auto"/>
+      </w:pPr>
+      <w:r>
+        <w:rPr>
+          <w:rFonts w:ascii="Consolas" w:hAnsi="Consolas"/>
+          <w:sz w:val="18"/>
+        </w:rPr>
+        <w:t xml:space="preserve">    for row in rows:</w:t>
+      </w:r>
+    </w:p>
+    <w:p>
+      <w:pPr>
+        <w:spacing w:after="0" w:line="240" w:lineRule="auto"/>
+      </w:pPr>
+      <w:r>
+        <w:rPr>
+          <w:rFonts w:ascii="Consolas" w:hAnsi="Consolas"/>
+          <w:sz w:val="18"/>
+        </w:rPr>
+        <w:t xml:space="preserve">        ws.append(row)</w:t>
+      </w:r>
+    </w:p>
+    <w:p>
+      <w:pPr>
+        <w:spacing w:after="0" w:line="240" w:lineRule="auto"/>
+      </w:pPr>
+      <w:r>
+        <w:rPr>
+          <w:rFonts w:ascii="Consolas" w:hAnsi="Consolas"/>
+          <w:sz w:val="18"/>
+        </w:rPr>
+        <w:t xml:space="preserve">    for col, width in zip("ABCDEFGH", (6, 16, 20, 26, 12, 12, 12, 20)):</w:t>
+      </w:r>
+    </w:p>
+    <w:p>
+      <w:pPr>
+        <w:spacing w:after="0" w:line="240" w:lineRule="auto"/>
+      </w:pPr>
+      <w:r>
+        <w:rPr>
+          <w:rFonts w:ascii="Consolas" w:hAnsi="Consolas"/>
+          <w:sz w:val="18"/>
+        </w:rPr>
+        <w:t xml:space="preserve">        ws.column_dimensions[col].width = width</w:t>
+      </w:r>
+    </w:p>
+    <w:p>
+      <w:pPr>
+        <w:spacing w:after="0" w:line="240" w:lineRule="auto"/>
+      </w:pPr>
+      <w:r>
+        <w:rPr>
+          <w:rFonts w:ascii="Consolas" w:hAnsi="Consolas"/>
+          <w:sz w:val="18"/>
+        </w:rPr>
+        <w:t xml:space="preserve">    wb.save(filename)</w:t>
+      </w:r>
+    </w:p>
+    <w:p>
+      <w:pPr>
+        <w:spacing w:after="0" w:line="240" w:lineRule="auto"/>
+      </w:pPr>
+      <w:r>
+        <w:rPr>
+          <w:rFonts w:ascii="Consolas" w:hAnsi="Consolas"/>
+          <w:sz w:val="18"/>
+        </w:rPr>
+        <w:t xml:space="preserve">    return filename</w:t>
+      </w:r>
+    </w:p>
+    <w:p>
+      <w:pPr>
+        <w:spacing w:after="40"/>
+      </w:pPr>
+      <w:r>
+        <w:rPr>
+          <w:b w:val="0"/>
+        </w:rPr>
+        <w:t>geometry/__init__.py</w:t>
+      </w:r>
+    </w:p>
+    <w:p>
+      <w:pPr>
+        <w:spacing w:after="0" w:line="240" w:lineRule="auto"/>
+      </w:pPr>
+      <w:r>
+        <w:rPr>
+          <w:rFonts w:ascii="Consolas" w:hAnsi="Consolas"/>
+          <w:sz w:val="18"/>
+        </w:rPr>
+        <w:t># -*- coding: utf-8 -*-</w:t>
+      </w:r>
+    </w:p>
+    <w:p>
+      <w:pPr>
+        <w:spacing w:after="0" w:line="240" w:lineRule="auto"/>
+      </w:pPr>
+      <w:r>
+        <w:rPr>
+          <w:rFonts w:ascii="Consolas" w:hAnsi="Consolas"/>
+          <w:sz w:val="18"/>
+        </w:rPr>
+        <w:t>"""Пакет geometry: тела, материалы, хранение результатов."""</w:t>
       </w:r>
     </w:p>
     <w:p>
@@ -3592,19 +4934,31 @@
           <w:rFonts w:ascii="Consolas" w:hAnsi="Consolas"/>
           <w:sz w:val="18"/>
         </w:rPr>
-        <w:t xml:space="preserve">    def params_str(self):</w:t>
-      </w:r>
-    </w:p>
-    <w:p>
-      <w:pPr>
-        <w:spacing w:after="0" w:line="240" w:lineRule="auto"/>
-      </w:pPr>
-      <w:r>
-        <w:rPr>
-          <w:rFonts w:ascii="Consolas" w:hAnsi="Consolas"/>
-          <w:sz w:val="18"/>
-        </w:rPr>
-        <w:t xml:space="preserve">        return f"r={self._r:g}"</w:t>
+        <w:t>from geometry.materials import Material, get_material, available_materials</w:t>
+      </w:r>
+    </w:p>
+    <w:p>
+      <w:pPr>
+        <w:spacing w:after="0" w:line="240" w:lineRule="auto"/>
+      </w:pPr>
+      <w:r>
+        <w:rPr>
+          <w:rFonts w:ascii="Consolas" w:hAnsi="Consolas"/>
+          <w:sz w:val="18"/>
+        </w:rPr>
+        <w:t>from geometry.shapes import Body, Parallelepiped, Tetrahedron, Sphere</w:t>
+      </w:r>
+    </w:p>
+    <w:p>
+      <w:pPr>
+        <w:spacing w:after="0" w:line="240" w:lineRule="auto"/>
+      </w:pPr>
+      <w:r>
+        <w:rPr>
+          <w:rFonts w:ascii="Consolas" w:hAnsi="Consolas"/>
+          <w:sz w:val="18"/>
+        </w:rPr>
+        <w:t>from geometry.storage import ResultsDB, export_docx, export_xlsx</w:t>
       </w:r>
     </w:p>
     <w:p>
@@ -3628,6 +4982,101 @@
           <w:rFonts w:ascii="Consolas" w:hAnsi="Consolas"/>
           <w:sz w:val="18"/>
         </w:rPr>
+        <w:t>__all__ = [</w:t>
+      </w:r>
+    </w:p>
+    <w:p>
+      <w:pPr>
+        <w:spacing w:after="0" w:line="240" w:lineRule="auto"/>
+      </w:pPr>
+      <w:r>
+        <w:rPr>
+          <w:rFonts w:ascii="Consolas" w:hAnsi="Consolas"/>
+          <w:sz w:val="18"/>
+        </w:rPr>
+        <w:t xml:space="preserve">    "Material", "get_material", "available_materials",</w:t>
+      </w:r>
+    </w:p>
+    <w:p>
+      <w:pPr>
+        <w:spacing w:after="0" w:line="240" w:lineRule="auto"/>
+      </w:pPr>
+      <w:r>
+        <w:rPr>
+          <w:rFonts w:ascii="Consolas" w:hAnsi="Consolas"/>
+          <w:sz w:val="18"/>
+        </w:rPr>
+        <w:t xml:space="preserve">    "Body", "Parallelepiped", "Tetrahedron", "Sphere",</w:t>
+      </w:r>
+    </w:p>
+    <w:p>
+      <w:pPr>
+        <w:spacing w:after="0" w:line="240" w:lineRule="auto"/>
+      </w:pPr>
+      <w:r>
+        <w:rPr>
+          <w:rFonts w:ascii="Consolas" w:hAnsi="Consolas"/>
+          <w:sz w:val="18"/>
+        </w:rPr>
+        <w:t xml:space="preserve">    "ResultsDB", "export_docx", "export_xlsx",</w:t>
+      </w:r>
+    </w:p>
+    <w:p>
+      <w:pPr>
+        <w:spacing w:after="0" w:line="240" w:lineRule="auto"/>
+      </w:pPr>
+      <w:r>
+        <w:rPr>
+          <w:rFonts w:ascii="Consolas" w:hAnsi="Consolas"/>
+          <w:sz w:val="18"/>
+        </w:rPr>
+        <w:t>]</w:t>
+      </w:r>
+    </w:p>
+    <w:p>
+      <w:pPr>
+        <w:spacing w:after="40"/>
+      </w:pPr>
+      <w:r>
+        <w:rPr>
+          <w:b w:val="0"/>
+        </w:rPr>
+        <w:t>main.py</w:t>
+      </w:r>
+    </w:p>
+    <w:p>
+      <w:pPr>
+        <w:spacing w:after="0" w:line="240" w:lineRule="auto"/>
+      </w:pPr>
+      <w:r>
+        <w:rPr>
+          <w:rFonts w:ascii="Consolas" w:hAnsi="Consolas"/>
+          <w:sz w:val="18"/>
+        </w:rPr>
+        <w:t># -*- coding: utf-8 -*-</w:t>
+      </w:r>
+    </w:p>
+    <w:p>
+      <w:pPr>
+        <w:spacing w:after="0" w:line="240" w:lineRule="auto"/>
+      </w:pPr>
+      <w:r>
+        <w:rPr>
+          <w:rFonts w:ascii="Consolas" w:hAnsi="Consolas"/>
+          <w:sz w:val="18"/>
+        </w:rPr>
+        <w:t>"""ЛР №2, вариант 16. Консольный интерфейс расчёта геометрических тел."""</w:t>
+      </w:r>
+    </w:p>
+    <w:p>
+      <w:pPr>
+        <w:spacing w:after="0" w:line="240" w:lineRule="auto"/>
+      </w:pPr>
+      <w:r>
+        <w:rPr>
+          <w:rFonts w:ascii="Consolas" w:hAnsi="Consolas"/>
+          <w:sz w:val="18"/>
+        </w:rPr>
         <w:t xml:space="preserve"> </w:t>
       </w:r>
     </w:p>
@@ -3640,19 +5089,1231 @@
           <w:rFonts w:ascii="Consolas" w:hAnsi="Consolas"/>
           <w:sz w:val="18"/>
         </w:rPr>
-        <w:t>class Sphere(SolidOfRevolution):</w:t>
-      </w:r>
-    </w:p>
-    <w:p>
-      <w:pPr>
-        <w:spacing w:after="0" w:line="240" w:lineRule="auto"/>
-      </w:pPr>
-      <w:r>
-        <w:rPr>
-          <w:rFonts w:ascii="Consolas" w:hAnsi="Consolas"/>
-          <w:sz w:val="18"/>
-        </w:rPr>
-        <w:t xml:space="preserve">    """Шар радиуса r."""</w:t>
+        <w:t>import math</w:t>
+      </w:r>
+    </w:p>
+    <w:p>
+      <w:pPr>
+        <w:spacing w:after="0" w:line="240" w:lineRule="auto"/>
+      </w:pPr>
+      <w:r>
+        <w:rPr>
+          <w:rFonts w:ascii="Consolas" w:hAnsi="Consolas"/>
+          <w:sz w:val="18"/>
+        </w:rPr>
+        <w:t xml:space="preserve"> </w:t>
+      </w:r>
+    </w:p>
+    <w:p>
+      <w:pPr>
+        <w:spacing w:after="0" w:line="240" w:lineRule="auto"/>
+      </w:pPr>
+      <w:r>
+        <w:rPr>
+          <w:rFonts w:ascii="Consolas" w:hAnsi="Consolas"/>
+          <w:sz w:val="18"/>
+        </w:rPr>
+        <w:t>from geometry import (Parallelepiped, Sphere, Tetrahedron,</w:t>
+      </w:r>
+    </w:p>
+    <w:p>
+      <w:pPr>
+        <w:spacing w:after="0" w:line="240" w:lineRule="auto"/>
+      </w:pPr>
+      <w:r>
+        <w:rPr>
+          <w:rFonts w:ascii="Consolas" w:hAnsi="Consolas"/>
+          <w:sz w:val="18"/>
+        </w:rPr>
+        <w:t xml:space="preserve">                      available_materials, get_material,</w:t>
+      </w:r>
+    </w:p>
+    <w:p>
+      <w:pPr>
+        <w:spacing w:after="0" w:line="240" w:lineRule="auto"/>
+      </w:pPr>
+      <w:r>
+        <w:rPr>
+          <w:rFonts w:ascii="Consolas" w:hAnsi="Consolas"/>
+          <w:sz w:val="18"/>
+        </w:rPr>
+        <w:t xml:space="preserve">                      ResultsDB, export_docx, export_xlsx)</w:t>
+      </w:r>
+    </w:p>
+    <w:p>
+      <w:pPr>
+        <w:spacing w:after="0" w:line="240" w:lineRule="auto"/>
+      </w:pPr>
+      <w:r>
+        <w:rPr>
+          <w:rFonts w:ascii="Consolas" w:hAnsi="Consolas"/>
+          <w:sz w:val="18"/>
+        </w:rPr>
+        <w:t xml:space="preserve"> </w:t>
+      </w:r>
+    </w:p>
+    <w:p>
+      <w:pPr>
+        <w:spacing w:after="0" w:line="240" w:lineRule="auto"/>
+      </w:pPr>
+      <w:r>
+        <w:rPr>
+          <w:rFonts w:ascii="Consolas" w:hAnsi="Consolas"/>
+          <w:sz w:val="18"/>
+        </w:rPr>
+        <w:t>MENU = """</w:t>
+      </w:r>
+    </w:p>
+    <w:p>
+      <w:pPr>
+        <w:spacing w:after="0" w:line="240" w:lineRule="auto"/>
+      </w:pPr>
+      <w:r>
+        <w:rPr>
+          <w:rFonts w:ascii="Consolas" w:hAnsi="Consolas"/>
+          <w:sz w:val="18"/>
+        </w:rPr>
+        <w:t>--- Расчёт геометрических тел (вариант 16) ---</w:t>
+      </w:r>
+    </w:p>
+    <w:p>
+      <w:pPr>
+        <w:spacing w:after="0" w:line="240" w:lineRule="auto"/>
+      </w:pPr>
+      <w:r>
+        <w:rPr>
+          <w:rFonts w:ascii="Consolas" w:hAnsi="Consolas"/>
+          <w:sz w:val="18"/>
+        </w:rPr>
+        <w:t>1 - Параллелепипед</w:t>
+      </w:r>
+    </w:p>
+    <w:p>
+      <w:pPr>
+        <w:spacing w:after="0" w:line="240" w:lineRule="auto"/>
+      </w:pPr>
+      <w:r>
+        <w:rPr>
+          <w:rFonts w:ascii="Consolas" w:hAnsi="Consolas"/>
+          <w:sz w:val="18"/>
+        </w:rPr>
+        <w:t>2 - Тетраэдр</w:t>
+      </w:r>
+    </w:p>
+    <w:p>
+      <w:pPr>
+        <w:spacing w:after="0" w:line="240" w:lineRule="auto"/>
+      </w:pPr>
+      <w:r>
+        <w:rPr>
+          <w:rFonts w:ascii="Consolas" w:hAnsi="Consolas"/>
+          <w:sz w:val="18"/>
+        </w:rPr>
+        <w:t>3 - Шар</w:t>
+      </w:r>
+    </w:p>
+    <w:p>
+      <w:pPr>
+        <w:spacing w:after="0" w:line="240" w:lineRule="auto"/>
+      </w:pPr>
+      <w:r>
+        <w:rPr>
+          <w:rFonts w:ascii="Consolas" w:hAnsi="Consolas"/>
+          <w:sz w:val="18"/>
+        </w:rPr>
+        <w:t>4 - Показать сохранённые результаты</w:t>
+      </w:r>
+    </w:p>
+    <w:p>
+      <w:pPr>
+        <w:spacing w:after="0" w:line="240" w:lineRule="auto"/>
+      </w:pPr>
+      <w:r>
+        <w:rPr>
+          <w:rFonts w:ascii="Consolas" w:hAnsi="Consolas"/>
+          <w:sz w:val="18"/>
+        </w:rPr>
+        <w:t>5 - Экспорт в docx</w:t>
+      </w:r>
+    </w:p>
+    <w:p>
+      <w:pPr>
+        <w:spacing w:after="0" w:line="240" w:lineRule="auto"/>
+      </w:pPr>
+      <w:r>
+        <w:rPr>
+          <w:rFonts w:ascii="Consolas" w:hAnsi="Consolas"/>
+          <w:sz w:val="18"/>
+        </w:rPr>
+        <w:t>6 - Экспорт в xlsx</w:t>
+      </w:r>
+    </w:p>
+    <w:p>
+      <w:pPr>
+        <w:spacing w:after="0" w:line="240" w:lineRule="auto"/>
+      </w:pPr>
+      <w:r>
+        <w:rPr>
+          <w:rFonts w:ascii="Consolas" w:hAnsi="Consolas"/>
+          <w:sz w:val="18"/>
+        </w:rPr>
+        <w:t>0 - Выход</w:t>
+      </w:r>
+    </w:p>
+    <w:p>
+      <w:pPr>
+        <w:spacing w:after="0" w:line="240" w:lineRule="auto"/>
+      </w:pPr>
+      <w:r>
+        <w:rPr>
+          <w:rFonts w:ascii="Consolas" w:hAnsi="Consolas"/>
+          <w:sz w:val="18"/>
+        </w:rPr>
+        <w:t>"""</w:t>
+      </w:r>
+    </w:p>
+    <w:p>
+      <w:pPr>
+        <w:spacing w:after="0" w:line="240" w:lineRule="auto"/>
+      </w:pPr>
+      <w:r>
+        <w:rPr>
+          <w:rFonts w:ascii="Consolas" w:hAnsi="Consolas"/>
+          <w:sz w:val="18"/>
+        </w:rPr>
+        <w:t xml:space="preserve"> </w:t>
+      </w:r>
+    </w:p>
+    <w:p>
+      <w:pPr>
+        <w:spacing w:after="0" w:line="240" w:lineRule="auto"/>
+      </w:pPr>
+      <w:r>
+        <w:rPr>
+          <w:rFonts w:ascii="Consolas" w:hAnsi="Consolas"/>
+          <w:sz w:val="18"/>
+        </w:rPr>
+        <w:t xml:space="preserve"> </w:t>
+      </w:r>
+    </w:p>
+    <w:p>
+      <w:pPr>
+        <w:spacing w:after="0" w:line="240" w:lineRule="auto"/>
+      </w:pPr>
+      <w:r>
+        <w:rPr>
+          <w:rFonts w:ascii="Consolas" w:hAnsi="Consolas"/>
+          <w:sz w:val="18"/>
+        </w:rPr>
+        <w:t>def read_positive(prompt):</w:t>
+      </w:r>
+    </w:p>
+    <w:p>
+      <w:pPr>
+        <w:spacing w:after="0" w:line="240" w:lineRule="auto"/>
+      </w:pPr>
+      <w:r>
+        <w:rPr>
+          <w:rFonts w:ascii="Consolas" w:hAnsi="Consolas"/>
+          <w:sz w:val="18"/>
+        </w:rPr>
+        <w:t xml:space="preserve">    """Ввод положительного числа с повтором при ошибке."""</w:t>
+      </w:r>
+    </w:p>
+    <w:p>
+      <w:pPr>
+        <w:spacing w:after="0" w:line="240" w:lineRule="auto"/>
+      </w:pPr>
+      <w:r>
+        <w:rPr>
+          <w:rFonts w:ascii="Consolas" w:hAnsi="Consolas"/>
+          <w:sz w:val="18"/>
+        </w:rPr>
+        <w:t xml:space="preserve">    while True:</w:t>
+      </w:r>
+    </w:p>
+    <w:p>
+      <w:pPr>
+        <w:spacing w:after="0" w:line="240" w:lineRule="auto"/>
+      </w:pPr>
+      <w:r>
+        <w:rPr>
+          <w:rFonts w:ascii="Consolas" w:hAnsi="Consolas"/>
+          <w:sz w:val="18"/>
+        </w:rPr>
+        <w:t xml:space="preserve">        try:</w:t>
+      </w:r>
+    </w:p>
+    <w:p>
+      <w:pPr>
+        <w:spacing w:after="0" w:line="240" w:lineRule="auto"/>
+      </w:pPr>
+      <w:r>
+        <w:rPr>
+          <w:rFonts w:ascii="Consolas" w:hAnsi="Consolas"/>
+          <w:sz w:val="18"/>
+        </w:rPr>
+        <w:t xml:space="preserve">            value = float(input(prompt).replace(",", "."))</w:t>
+      </w:r>
+    </w:p>
+    <w:p>
+      <w:pPr>
+        <w:spacing w:after="0" w:line="240" w:lineRule="auto"/>
+      </w:pPr>
+      <w:r>
+        <w:rPr>
+          <w:rFonts w:ascii="Consolas" w:hAnsi="Consolas"/>
+          <w:sz w:val="18"/>
+        </w:rPr>
+        <w:t xml:space="preserve">            if not (math.isfinite(value) and value &gt; 0):</w:t>
+      </w:r>
+    </w:p>
+    <w:p>
+      <w:pPr>
+        <w:spacing w:after="0" w:line="240" w:lineRule="auto"/>
+      </w:pPr>
+      <w:r>
+        <w:rPr>
+          <w:rFonts w:ascii="Consolas" w:hAnsi="Consolas"/>
+          <w:sz w:val="18"/>
+        </w:rPr>
+        <w:t xml:space="preserve">                raise ValueError</w:t>
+      </w:r>
+    </w:p>
+    <w:p>
+      <w:pPr>
+        <w:spacing w:after="0" w:line="240" w:lineRule="auto"/>
+      </w:pPr>
+      <w:r>
+        <w:rPr>
+          <w:rFonts w:ascii="Consolas" w:hAnsi="Consolas"/>
+          <w:sz w:val="18"/>
+        </w:rPr>
+        <w:t xml:space="preserve">            return value</w:t>
+      </w:r>
+    </w:p>
+    <w:p>
+      <w:pPr>
+        <w:spacing w:after="0" w:line="240" w:lineRule="auto"/>
+      </w:pPr>
+      <w:r>
+        <w:rPr>
+          <w:rFonts w:ascii="Consolas" w:hAnsi="Consolas"/>
+          <w:sz w:val="18"/>
+        </w:rPr>
+        <w:t xml:space="preserve">        except ValueError:</w:t>
+      </w:r>
+    </w:p>
+    <w:p>
+      <w:pPr>
+        <w:spacing w:after="0" w:line="240" w:lineRule="auto"/>
+      </w:pPr>
+      <w:r>
+        <w:rPr>
+          <w:rFonts w:ascii="Consolas" w:hAnsi="Consolas"/>
+          <w:sz w:val="18"/>
+        </w:rPr>
+        <w:t xml:space="preserve">            print("Ошибка: нужно положительное число")</w:t>
+      </w:r>
+    </w:p>
+    <w:p>
+      <w:pPr>
+        <w:spacing w:after="0" w:line="240" w:lineRule="auto"/>
+      </w:pPr>
+      <w:r>
+        <w:rPr>
+          <w:rFonts w:ascii="Consolas" w:hAnsi="Consolas"/>
+          <w:sz w:val="18"/>
+        </w:rPr>
+        <w:t xml:space="preserve"> </w:t>
+      </w:r>
+    </w:p>
+    <w:p>
+      <w:pPr>
+        <w:spacing w:after="0" w:line="240" w:lineRule="auto"/>
+      </w:pPr>
+      <w:r>
+        <w:rPr>
+          <w:rFonts w:ascii="Consolas" w:hAnsi="Consolas"/>
+          <w:sz w:val="18"/>
+        </w:rPr>
+        <w:t xml:space="preserve"> </w:t>
+      </w:r>
+    </w:p>
+    <w:p>
+      <w:pPr>
+        <w:spacing w:after="0" w:line="240" w:lineRule="auto"/>
+      </w:pPr>
+      <w:r>
+        <w:rPr>
+          <w:rFonts w:ascii="Consolas" w:hAnsi="Consolas"/>
+          <w:sz w:val="18"/>
+        </w:rPr>
+        <w:t>def read_material():</w:t>
+      </w:r>
+    </w:p>
+    <w:p>
+      <w:pPr>
+        <w:spacing w:after="0" w:line="240" w:lineRule="auto"/>
+      </w:pPr>
+      <w:r>
+        <w:rPr>
+          <w:rFonts w:ascii="Consolas" w:hAnsi="Consolas"/>
+          <w:sz w:val="18"/>
+        </w:rPr>
+        <w:t xml:space="preserve">    """Выбор материала из справочника."""</w:t>
+      </w:r>
+    </w:p>
+    <w:p>
+      <w:pPr>
+        <w:spacing w:after="0" w:line="240" w:lineRule="auto"/>
+      </w:pPr>
+      <w:r>
+        <w:rPr>
+          <w:rFonts w:ascii="Consolas" w:hAnsi="Consolas"/>
+          <w:sz w:val="18"/>
+        </w:rPr>
+        <w:t xml:space="preserve">    names = available_materials()</w:t>
+      </w:r>
+    </w:p>
+    <w:p>
+      <w:pPr>
+        <w:spacing w:after="0" w:line="240" w:lineRule="auto"/>
+      </w:pPr>
+      <w:r>
+        <w:rPr>
+          <w:rFonts w:ascii="Consolas" w:hAnsi="Consolas"/>
+          <w:sz w:val="18"/>
+        </w:rPr>
+        <w:t xml:space="preserve">    print("Доступные материалы:", ", ".join(names))</w:t>
+      </w:r>
+    </w:p>
+    <w:p>
+      <w:pPr>
+        <w:spacing w:after="0" w:line="240" w:lineRule="auto"/>
+      </w:pPr>
+      <w:r>
+        <w:rPr>
+          <w:rFonts w:ascii="Consolas" w:hAnsi="Consolas"/>
+          <w:sz w:val="18"/>
+        </w:rPr>
+        <w:t xml:space="preserve">    while True:</w:t>
+      </w:r>
+    </w:p>
+    <w:p>
+      <w:pPr>
+        <w:spacing w:after="0" w:line="240" w:lineRule="auto"/>
+      </w:pPr>
+      <w:r>
+        <w:rPr>
+          <w:rFonts w:ascii="Consolas" w:hAnsi="Consolas"/>
+          <w:sz w:val="18"/>
+        </w:rPr>
+        <w:t xml:space="preserve">        try:</w:t>
+      </w:r>
+    </w:p>
+    <w:p>
+      <w:pPr>
+        <w:spacing w:after="0" w:line="240" w:lineRule="auto"/>
+      </w:pPr>
+      <w:r>
+        <w:rPr>
+          <w:rFonts w:ascii="Consolas" w:hAnsi="Consolas"/>
+          <w:sz w:val="18"/>
+        </w:rPr>
+        <w:t xml:space="preserve">            return get_material(input("Материал: "))</w:t>
+      </w:r>
+    </w:p>
+    <w:p>
+      <w:pPr>
+        <w:spacing w:after="0" w:line="240" w:lineRule="auto"/>
+      </w:pPr>
+      <w:r>
+        <w:rPr>
+          <w:rFonts w:ascii="Consolas" w:hAnsi="Consolas"/>
+          <w:sz w:val="18"/>
+        </w:rPr>
+        <w:t xml:space="preserve">        except KeyError as e:</w:t>
+      </w:r>
+    </w:p>
+    <w:p>
+      <w:pPr>
+        <w:spacing w:after="0" w:line="240" w:lineRule="auto"/>
+      </w:pPr>
+      <w:r>
+        <w:rPr>
+          <w:rFonts w:ascii="Consolas" w:hAnsi="Consolas"/>
+          <w:sz w:val="18"/>
+        </w:rPr>
+        <w:t xml:space="preserve">            print(e.args[0])</w:t>
+      </w:r>
+    </w:p>
+    <w:p>
+      <w:pPr>
+        <w:spacing w:after="0" w:line="240" w:lineRule="auto"/>
+      </w:pPr>
+      <w:r>
+        <w:rPr>
+          <w:rFonts w:ascii="Consolas" w:hAnsi="Consolas"/>
+          <w:sz w:val="18"/>
+        </w:rPr>
+        <w:t xml:space="preserve"> </w:t>
+      </w:r>
+    </w:p>
+    <w:p>
+      <w:pPr>
+        <w:spacing w:after="0" w:line="240" w:lineRule="auto"/>
+      </w:pPr>
+      <w:r>
+        <w:rPr>
+          <w:rFonts w:ascii="Consolas" w:hAnsi="Consolas"/>
+          <w:sz w:val="18"/>
+        </w:rPr>
+        <w:t xml:space="preserve"> </w:t>
+      </w:r>
+    </w:p>
+    <w:p>
+      <w:pPr>
+        <w:spacing w:after="0" w:line="240" w:lineRule="auto"/>
+      </w:pPr>
+      <w:r>
+        <w:rPr>
+          <w:rFonts w:ascii="Consolas" w:hAnsi="Consolas"/>
+          <w:sz w:val="18"/>
+        </w:rPr>
+        <w:t>def make_body(choice):</w:t>
+      </w:r>
+    </w:p>
+    <w:p>
+      <w:pPr>
+        <w:spacing w:after="0" w:line="240" w:lineRule="auto"/>
+      </w:pPr>
+      <w:r>
+        <w:rPr>
+          <w:rFonts w:ascii="Consolas" w:hAnsi="Consolas"/>
+          <w:sz w:val="18"/>
+        </w:rPr>
+        <w:t xml:space="preserve">    """Создание тела по пункту меню."""</w:t>
+      </w:r>
+    </w:p>
+    <w:p>
+      <w:pPr>
+        <w:spacing w:after="0" w:line="240" w:lineRule="auto"/>
+      </w:pPr>
+      <w:r>
+        <w:rPr>
+          <w:rFonts w:ascii="Consolas" w:hAnsi="Consolas"/>
+          <w:sz w:val="18"/>
+        </w:rPr>
+        <w:t xml:space="preserve">    material = read_material()</w:t>
+      </w:r>
+    </w:p>
+    <w:p>
+      <w:pPr>
+        <w:spacing w:after="0" w:line="240" w:lineRule="auto"/>
+      </w:pPr>
+      <w:r>
+        <w:rPr>
+          <w:rFonts w:ascii="Consolas" w:hAnsi="Consolas"/>
+          <w:sz w:val="18"/>
+        </w:rPr>
+        <w:t xml:space="preserve">    if choice == "1":</w:t>
+      </w:r>
+    </w:p>
+    <w:p>
+      <w:pPr>
+        <w:spacing w:after="0" w:line="240" w:lineRule="auto"/>
+      </w:pPr>
+      <w:r>
+        <w:rPr>
+          <w:rFonts w:ascii="Consolas" w:hAnsi="Consolas"/>
+          <w:sz w:val="18"/>
+        </w:rPr>
+        <w:t xml:space="preserve">        a = read_positive("Сторона a, м: ")</w:t>
+      </w:r>
+    </w:p>
+    <w:p>
+      <w:pPr>
+        <w:spacing w:after="0" w:line="240" w:lineRule="auto"/>
+      </w:pPr>
+      <w:r>
+        <w:rPr>
+          <w:rFonts w:ascii="Consolas" w:hAnsi="Consolas"/>
+          <w:sz w:val="18"/>
+        </w:rPr>
+        <w:t xml:space="preserve">        b = read_positive("Сторона b, м: ")</w:t>
+      </w:r>
+    </w:p>
+    <w:p>
+      <w:pPr>
+        <w:spacing w:after="0" w:line="240" w:lineRule="auto"/>
+      </w:pPr>
+      <w:r>
+        <w:rPr>
+          <w:rFonts w:ascii="Consolas" w:hAnsi="Consolas"/>
+          <w:sz w:val="18"/>
+        </w:rPr>
+        <w:t xml:space="preserve">        c = read_positive("Сторона c, м: ")</w:t>
+      </w:r>
+    </w:p>
+    <w:p>
+      <w:pPr>
+        <w:spacing w:after="0" w:line="240" w:lineRule="auto"/>
+      </w:pPr>
+      <w:r>
+        <w:rPr>
+          <w:rFonts w:ascii="Consolas" w:hAnsi="Consolas"/>
+          <w:sz w:val="18"/>
+        </w:rPr>
+        <w:t xml:space="preserve">        return Parallelepiped(a, b, c, material)</w:t>
+      </w:r>
+    </w:p>
+    <w:p>
+      <w:pPr>
+        <w:spacing w:after="0" w:line="240" w:lineRule="auto"/>
+      </w:pPr>
+      <w:r>
+        <w:rPr>
+          <w:rFonts w:ascii="Consolas" w:hAnsi="Consolas"/>
+          <w:sz w:val="18"/>
+        </w:rPr>
+        <w:t xml:space="preserve">    if choice == "2":</w:t>
+      </w:r>
+    </w:p>
+    <w:p>
+      <w:pPr>
+        <w:spacing w:after="0" w:line="240" w:lineRule="auto"/>
+      </w:pPr>
+      <w:r>
+        <w:rPr>
+          <w:rFonts w:ascii="Consolas" w:hAnsi="Consolas"/>
+          <w:sz w:val="18"/>
+        </w:rPr>
+        <w:t xml:space="preserve">        a = read_positive("Ребро a, м: ")</w:t>
+      </w:r>
+    </w:p>
+    <w:p>
+      <w:pPr>
+        <w:spacing w:after="0" w:line="240" w:lineRule="auto"/>
+      </w:pPr>
+      <w:r>
+        <w:rPr>
+          <w:rFonts w:ascii="Consolas" w:hAnsi="Consolas"/>
+          <w:sz w:val="18"/>
+        </w:rPr>
+        <w:t xml:space="preserve">        return Tetrahedron(a, material)</w:t>
+      </w:r>
+    </w:p>
+    <w:p>
+      <w:pPr>
+        <w:spacing w:after="0" w:line="240" w:lineRule="auto"/>
+      </w:pPr>
+      <w:r>
+        <w:rPr>
+          <w:rFonts w:ascii="Consolas" w:hAnsi="Consolas"/>
+          <w:sz w:val="18"/>
+        </w:rPr>
+        <w:t xml:space="preserve">    if choice == "3":</w:t>
+      </w:r>
+    </w:p>
+    <w:p>
+      <w:pPr>
+        <w:spacing w:after="0" w:line="240" w:lineRule="auto"/>
+      </w:pPr>
+      <w:r>
+        <w:rPr>
+          <w:rFonts w:ascii="Consolas" w:hAnsi="Consolas"/>
+          <w:sz w:val="18"/>
+        </w:rPr>
+        <w:t xml:space="preserve">        return Sphere(read_positive("Радиус r, м: "), material)</w:t>
+      </w:r>
+    </w:p>
+    <w:p>
+      <w:pPr>
+        <w:spacing w:after="0" w:line="240" w:lineRule="auto"/>
+      </w:pPr>
+      <w:r>
+        <w:rPr>
+          <w:rFonts w:ascii="Consolas" w:hAnsi="Consolas"/>
+          <w:sz w:val="18"/>
+        </w:rPr>
+        <w:t xml:space="preserve">    raise ValueError(f"неизвестный тип тела: {choice}")</w:t>
+      </w:r>
+    </w:p>
+    <w:p>
+      <w:pPr>
+        <w:spacing w:after="0" w:line="240" w:lineRule="auto"/>
+      </w:pPr>
+      <w:r>
+        <w:rPr>
+          <w:rFonts w:ascii="Consolas" w:hAnsi="Consolas"/>
+          <w:sz w:val="18"/>
+        </w:rPr>
+        <w:t xml:space="preserve"> </w:t>
+      </w:r>
+    </w:p>
+    <w:p>
+      <w:pPr>
+        <w:spacing w:after="0" w:line="240" w:lineRule="auto"/>
+      </w:pPr>
+      <w:r>
+        <w:rPr>
+          <w:rFonts w:ascii="Consolas" w:hAnsi="Consolas"/>
+          <w:sz w:val="18"/>
+        </w:rPr>
+        <w:t xml:space="preserve"> </w:t>
+      </w:r>
+    </w:p>
+    <w:p>
+      <w:pPr>
+        <w:spacing w:after="0" w:line="240" w:lineRule="auto"/>
+      </w:pPr>
+      <w:r>
+        <w:rPr>
+          <w:rFonts w:ascii="Consolas" w:hAnsi="Consolas"/>
+          <w:sz w:val="18"/>
+        </w:rPr>
+        <w:t>def show_results(db):</w:t>
+      </w:r>
+    </w:p>
+    <w:p>
+      <w:pPr>
+        <w:spacing w:after="0" w:line="240" w:lineRule="auto"/>
+      </w:pPr>
+      <w:r>
+        <w:rPr>
+          <w:rFonts w:ascii="Consolas" w:hAnsi="Consolas"/>
+          <w:sz w:val="18"/>
+        </w:rPr>
+        <w:t xml:space="preserve">    """Печать сохранённых результатов."""</w:t>
+      </w:r>
+    </w:p>
+    <w:p>
+      <w:pPr>
+        <w:spacing w:after="0" w:line="240" w:lineRule="auto"/>
+      </w:pPr>
+      <w:r>
+        <w:rPr>
+          <w:rFonts w:ascii="Consolas" w:hAnsi="Consolas"/>
+          <w:sz w:val="18"/>
+        </w:rPr>
+        <w:t xml:space="preserve">    rows = db.all()</w:t>
+      </w:r>
+    </w:p>
+    <w:p>
+      <w:pPr>
+        <w:spacing w:after="0" w:line="240" w:lineRule="auto"/>
+      </w:pPr>
+      <w:r>
+        <w:rPr>
+          <w:rFonts w:ascii="Consolas" w:hAnsi="Consolas"/>
+          <w:sz w:val="18"/>
+        </w:rPr>
+        <w:t xml:space="preserve">    if not rows:</w:t>
+      </w:r>
+    </w:p>
+    <w:p>
+      <w:pPr>
+        <w:spacing w:after="0" w:line="240" w:lineRule="auto"/>
+      </w:pPr>
+      <w:r>
+        <w:rPr>
+          <w:rFonts w:ascii="Consolas" w:hAnsi="Consolas"/>
+          <w:sz w:val="18"/>
+        </w:rPr>
+        <w:t xml:space="preserve">        print("База данных пуста")</w:t>
+      </w:r>
+    </w:p>
+    <w:p>
+      <w:pPr>
+        <w:spacing w:after="0" w:line="240" w:lineRule="auto"/>
+      </w:pPr>
+      <w:r>
+        <w:rPr>
+          <w:rFonts w:ascii="Consolas" w:hAnsi="Consolas"/>
+          <w:sz w:val="18"/>
+        </w:rPr>
+        <w:t xml:space="preserve">        return</w:t>
+      </w:r>
+    </w:p>
+    <w:p>
+      <w:pPr>
+        <w:spacing w:after="0" w:line="240" w:lineRule="auto"/>
+      </w:pPr>
+      <w:r>
+        <w:rPr>
+          <w:rFonts w:ascii="Consolas" w:hAnsi="Consolas"/>
+          <w:sz w:val="18"/>
+        </w:rPr>
+        <w:t xml:space="preserve">    print(f"{'ID':&lt;4}{'Тело':&lt;16}{'Параметры':&lt;26}{'Материал':&lt;34}"</w:t>
+      </w:r>
+    </w:p>
+    <w:p>
+      <w:pPr>
+        <w:spacing w:after="0" w:line="240" w:lineRule="auto"/>
+      </w:pPr>
+      <w:r>
+        <w:rPr>
+          <w:rFonts w:ascii="Consolas" w:hAnsi="Consolas"/>
+          <w:sz w:val="18"/>
+        </w:rPr>
+        <w:t xml:space="preserve">          f"{'V, м^3':&gt;12}{'S, м^2':&gt;12}{'m, кг':&gt;12}")</w:t>
+      </w:r>
+    </w:p>
+    <w:p>
+      <w:pPr>
+        <w:spacing w:after="0" w:line="240" w:lineRule="auto"/>
+      </w:pPr>
+      <w:r>
+        <w:rPr>
+          <w:rFonts w:ascii="Consolas" w:hAnsi="Consolas"/>
+          <w:sz w:val="18"/>
+        </w:rPr>
+        <w:t xml:space="preserve">    for id_, body, params, material, vol, area, mass, created in rows:</w:t>
+      </w:r>
+    </w:p>
+    <w:p>
+      <w:pPr>
+        <w:spacing w:after="0" w:line="240" w:lineRule="auto"/>
+      </w:pPr>
+      <w:r>
+        <w:rPr>
+          <w:rFonts w:ascii="Consolas" w:hAnsi="Consolas"/>
+          <w:sz w:val="18"/>
+        </w:rPr>
+        <w:t xml:space="preserve">        print(f"{id_:&lt;4}{body:&lt;16}{params:&lt;26}{material:&lt;34}"</w:t>
+      </w:r>
+    </w:p>
+    <w:p>
+      <w:pPr>
+        <w:spacing w:after="0" w:line="240" w:lineRule="auto"/>
+      </w:pPr>
+      <w:r>
+        <w:rPr>
+          <w:rFonts w:ascii="Consolas" w:hAnsi="Consolas"/>
+          <w:sz w:val="18"/>
+        </w:rPr>
+        <w:t xml:space="preserve">              f"{vol:&gt;12.4f}{area:&gt;12.4f}{mass:&gt;12.4f}")</w:t>
+      </w:r>
+    </w:p>
+    <w:p>
+      <w:pPr>
+        <w:spacing w:after="0" w:line="240" w:lineRule="auto"/>
+      </w:pPr>
+      <w:r>
+        <w:rPr>
+          <w:rFonts w:ascii="Consolas" w:hAnsi="Consolas"/>
+          <w:sz w:val="18"/>
+        </w:rPr>
+        <w:t xml:space="preserve">    print(f"Всего записей: {len(db)}")</w:t>
+      </w:r>
+    </w:p>
+    <w:p>
+      <w:pPr>
+        <w:spacing w:after="0" w:line="240" w:lineRule="auto"/>
+      </w:pPr>
+      <w:r>
+        <w:rPr>
+          <w:rFonts w:ascii="Consolas" w:hAnsi="Consolas"/>
+          <w:sz w:val="18"/>
+        </w:rPr>
+        <w:t xml:space="preserve"> </w:t>
+      </w:r>
+    </w:p>
+    <w:p>
+      <w:pPr>
+        <w:spacing w:after="0" w:line="240" w:lineRule="auto"/>
+      </w:pPr>
+      <w:r>
+        <w:rPr>
+          <w:rFonts w:ascii="Consolas" w:hAnsi="Consolas"/>
+          <w:sz w:val="18"/>
+        </w:rPr>
+        <w:t xml:space="preserve"> </w:t>
+      </w:r>
+    </w:p>
+    <w:p>
+      <w:pPr>
+        <w:spacing w:after="0" w:line="240" w:lineRule="auto"/>
+      </w:pPr>
+      <w:r>
+        <w:rPr>
+          <w:rFonts w:ascii="Consolas" w:hAnsi="Consolas"/>
+          <w:sz w:val="18"/>
+        </w:rPr>
+        <w:t>def main():</w:t>
+      </w:r>
+    </w:p>
+    <w:p>
+      <w:pPr>
+        <w:spacing w:after="0" w:line="240" w:lineRule="auto"/>
+      </w:pPr>
+      <w:r>
+        <w:rPr>
+          <w:rFonts w:ascii="Consolas" w:hAnsi="Consolas"/>
+          <w:sz w:val="18"/>
+        </w:rPr>
+        <w:t xml:space="preserve">    db = ResultsDB()</w:t>
+      </w:r>
+    </w:p>
+    <w:p>
+      <w:pPr>
+        <w:spacing w:after="0" w:line="240" w:lineRule="auto"/>
+      </w:pPr>
+      <w:r>
+        <w:rPr>
+          <w:rFonts w:ascii="Consolas" w:hAnsi="Consolas"/>
+          <w:sz w:val="18"/>
+        </w:rPr>
+        <w:t xml:space="preserve">    while True:</w:t>
+      </w:r>
+    </w:p>
+    <w:p>
+      <w:pPr>
+        <w:spacing w:after="0" w:line="240" w:lineRule="auto"/>
+      </w:pPr>
+      <w:r>
+        <w:rPr>
+          <w:rFonts w:ascii="Consolas" w:hAnsi="Consolas"/>
+          <w:sz w:val="18"/>
+        </w:rPr>
+        <w:t xml:space="preserve">        print(MENU)</w:t>
+      </w:r>
+    </w:p>
+    <w:p>
+      <w:pPr>
+        <w:spacing w:after="0" w:line="240" w:lineRule="auto"/>
+      </w:pPr>
+      <w:r>
+        <w:rPr>
+          <w:rFonts w:ascii="Consolas" w:hAnsi="Consolas"/>
+          <w:sz w:val="18"/>
+        </w:rPr>
+        <w:t xml:space="preserve">        choice = input("Выберите пункт: ").strip()</w:t>
+      </w:r>
+    </w:p>
+    <w:p>
+      <w:pPr>
+        <w:spacing w:after="0" w:line="240" w:lineRule="auto"/>
+      </w:pPr>
+      <w:r>
+        <w:rPr>
+          <w:rFonts w:ascii="Consolas" w:hAnsi="Consolas"/>
+          <w:sz w:val="18"/>
+        </w:rPr>
+        <w:t xml:space="preserve">        if choice == "0":</w:t>
+      </w:r>
+    </w:p>
+    <w:p>
+      <w:pPr>
+        <w:spacing w:after="0" w:line="240" w:lineRule="auto"/>
+      </w:pPr>
+      <w:r>
+        <w:rPr>
+          <w:rFonts w:ascii="Consolas" w:hAnsi="Consolas"/>
+          <w:sz w:val="18"/>
+        </w:rPr>
+        <w:t xml:space="preserve">            db.close()</w:t>
+      </w:r>
+    </w:p>
+    <w:p>
+      <w:pPr>
+        <w:spacing w:after="0" w:line="240" w:lineRule="auto"/>
+      </w:pPr>
+      <w:r>
+        <w:rPr>
+          <w:rFonts w:ascii="Consolas" w:hAnsi="Consolas"/>
+          <w:sz w:val="18"/>
+        </w:rPr>
+        <w:t xml:space="preserve">            print("Выход")</w:t>
+      </w:r>
+    </w:p>
+    <w:p>
+      <w:pPr>
+        <w:spacing w:after="0" w:line="240" w:lineRule="auto"/>
+      </w:pPr>
+      <w:r>
+        <w:rPr>
+          <w:rFonts w:ascii="Consolas" w:hAnsi="Consolas"/>
+          <w:sz w:val="18"/>
+        </w:rPr>
+        <w:t xml:space="preserve">            break</w:t>
+      </w:r>
+    </w:p>
+    <w:p>
+      <w:pPr>
+        <w:spacing w:after="0" w:line="240" w:lineRule="auto"/>
+      </w:pPr>
+      <w:r>
+        <w:rPr>
+          <w:rFonts w:ascii="Consolas" w:hAnsi="Consolas"/>
+          <w:sz w:val="18"/>
+        </w:rPr>
+        <w:t xml:space="preserve">        if choice in ("1", "2", "3"):</w:t>
+      </w:r>
+    </w:p>
+    <w:p>
+      <w:pPr>
+        <w:spacing w:after="0" w:line="240" w:lineRule="auto"/>
+      </w:pPr>
+      <w:r>
+        <w:rPr>
+          <w:rFonts w:ascii="Consolas" w:hAnsi="Consolas"/>
+          <w:sz w:val="18"/>
+        </w:rPr>
+        <w:t xml:space="preserve">            try:</w:t>
+      </w:r>
+    </w:p>
+    <w:p>
+      <w:pPr>
+        <w:spacing w:after="0" w:line="240" w:lineRule="auto"/>
+      </w:pPr>
+      <w:r>
+        <w:rPr>
+          <w:rFonts w:ascii="Consolas" w:hAnsi="Consolas"/>
+          <w:sz w:val="18"/>
+        </w:rPr>
+        <w:t xml:space="preserve">                body = make_body(choice)</w:t>
+      </w:r>
+    </w:p>
+    <w:p>
+      <w:pPr>
+        <w:spacing w:after="0" w:line="240" w:lineRule="auto"/>
+      </w:pPr>
+      <w:r>
+        <w:rPr>
+          <w:rFonts w:ascii="Consolas" w:hAnsi="Consolas"/>
+          <w:sz w:val="18"/>
+        </w:rPr>
+        <w:t xml:space="preserve">            except (ValueError, TypeError) as e:</w:t>
+      </w:r>
+    </w:p>
+    <w:p>
+      <w:pPr>
+        <w:spacing w:after="0" w:line="240" w:lineRule="auto"/>
+      </w:pPr>
+      <w:r>
+        <w:rPr>
+          <w:rFonts w:ascii="Consolas" w:hAnsi="Consolas"/>
+          <w:sz w:val="18"/>
+        </w:rPr>
+        <w:t xml:space="preserve">                print("Ошибка:", e)</w:t>
+      </w:r>
+    </w:p>
+    <w:p>
+      <w:pPr>
+        <w:spacing w:after="0" w:line="240" w:lineRule="auto"/>
+      </w:pPr>
+      <w:r>
+        <w:rPr>
+          <w:rFonts w:ascii="Consolas" w:hAnsi="Consolas"/>
+          <w:sz w:val="18"/>
+        </w:rPr>
+        <w:t xml:space="preserve">                continue</w:t>
+      </w:r>
+    </w:p>
+    <w:p>
+      <w:pPr>
+        <w:spacing w:after="0" w:line="240" w:lineRule="auto"/>
+      </w:pPr>
+      <w:r>
+        <w:rPr>
+          <w:rFonts w:ascii="Consolas" w:hAnsi="Consolas"/>
+          <w:sz w:val="18"/>
+        </w:rPr>
+        <w:t xml:space="preserve">            print(body)</w:t>
+      </w:r>
+    </w:p>
+    <w:p>
+      <w:pPr>
+        <w:spacing w:after="0" w:line="240" w:lineRule="auto"/>
+      </w:pPr>
+      <w:r>
+        <w:rPr>
+          <w:rFonts w:ascii="Consolas" w:hAnsi="Consolas"/>
+          <w:sz w:val="18"/>
+        </w:rPr>
+        <w:t xml:space="preserve">            db.add(body)</w:t>
+      </w:r>
+    </w:p>
+    <w:p>
+      <w:pPr>
+        <w:spacing w:after="0" w:line="240" w:lineRule="auto"/>
+      </w:pPr>
+      <w:r>
+        <w:rPr>
+          <w:rFonts w:ascii="Consolas" w:hAnsi="Consolas"/>
+          <w:sz w:val="18"/>
+        </w:rPr>
+        <w:t xml:space="preserve">            print("Результат сохранён в results.db")</w:t>
+      </w:r>
+    </w:p>
+    <w:p>
+      <w:pPr>
+        <w:spacing w:after="0" w:line="240" w:lineRule="auto"/>
+      </w:pPr>
+      <w:r>
+        <w:rPr>
+          <w:rFonts w:ascii="Consolas" w:hAnsi="Consolas"/>
+          <w:sz w:val="18"/>
+        </w:rPr>
+        <w:t xml:space="preserve">        elif choice == "4":</w:t>
+      </w:r>
+    </w:p>
+    <w:p>
+      <w:pPr>
+        <w:spacing w:after="0" w:line="240" w:lineRule="auto"/>
+      </w:pPr>
+      <w:r>
+        <w:rPr>
+          <w:rFonts w:ascii="Consolas" w:hAnsi="Consolas"/>
+          <w:sz w:val="18"/>
+        </w:rPr>
+        <w:t xml:space="preserve">            show_results(db)</w:t>
+      </w:r>
+    </w:p>
+    <w:p>
+      <w:pPr>
+        <w:spacing w:after="0" w:line="240" w:lineRule="auto"/>
+      </w:pPr>
+      <w:r>
+        <w:rPr>
+          <w:rFonts w:ascii="Consolas" w:hAnsi="Consolas"/>
+          <w:sz w:val="18"/>
+        </w:rPr>
+        <w:t xml:space="preserve">        elif choice == "5":</w:t>
+      </w:r>
+    </w:p>
+    <w:p>
+      <w:pPr>
+        <w:spacing w:after="0" w:line="240" w:lineRule="auto"/>
+      </w:pPr>
+      <w:r>
+        <w:rPr>
+          <w:rFonts w:ascii="Consolas" w:hAnsi="Consolas"/>
+          <w:sz w:val="18"/>
+        </w:rPr>
+        <w:t xml:space="preserve">            name = export_docx(db.all())</w:t>
+      </w:r>
+    </w:p>
+    <w:p>
+      <w:pPr>
+        <w:spacing w:after="0" w:line="240" w:lineRule="auto"/>
+      </w:pPr>
+      <w:r>
+        <w:rPr>
+          <w:rFonts w:ascii="Consolas" w:hAnsi="Consolas"/>
+          <w:sz w:val="18"/>
+        </w:rPr>
+        <w:t xml:space="preserve">            print(f"Отчёт сохранён: {name}")</w:t>
+      </w:r>
+    </w:p>
+    <w:p>
+      <w:pPr>
+        <w:spacing w:after="0" w:line="240" w:lineRule="auto"/>
+      </w:pPr>
+      <w:r>
+        <w:rPr>
+          <w:rFonts w:ascii="Consolas" w:hAnsi="Consolas"/>
+          <w:sz w:val="18"/>
+        </w:rPr>
+        <w:t xml:space="preserve">        elif choice == "6":</w:t>
+      </w:r>
+    </w:p>
+    <w:p>
+      <w:pPr>
+        <w:spacing w:after="0" w:line="240" w:lineRule="auto"/>
+      </w:pPr>
+      <w:r>
+        <w:rPr>
+          <w:rFonts w:ascii="Consolas" w:hAnsi="Consolas"/>
+          <w:sz w:val="18"/>
+        </w:rPr>
+        <w:t xml:space="preserve">            name = export_xlsx(db.all())</w:t>
+      </w:r>
+    </w:p>
+    <w:p>
+      <w:pPr>
+        <w:spacing w:after="0" w:line="240" w:lineRule="auto"/>
+      </w:pPr>
+      <w:r>
+        <w:rPr>
+          <w:rFonts w:ascii="Consolas" w:hAnsi="Consolas"/>
+          <w:sz w:val="18"/>
+        </w:rPr>
+        <w:t xml:space="preserve">            print(f"Таблица сохранена: {name}")</w:t>
+      </w:r>
+    </w:p>
+    <w:p>
+      <w:pPr>
+        <w:spacing w:after="0" w:line="240" w:lineRule="auto"/>
+      </w:pPr>
+      <w:r>
+        <w:rPr>
+          <w:rFonts w:ascii="Consolas" w:hAnsi="Consolas"/>
+          <w:sz w:val="18"/>
+        </w:rPr>
+        <w:t xml:space="preserve">        else:</w:t>
+      </w:r>
+    </w:p>
+    <w:p>
+      <w:pPr>
+        <w:spacing w:after="0" w:line="240" w:lineRule="auto"/>
+      </w:pPr>
+      <w:r>
+        <w:rPr>
+          <w:rFonts w:ascii="Consolas" w:hAnsi="Consolas"/>
+          <w:sz w:val="18"/>
+        </w:rPr>
+        <w:t xml:space="preserve">            print("Нет такого пункта меню")</w:t>
+      </w:r>
+    </w:p>
+    <w:p>
+      <w:pPr>
+        <w:spacing w:after="0" w:line="240" w:lineRule="auto"/>
+      </w:pPr>
+      <w:r>
+        <w:rPr>
+          <w:rFonts w:ascii="Consolas" w:hAnsi="Consolas"/>
+          <w:sz w:val="18"/>
+        </w:rPr>
+        <w:t xml:space="preserve"> </w:t>
+      </w:r>
+    </w:p>
+    <w:p>
+      <w:pPr>
+        <w:spacing w:after="0" w:line="240" w:lineRule="auto"/>
+      </w:pPr>
+      <w:r>
+        <w:rPr>
+          <w:rFonts w:ascii="Consolas" w:hAnsi="Consolas"/>
+          <w:sz w:val="18"/>
+        </w:rPr>
+        <w:t xml:space="preserve"> </w:t>
+      </w:r>
+    </w:p>
+    <w:p>
+      <w:pPr>
+        <w:spacing w:after="0" w:line="240" w:lineRule="auto"/>
+      </w:pPr>
+      <w:r>
+        <w:rPr>
+          <w:rFonts w:ascii="Consolas" w:hAnsi="Consolas"/>
+          <w:sz w:val="18"/>
+        </w:rPr>
+        <w:t>if __name__ == "__main__":</w:t>
+      </w:r>
+    </w:p>
+    <w:p>
+      <w:pPr>
+        <w:spacing w:after="0" w:line="240" w:lineRule="auto"/>
+      </w:pPr>
+      <w:r>
+        <w:rPr>
+          <w:rFonts w:ascii="Consolas" w:hAnsi="Consolas"/>
+          <w:sz w:val="18"/>
+        </w:rPr>
+        <w:t xml:space="preserve">    main()</w:t>
       </w:r>
     </w:p>
     <w:p>
@@ -3663,7 +6324,7 @@
         <w:rPr>
           <w:b w:val="0"/>
         </w:rPr>
-        <w:t>geometry/storage.py</w:t>
+        <w:t>tests/test_geometry.py</w:t>
       </w:r>
     </w:p>
     <w:p>
@@ -3687,7 +6348,7 @@
           <w:rFonts w:ascii="Consolas" w:hAnsi="Consolas"/>
           <w:sz w:val="18"/>
         </w:rPr>
-        <w:t>"""Хранение результатов расчётов: sqlite3 + экспорт в docx/xlsx."""</w:t>
+        <w:t>"""Тесты пакета geometry."""</w:t>
       </w:r>
     </w:p>
     <w:p>
@@ -3711,6 +6372,30 @@
           <w:rFonts w:ascii="Consolas" w:hAnsi="Consolas"/>
           <w:sz w:val="18"/>
         </w:rPr>
+        <w:t>import math</w:t>
+      </w:r>
+    </w:p>
+    <w:p>
+      <w:pPr>
+        <w:spacing w:after="0" w:line="240" w:lineRule="auto"/>
+      </w:pPr>
+      <w:r>
+        <w:rPr>
+          <w:rFonts w:ascii="Consolas" w:hAnsi="Consolas"/>
+          <w:sz w:val="18"/>
+        </w:rPr>
+        <w:t>import os</w:t>
+      </w:r>
+    </w:p>
+    <w:p>
+      <w:pPr>
+        <w:spacing w:after="0" w:line="240" w:lineRule="auto"/>
+      </w:pPr>
+      <w:r>
+        <w:rPr>
+          <w:rFonts w:ascii="Consolas" w:hAnsi="Consolas"/>
+          <w:sz w:val="18"/>
+        </w:rPr>
         <w:t>import sqlite3</w:t>
       </w:r>
     </w:p>
@@ -3723,7 +6408,19 @@
           <w:rFonts w:ascii="Consolas" w:hAnsi="Consolas"/>
           <w:sz w:val="18"/>
         </w:rPr>
-        <w:t>from datetime import datetime</w:t>
+        <w:t>import sys</w:t>
+      </w:r>
+    </w:p>
+    <w:p>
+      <w:pPr>
+        <w:spacing w:after="0" w:line="240" w:lineRule="auto"/>
+      </w:pPr>
+      <w:r>
+        <w:rPr>
+          <w:rFonts w:ascii="Consolas" w:hAnsi="Consolas"/>
+          <w:sz w:val="18"/>
+        </w:rPr>
+        <w:t>from abc import ABC</w:t>
       </w:r>
     </w:p>
     <w:p>
@@ -3747,19 +6444,7 @@
           <w:rFonts w:ascii="Consolas" w:hAnsi="Consolas"/>
           <w:sz w:val="18"/>
         </w:rPr>
-        <w:t>from docx import Document</w:t>
-      </w:r>
-    </w:p>
-    <w:p>
-      <w:pPr>
-        <w:spacing w:after="0" w:line="240" w:lineRule="auto"/>
-      </w:pPr>
-      <w:r>
-        <w:rPr>
-          <w:rFonts w:ascii="Consolas" w:hAnsi="Consolas"/>
-          <w:sz w:val="18"/>
-        </w:rPr>
-        <w:t>from openpyxl import Workbook</w:t>
+        <w:t>import pytest</w:t>
       </w:r>
     </w:p>
     <w:p>
@@ -3783,6 +6468,18 @@
           <w:rFonts w:ascii="Consolas" w:hAnsi="Consolas"/>
           <w:sz w:val="18"/>
         </w:rPr>
+        <w:t>sys.path.insert(0, os.path.join(os.path.dirname(__file__), ".."))</w:t>
+      </w:r>
+    </w:p>
+    <w:p>
+      <w:pPr>
+        <w:spacing w:after="0" w:line="240" w:lineRule="auto"/>
+      </w:pPr>
+      <w:r>
+        <w:rPr>
+          <w:rFonts w:ascii="Consolas" w:hAnsi="Consolas"/>
+          <w:sz w:val="18"/>
+        </w:rPr>
         <w:t xml:space="preserve"> </w:t>
       </w:r>
     </w:p>
@@ -3795,19 +6492,31 @@
           <w:rFonts w:ascii="Consolas" w:hAnsi="Consolas"/>
           <w:sz w:val="18"/>
         </w:rPr>
-        <w:t>class ResultsDB:</w:t>
-      </w:r>
-    </w:p>
-    <w:p>
-      <w:pPr>
-        <w:spacing w:after="0" w:line="240" w:lineRule="auto"/>
-      </w:pPr>
-      <w:r>
-        <w:rPr>
-          <w:rFonts w:ascii="Consolas" w:hAnsi="Consolas"/>
-          <w:sz w:val="18"/>
-        </w:rPr>
-        <w:t xml:space="preserve">    """Обёртка над sqlite3 для таблицы результатов."""</w:t>
+        <w:t>from geometry import (Material, Parallelepiped, Sphere, Tetrahedron,</w:t>
+      </w:r>
+    </w:p>
+    <w:p>
+      <w:pPr>
+        <w:spacing w:after="0" w:line="240" w:lineRule="auto"/>
+      </w:pPr>
+      <w:r>
+        <w:rPr>
+          <w:rFonts w:ascii="Consolas" w:hAnsi="Consolas"/>
+          <w:sz w:val="18"/>
+        </w:rPr>
+        <w:t xml:space="preserve">                      get_material, ResultsDB, export_docx, export_xlsx)</w:t>
+      </w:r>
+    </w:p>
+    <w:p>
+      <w:pPr>
+        <w:spacing w:after="0" w:line="240" w:lineRule="auto"/>
+      </w:pPr>
+      <w:r>
+        <w:rPr>
+          <w:rFonts w:ascii="Consolas" w:hAnsi="Consolas"/>
+          <w:sz w:val="18"/>
+        </w:rPr>
+        <w:t>from geometry.shapes import Body, SolidOfRevolution</w:t>
       </w:r>
     </w:p>
     <w:p>
@@ -3831,102 +6540,6 @@
           <w:rFonts w:ascii="Consolas" w:hAnsi="Consolas"/>
           <w:sz w:val="18"/>
         </w:rPr>
-        <w:t xml:space="preserve">    def __init__(self, path="results.db"):</w:t>
-      </w:r>
-    </w:p>
-    <w:p>
-      <w:pPr>
-        <w:spacing w:after="0" w:line="240" w:lineRule="auto"/>
-      </w:pPr>
-      <w:r>
-        <w:rPr>
-          <w:rFonts w:ascii="Consolas" w:hAnsi="Consolas"/>
-          <w:sz w:val="18"/>
-        </w:rPr>
-        <w:t xml:space="preserve">        self._conn = sqlite3.connect(path)</w:t>
-      </w:r>
-    </w:p>
-    <w:p>
-      <w:pPr>
-        <w:spacing w:after="0" w:line="240" w:lineRule="auto"/>
-      </w:pPr>
-      <w:r>
-        <w:rPr>
-          <w:rFonts w:ascii="Consolas" w:hAnsi="Consolas"/>
-          <w:sz w:val="18"/>
-        </w:rPr>
-        <w:t xml:space="preserve">        self._conn.execute(</w:t>
-      </w:r>
-    </w:p>
-    <w:p>
-      <w:pPr>
-        <w:spacing w:after="0" w:line="240" w:lineRule="auto"/>
-      </w:pPr>
-      <w:r>
-        <w:rPr>
-          <w:rFonts w:ascii="Consolas" w:hAnsi="Consolas"/>
-          <w:sz w:val="18"/>
-        </w:rPr>
-        <w:t xml:space="preserve">            "CREATE TABLE IF NOT EXISTS results ("</w:t>
-      </w:r>
-    </w:p>
-    <w:p>
-      <w:pPr>
-        <w:spacing w:after="0" w:line="240" w:lineRule="auto"/>
-      </w:pPr>
-      <w:r>
-        <w:rPr>
-          <w:rFonts w:ascii="Consolas" w:hAnsi="Consolas"/>
-          <w:sz w:val="18"/>
-        </w:rPr>
-        <w:t xml:space="preserve">            "id INTEGER PRIMARY KEY AUTOINCREMENT, "</w:t>
-      </w:r>
-    </w:p>
-    <w:p>
-      <w:pPr>
-        <w:spacing w:after="0" w:line="240" w:lineRule="auto"/>
-      </w:pPr>
-      <w:r>
-        <w:rPr>
-          <w:rFonts w:ascii="Consolas" w:hAnsi="Consolas"/>
-          <w:sz w:val="18"/>
-        </w:rPr>
-        <w:t xml:space="preserve">            "body TEXT, params TEXT, material TEXT, "</w:t>
-      </w:r>
-    </w:p>
-    <w:p>
-      <w:pPr>
-        <w:spacing w:after="0" w:line="240" w:lineRule="auto"/>
-      </w:pPr>
-      <w:r>
-        <w:rPr>
-          <w:rFonts w:ascii="Consolas" w:hAnsi="Consolas"/>
-          <w:sz w:val="18"/>
-        </w:rPr>
-        <w:t xml:space="preserve">            "volume REAL, area REAL, mass REAL, created TEXT)"</w:t>
-      </w:r>
-    </w:p>
-    <w:p>
-      <w:pPr>
-        <w:spacing w:after="0" w:line="240" w:lineRule="auto"/>
-      </w:pPr>
-      <w:r>
-        <w:rPr>
-          <w:rFonts w:ascii="Consolas" w:hAnsi="Consolas"/>
-          <w:sz w:val="18"/>
-        </w:rPr>
-        <w:t xml:space="preserve">        )</w:t>
-      </w:r>
-    </w:p>
-    <w:p>
-      <w:pPr>
-        <w:spacing w:after="0" w:line="240" w:lineRule="auto"/>
-      </w:pPr>
-      <w:r>
-        <w:rPr>
-          <w:rFonts w:ascii="Consolas" w:hAnsi="Consolas"/>
-          <w:sz w:val="18"/>
-        </w:rPr>
         <w:t xml:space="preserve"> </w:t>
       </w:r>
     </w:p>
@@ -3939,127 +6552,19 @@
           <w:rFonts w:ascii="Consolas" w:hAnsi="Consolas"/>
           <w:sz w:val="18"/>
         </w:rPr>
-        <w:t xml:space="preserve">    def add(self, body):</w:t>
-      </w:r>
-    </w:p>
-    <w:p>
-      <w:pPr>
-        <w:spacing w:after="0" w:line="240" w:lineRule="auto"/>
-      </w:pPr>
-      <w:r>
-        <w:rPr>
-          <w:rFonts w:ascii="Consolas" w:hAnsi="Consolas"/>
-          <w:sz w:val="18"/>
-        </w:rPr>
-        <w:t xml:space="preserve">        """Сохранить результат расчёта тела."""</w:t>
-      </w:r>
-    </w:p>
-    <w:p>
-      <w:pPr>
-        <w:spacing w:after="0" w:line="240" w:lineRule="auto"/>
-      </w:pPr>
-      <w:r>
-        <w:rPr>
-          <w:rFonts w:ascii="Consolas" w:hAnsi="Consolas"/>
-          <w:sz w:val="18"/>
-        </w:rPr>
-        <w:t xml:space="preserve">        cur = self._conn.execute(</w:t>
-      </w:r>
-    </w:p>
-    <w:p>
-      <w:pPr>
-        <w:spacing w:after="0" w:line="240" w:lineRule="auto"/>
-      </w:pPr>
-      <w:r>
-        <w:rPr>
-          <w:rFonts w:ascii="Consolas" w:hAnsi="Consolas"/>
-          <w:sz w:val="18"/>
-        </w:rPr>
-        <w:t xml:space="preserve">            "INSERT INTO results (body, params, material, volume, area, mass, created) "</w:t>
-      </w:r>
-    </w:p>
-    <w:p>
-      <w:pPr>
-        <w:spacing w:after="0" w:line="240" w:lineRule="auto"/>
-      </w:pPr>
-      <w:r>
-        <w:rPr>
-          <w:rFonts w:ascii="Consolas" w:hAnsi="Consolas"/>
-          <w:sz w:val="18"/>
-        </w:rPr>
-        <w:t xml:space="preserve">            "VALUES (?, ?, ?, ?, ?, ?, ?)",</w:t>
-      </w:r>
-    </w:p>
-    <w:p>
-      <w:pPr>
-        <w:spacing w:after="0" w:line="240" w:lineRule="auto"/>
-      </w:pPr>
-      <w:r>
-        <w:rPr>
-          <w:rFonts w:ascii="Consolas" w:hAnsi="Consolas"/>
-          <w:sz w:val="18"/>
-        </w:rPr>
-        <w:t xml:space="preserve">            (body.kind(), body.params_str(), str(body.material),</w:t>
-      </w:r>
-    </w:p>
-    <w:p>
-      <w:pPr>
-        <w:spacing w:after="0" w:line="240" w:lineRule="auto"/>
-      </w:pPr>
-      <w:r>
-        <w:rPr>
-          <w:rFonts w:ascii="Consolas" w:hAnsi="Consolas"/>
-          <w:sz w:val="18"/>
-        </w:rPr>
-        <w:t xml:space="preserve">             body.volume(), body.surface_area(), body.mass,</w:t>
-      </w:r>
-    </w:p>
-    <w:p>
-      <w:pPr>
-        <w:spacing w:after="0" w:line="240" w:lineRule="auto"/>
-      </w:pPr>
-      <w:r>
-        <w:rPr>
-          <w:rFonts w:ascii="Consolas" w:hAnsi="Consolas"/>
-          <w:sz w:val="18"/>
-        </w:rPr>
-        <w:t xml:space="preserve">             datetime.now().strftime("%Y-%m-%d %H:%M:%S")),</w:t>
-      </w:r>
-    </w:p>
-    <w:p>
-      <w:pPr>
-        <w:spacing w:after="0" w:line="240" w:lineRule="auto"/>
-      </w:pPr>
-      <w:r>
-        <w:rPr>
-          <w:rFonts w:ascii="Consolas" w:hAnsi="Consolas"/>
-          <w:sz w:val="18"/>
-        </w:rPr>
-        <w:t xml:space="preserve">        )</w:t>
-      </w:r>
-    </w:p>
-    <w:p>
-      <w:pPr>
-        <w:spacing w:after="0" w:line="240" w:lineRule="auto"/>
-      </w:pPr>
-      <w:r>
-        <w:rPr>
-          <w:rFonts w:ascii="Consolas" w:hAnsi="Consolas"/>
-          <w:sz w:val="18"/>
-        </w:rPr>
-        <w:t xml:space="preserve">        self._conn.commit()</w:t>
-      </w:r>
-    </w:p>
-    <w:p>
-      <w:pPr>
-        <w:spacing w:after="0" w:line="240" w:lineRule="auto"/>
-      </w:pPr>
-      <w:r>
-        <w:rPr>
-          <w:rFonts w:ascii="Consolas" w:hAnsi="Consolas"/>
-          <w:sz w:val="18"/>
-        </w:rPr>
-        <w:t xml:space="preserve">        return cur.lastrowid</w:t>
+        <w:t>def steel():</w:t>
+      </w:r>
+    </w:p>
+    <w:p>
+      <w:pPr>
+        <w:spacing w:after="0" w:line="240" w:lineRule="auto"/>
+      </w:pPr>
+      <w:r>
+        <w:rPr>
+          <w:rFonts w:ascii="Consolas" w:hAnsi="Consolas"/>
+          <w:sz w:val="18"/>
+        </w:rPr>
+        <w:t xml:space="preserve">    return get_material("сталь")</w:t>
       </w:r>
     </w:p>
     <w:p>
@@ -4083,78 +6588,6 @@
           <w:rFonts w:ascii="Consolas" w:hAnsi="Consolas"/>
           <w:sz w:val="18"/>
         </w:rPr>
-        <w:t xml:space="preserve">    def all(self):</w:t>
-      </w:r>
-    </w:p>
-    <w:p>
-      <w:pPr>
-        <w:spacing w:after="0" w:line="240" w:lineRule="auto"/>
-      </w:pPr>
-      <w:r>
-        <w:rPr>
-          <w:rFonts w:ascii="Consolas" w:hAnsi="Consolas"/>
-          <w:sz w:val="18"/>
-        </w:rPr>
-        <w:t xml:space="preserve">        """Все записи в виде списка кортежей."""</w:t>
-      </w:r>
-    </w:p>
-    <w:p>
-      <w:pPr>
-        <w:spacing w:after="0" w:line="240" w:lineRule="auto"/>
-      </w:pPr>
-      <w:r>
-        <w:rPr>
-          <w:rFonts w:ascii="Consolas" w:hAnsi="Consolas"/>
-          <w:sz w:val="18"/>
-        </w:rPr>
-        <w:t xml:space="preserve">        return self._conn.execute(</w:t>
-      </w:r>
-    </w:p>
-    <w:p>
-      <w:pPr>
-        <w:spacing w:after="0" w:line="240" w:lineRule="auto"/>
-      </w:pPr>
-      <w:r>
-        <w:rPr>
-          <w:rFonts w:ascii="Consolas" w:hAnsi="Consolas"/>
-          <w:sz w:val="18"/>
-        </w:rPr>
-        <w:t xml:space="preserve">            "SELECT id, body, params, material, volume, area, mass, created "</w:t>
-      </w:r>
-    </w:p>
-    <w:p>
-      <w:pPr>
-        <w:spacing w:after="0" w:line="240" w:lineRule="auto"/>
-      </w:pPr>
-      <w:r>
-        <w:rPr>
-          <w:rFonts w:ascii="Consolas" w:hAnsi="Consolas"/>
-          <w:sz w:val="18"/>
-        </w:rPr>
-        <w:t xml:space="preserve">            "FROM results ORDER BY id"</w:t>
-      </w:r>
-    </w:p>
-    <w:p>
-      <w:pPr>
-        <w:spacing w:after="0" w:line="240" w:lineRule="auto"/>
-      </w:pPr>
-      <w:r>
-        <w:rPr>
-          <w:rFonts w:ascii="Consolas" w:hAnsi="Consolas"/>
-          <w:sz w:val="18"/>
-        </w:rPr>
-        <w:t xml:space="preserve">        ).fetchall()</w:t>
-      </w:r>
-    </w:p>
-    <w:p>
-      <w:pPr>
-        <w:spacing w:after="0" w:line="240" w:lineRule="auto"/>
-      </w:pPr>
-      <w:r>
-        <w:rPr>
-          <w:rFonts w:ascii="Consolas" w:hAnsi="Consolas"/>
-          <w:sz w:val="18"/>
-        </w:rPr>
         <w:t xml:space="preserve"> </w:t>
       </w:r>
     </w:p>
@@ -4167,43 +6600,31 @@
           <w:rFonts w:ascii="Consolas" w:hAnsi="Consolas"/>
           <w:sz w:val="18"/>
         </w:rPr>
-        <w:t xml:space="preserve">    def clear(self):</w:t>
-      </w:r>
-    </w:p>
-    <w:p>
-      <w:pPr>
-        <w:spacing w:after="0" w:line="240" w:lineRule="auto"/>
-      </w:pPr>
-      <w:r>
-        <w:rPr>
-          <w:rFonts w:ascii="Consolas" w:hAnsi="Consolas"/>
-          <w:sz w:val="18"/>
-        </w:rPr>
-        <w:t xml:space="preserve">        """Очистить таблицу."""</w:t>
-      </w:r>
-    </w:p>
-    <w:p>
-      <w:pPr>
-        <w:spacing w:after="0" w:line="240" w:lineRule="auto"/>
-      </w:pPr>
-      <w:r>
-        <w:rPr>
-          <w:rFonts w:ascii="Consolas" w:hAnsi="Consolas"/>
-          <w:sz w:val="18"/>
-        </w:rPr>
-        <w:t xml:space="preserve">        self._conn.execute("DELETE FROM results")</w:t>
-      </w:r>
-    </w:p>
-    <w:p>
-      <w:pPr>
-        <w:spacing w:after="0" w:line="240" w:lineRule="auto"/>
-      </w:pPr>
-      <w:r>
-        <w:rPr>
-          <w:rFonts w:ascii="Consolas" w:hAnsi="Consolas"/>
-          <w:sz w:val="18"/>
-        </w:rPr>
-        <w:t xml:space="preserve">        self._conn.commit()</w:t>
+        <w:t>class TestMaterial:</w:t>
+      </w:r>
+    </w:p>
+    <w:p>
+      <w:pPr>
+        <w:spacing w:after="0" w:line="240" w:lineRule="auto"/>
+      </w:pPr>
+      <w:r>
+        <w:rPr>
+          <w:rFonts w:ascii="Consolas" w:hAnsi="Consolas"/>
+          <w:sz w:val="18"/>
+        </w:rPr>
+        <w:t xml:space="preserve">    def test_preset_density(self):</w:t>
+      </w:r>
+    </w:p>
+    <w:p>
+      <w:pPr>
+        <w:spacing w:after="0" w:line="240" w:lineRule="auto"/>
+      </w:pPr>
+      <w:r>
+        <w:rPr>
+          <w:rFonts w:ascii="Consolas" w:hAnsi="Consolas"/>
+          <w:sz w:val="18"/>
+        </w:rPr>
+        <w:t xml:space="preserve">        assert steel().density == 7850</w:t>
       </w:r>
     </w:p>
     <w:p>
@@ -4227,19 +6648,19 @@
           <w:rFonts w:ascii="Consolas" w:hAnsi="Consolas"/>
           <w:sz w:val="18"/>
         </w:rPr>
-        <w:t xml:space="preserve">    def __len__(self):</w:t>
-      </w:r>
-    </w:p>
-    <w:p>
-      <w:pPr>
-        <w:spacing w:after="0" w:line="240" w:lineRule="auto"/>
-      </w:pPr>
-      <w:r>
-        <w:rPr>
-          <w:rFonts w:ascii="Consolas" w:hAnsi="Consolas"/>
-          <w:sz w:val="18"/>
-        </w:rPr>
-        <w:t xml:space="preserve">        return self._conn.execute("SELECT COUNT(*) FROM results").fetchone()[0]</w:t>
+        <w:t xml:space="preserve">    def test_str(self):</w:t>
+      </w:r>
+    </w:p>
+    <w:p>
+      <w:pPr>
+        <w:spacing w:after="0" w:line="240" w:lineRule="auto"/>
+      </w:pPr>
+      <w:r>
+        <w:rPr>
+          <w:rFonts w:ascii="Consolas" w:hAnsi="Consolas"/>
+          <w:sz w:val="18"/>
+        </w:rPr>
+        <w:t xml:space="preserve">        assert "сталь" in str(steel())</w:t>
       </w:r>
     </w:p>
     <w:p>
@@ -4263,19 +6684,31 @@
           <w:rFonts w:ascii="Consolas" w:hAnsi="Consolas"/>
           <w:sz w:val="18"/>
         </w:rPr>
-        <w:t xml:space="preserve">    def __iter__(self):</w:t>
-      </w:r>
-    </w:p>
-    <w:p>
-      <w:pPr>
-        <w:spacing w:after="0" w:line="240" w:lineRule="auto"/>
-      </w:pPr>
-      <w:r>
-        <w:rPr>
-          <w:rFonts w:ascii="Consolas" w:hAnsi="Consolas"/>
-          <w:sz w:val="18"/>
-        </w:rPr>
-        <w:t xml:space="preserve">        return iter(self.all())</w:t>
+        <w:t xml:space="preserve">    def test_invalid_density(self):</w:t>
+      </w:r>
+    </w:p>
+    <w:p>
+      <w:pPr>
+        <w:spacing w:after="0" w:line="240" w:lineRule="auto"/>
+      </w:pPr>
+      <w:r>
+        <w:rPr>
+          <w:rFonts w:ascii="Consolas" w:hAnsi="Consolas"/>
+          <w:sz w:val="18"/>
+        </w:rPr>
+        <w:t xml:space="preserve">        with pytest.raises(ValueError):</w:t>
+      </w:r>
+    </w:p>
+    <w:p>
+      <w:pPr>
+        <w:spacing w:after="0" w:line="240" w:lineRule="auto"/>
+      </w:pPr>
+      <w:r>
+        <w:rPr>
+          <w:rFonts w:ascii="Consolas" w:hAnsi="Consolas"/>
+          <w:sz w:val="18"/>
+        </w:rPr>
+        <w:t xml:space="preserve">            Material("мел", -5)</w:t>
       </w:r>
     </w:p>
     <w:p>
@@ -4299,6 +6732,42 @@
           <w:rFonts w:ascii="Consolas" w:hAnsi="Consolas"/>
           <w:sz w:val="18"/>
         </w:rPr>
+        <w:t xml:space="preserve">    def test_invalid_name(self):</w:t>
+      </w:r>
+    </w:p>
+    <w:p>
+      <w:pPr>
+        <w:spacing w:after="0" w:line="240" w:lineRule="auto"/>
+      </w:pPr>
+      <w:r>
+        <w:rPr>
+          <w:rFonts w:ascii="Consolas" w:hAnsi="Consolas"/>
+          <w:sz w:val="18"/>
+        </w:rPr>
+        <w:t xml:space="preserve">        with pytest.raises(ValueError):</w:t>
+      </w:r>
+    </w:p>
+    <w:p>
+      <w:pPr>
+        <w:spacing w:after="0" w:line="240" w:lineRule="auto"/>
+      </w:pPr>
+      <w:r>
+        <w:rPr>
+          <w:rFonts w:ascii="Consolas" w:hAnsi="Consolas"/>
+          <w:sz w:val="18"/>
+        </w:rPr>
+        <w:t xml:space="preserve">            Material("  ", 100)</w:t>
+      </w:r>
+    </w:p>
+    <w:p>
+      <w:pPr>
+        <w:spacing w:after="0" w:line="240" w:lineRule="auto"/>
+      </w:pPr>
+      <w:r>
+        <w:rPr>
+          <w:rFonts w:ascii="Consolas" w:hAnsi="Consolas"/>
+          <w:sz w:val="18"/>
+        </w:rPr>
         <w:t xml:space="preserve"> </w:t>
       </w:r>
     </w:p>
@@ -4311,175 +6780,31 @@
           <w:rFonts w:ascii="Consolas" w:hAnsi="Consolas"/>
           <w:sz w:val="18"/>
         </w:rPr>
-        <w:t>def export_docx(rows, filename="report.docx"):</w:t>
-      </w:r>
-    </w:p>
-    <w:p>
-      <w:pPr>
-        <w:spacing w:after="0" w:line="240" w:lineRule="auto"/>
-      </w:pPr>
-      <w:r>
-        <w:rPr>
-          <w:rFonts w:ascii="Consolas" w:hAnsi="Consolas"/>
-          <w:sz w:val="18"/>
-        </w:rPr>
-        <w:t xml:space="preserve">    """Выгрузить таблицу результатов в docx."""</w:t>
-      </w:r>
-    </w:p>
-    <w:p>
-      <w:pPr>
-        <w:spacing w:after="0" w:line="240" w:lineRule="auto"/>
-      </w:pPr>
-      <w:r>
-        <w:rPr>
-          <w:rFonts w:ascii="Consolas" w:hAnsi="Consolas"/>
-          <w:sz w:val="18"/>
-        </w:rPr>
-        <w:t xml:space="preserve">    doc = Document()</w:t>
-      </w:r>
-    </w:p>
-    <w:p>
-      <w:pPr>
-        <w:spacing w:after="0" w:line="240" w:lineRule="auto"/>
-      </w:pPr>
-      <w:r>
-        <w:rPr>
-          <w:rFonts w:ascii="Consolas" w:hAnsi="Consolas"/>
-          <w:sz w:val="18"/>
-        </w:rPr>
-        <w:t xml:space="preserve">    doc.add_heading("Результаты расчёта геометрических тел", level=1)</w:t>
-      </w:r>
-    </w:p>
-    <w:p>
-      <w:pPr>
-        <w:spacing w:after="0" w:line="240" w:lineRule="auto"/>
-      </w:pPr>
-      <w:r>
-        <w:rPr>
-          <w:rFonts w:ascii="Consolas" w:hAnsi="Consolas"/>
-          <w:sz w:val="18"/>
-        </w:rPr>
-        <w:t xml:space="preserve">    table = doc.add_table(rows=1, cols=8)</w:t>
-      </w:r>
-    </w:p>
-    <w:p>
-      <w:pPr>
-        <w:spacing w:after="0" w:line="240" w:lineRule="auto"/>
-      </w:pPr>
-      <w:r>
-        <w:rPr>
-          <w:rFonts w:ascii="Consolas" w:hAnsi="Consolas"/>
-          <w:sz w:val="18"/>
-        </w:rPr>
-        <w:t xml:space="preserve">    table.style = "Table Grid"</w:t>
-      </w:r>
-    </w:p>
-    <w:p>
-      <w:pPr>
-        <w:spacing w:after="0" w:line="240" w:lineRule="auto"/>
-      </w:pPr>
-      <w:r>
-        <w:rPr>
-          <w:rFonts w:ascii="Consolas" w:hAnsi="Consolas"/>
-          <w:sz w:val="18"/>
-        </w:rPr>
-        <w:t xml:space="preserve">    headers = ("ID", "Тело", "Параметры", "Материал", "V, м^3", "S, м^2", "m, кг", "Дата")</w:t>
-      </w:r>
-    </w:p>
-    <w:p>
-      <w:pPr>
-        <w:spacing w:after="0" w:line="240" w:lineRule="auto"/>
-      </w:pPr>
-      <w:r>
-        <w:rPr>
-          <w:rFonts w:ascii="Consolas" w:hAnsi="Consolas"/>
-          <w:sz w:val="18"/>
-        </w:rPr>
-        <w:t xml:space="preserve">    for i, h in enumerate(headers):</w:t>
-      </w:r>
-    </w:p>
-    <w:p>
-      <w:pPr>
-        <w:spacing w:after="0" w:line="240" w:lineRule="auto"/>
-      </w:pPr>
-      <w:r>
-        <w:rPr>
-          <w:rFonts w:ascii="Consolas" w:hAnsi="Consolas"/>
-          <w:sz w:val="18"/>
-        </w:rPr>
-        <w:t xml:space="preserve">        table.rows[0].cells[i].text = h</w:t>
-      </w:r>
-    </w:p>
-    <w:p>
-      <w:pPr>
-        <w:spacing w:after="0" w:line="240" w:lineRule="auto"/>
-      </w:pPr>
-      <w:r>
-        <w:rPr>
-          <w:rFonts w:ascii="Consolas" w:hAnsi="Consolas"/>
-          <w:sz w:val="18"/>
-        </w:rPr>
-        <w:t xml:space="preserve">    for row in rows:</w:t>
-      </w:r>
-    </w:p>
-    <w:p>
-      <w:pPr>
-        <w:spacing w:after="0" w:line="240" w:lineRule="auto"/>
-      </w:pPr>
-      <w:r>
-        <w:rPr>
-          <w:rFonts w:ascii="Consolas" w:hAnsi="Consolas"/>
-          <w:sz w:val="18"/>
-        </w:rPr>
-        <w:t xml:space="preserve">        cells = table.add_row().cells</w:t>
-      </w:r>
-    </w:p>
-    <w:p>
-      <w:pPr>
-        <w:spacing w:after="0" w:line="240" w:lineRule="auto"/>
-      </w:pPr>
-      <w:r>
-        <w:rPr>
-          <w:rFonts w:ascii="Consolas" w:hAnsi="Consolas"/>
-          <w:sz w:val="18"/>
-        </w:rPr>
-        <w:t xml:space="preserve">        for i, value in enumerate(row):</w:t>
-      </w:r>
-    </w:p>
-    <w:p>
-      <w:pPr>
-        <w:spacing w:after="0" w:line="240" w:lineRule="auto"/>
-      </w:pPr>
-      <w:r>
-        <w:rPr>
-          <w:rFonts w:ascii="Consolas" w:hAnsi="Consolas"/>
-          <w:sz w:val="18"/>
-        </w:rPr>
-        <w:t xml:space="preserve">            cells[i].text = f"{value:.4f}" if isinstance(value, float) else str(value)</w:t>
-      </w:r>
-    </w:p>
-    <w:p>
-      <w:pPr>
-        <w:spacing w:after="0" w:line="240" w:lineRule="auto"/>
-      </w:pPr>
-      <w:r>
-        <w:rPr>
-          <w:rFonts w:ascii="Consolas" w:hAnsi="Consolas"/>
-          <w:sz w:val="18"/>
-        </w:rPr>
-        <w:t xml:space="preserve">    doc.save(filename)</w:t>
-      </w:r>
-    </w:p>
-    <w:p>
-      <w:pPr>
-        <w:spacing w:after="0" w:line="240" w:lineRule="auto"/>
-      </w:pPr>
-      <w:r>
-        <w:rPr>
-          <w:rFonts w:ascii="Consolas" w:hAnsi="Consolas"/>
-          <w:sz w:val="18"/>
-        </w:rPr>
-        <w:t xml:space="preserve">    return filename</w:t>
+        <w:t xml:space="preserve">    def test_unknown_material(self):</w:t>
+      </w:r>
+    </w:p>
+    <w:p>
+      <w:pPr>
+        <w:spacing w:after="0" w:line="240" w:lineRule="auto"/>
+      </w:pPr>
+      <w:r>
+        <w:rPr>
+          <w:rFonts w:ascii="Consolas" w:hAnsi="Consolas"/>
+          <w:sz w:val="18"/>
+        </w:rPr>
+        <w:t xml:space="preserve">        with pytest.raises(KeyError):</w:t>
+      </w:r>
+    </w:p>
+    <w:p>
+      <w:pPr>
+        <w:spacing w:after="0" w:line="240" w:lineRule="auto"/>
+      </w:pPr>
+      <w:r>
+        <w:rPr>
+          <w:rFonts w:ascii="Consolas" w:hAnsi="Consolas"/>
+          <w:sz w:val="18"/>
+        </w:rPr>
+        <w:t xml:space="preserve">            get_material("неон")</w:t>
       </w:r>
     </w:p>
     <w:p>
@@ -4503,6 +6828,30 @@
           <w:rFonts w:ascii="Consolas" w:hAnsi="Consolas"/>
           <w:sz w:val="18"/>
         </w:rPr>
+        <w:t xml:space="preserve">    def test_eq(self):</w:t>
+      </w:r>
+    </w:p>
+    <w:p>
+      <w:pPr>
+        <w:spacing w:after="0" w:line="240" w:lineRule="auto"/>
+      </w:pPr>
+      <w:r>
+        <w:rPr>
+          <w:rFonts w:ascii="Consolas" w:hAnsi="Consolas"/>
+          <w:sz w:val="18"/>
+        </w:rPr>
+        <w:t xml:space="preserve">        assert steel() == get_material("сталь")</w:t>
+      </w:r>
+    </w:p>
+    <w:p>
+      <w:pPr>
+        <w:spacing w:after="0" w:line="240" w:lineRule="auto"/>
+      </w:pPr>
+      <w:r>
+        <w:rPr>
+          <w:rFonts w:ascii="Consolas" w:hAnsi="Consolas"/>
+          <w:sz w:val="18"/>
+        </w:rPr>
         <w:t xml:space="preserve"> </w:t>
       </w:r>
     </w:p>
@@ -4515,197 +6864,6 @@
           <w:rFonts w:ascii="Consolas" w:hAnsi="Consolas"/>
           <w:sz w:val="18"/>
         </w:rPr>
-        <w:t>def export_xlsx(rows, filename="report.xlsx"):</w:t>
-      </w:r>
-    </w:p>
-    <w:p>
-      <w:pPr>
-        <w:spacing w:after="0" w:line="240" w:lineRule="auto"/>
-      </w:pPr>
-      <w:r>
-        <w:rPr>
-          <w:rFonts w:ascii="Consolas" w:hAnsi="Consolas"/>
-          <w:sz w:val="18"/>
-        </w:rPr>
-        <w:t xml:space="preserve">    """Выгрузить таблицу результатов в xlsx."""</w:t>
-      </w:r>
-    </w:p>
-    <w:p>
-      <w:pPr>
-        <w:spacing w:after="0" w:line="240" w:lineRule="auto"/>
-      </w:pPr>
-      <w:r>
-        <w:rPr>
-          <w:rFonts w:ascii="Consolas" w:hAnsi="Consolas"/>
-          <w:sz w:val="18"/>
-        </w:rPr>
-        <w:t xml:space="preserve">    wb = Workbook()</w:t>
-      </w:r>
-    </w:p>
-    <w:p>
-      <w:pPr>
-        <w:spacing w:after="0" w:line="240" w:lineRule="auto"/>
-      </w:pPr>
-      <w:r>
-        <w:rPr>
-          <w:rFonts w:ascii="Consolas" w:hAnsi="Consolas"/>
-          <w:sz w:val="18"/>
-        </w:rPr>
-        <w:t xml:space="preserve">    ws = wb.active</w:t>
-      </w:r>
-    </w:p>
-    <w:p>
-      <w:pPr>
-        <w:spacing w:after="0" w:line="240" w:lineRule="auto"/>
-      </w:pPr>
-      <w:r>
-        <w:rPr>
-          <w:rFonts w:ascii="Consolas" w:hAnsi="Consolas"/>
-          <w:sz w:val="18"/>
-        </w:rPr>
-        <w:t xml:space="preserve">    ws.title = "Результаты"</w:t>
-      </w:r>
-    </w:p>
-    <w:p>
-      <w:pPr>
-        <w:spacing w:after="0" w:line="240" w:lineRule="auto"/>
-      </w:pPr>
-      <w:r>
-        <w:rPr>
-          <w:rFonts w:ascii="Consolas" w:hAnsi="Consolas"/>
-          <w:sz w:val="18"/>
-        </w:rPr>
-        <w:t xml:space="preserve">    headers = ("ID", "Тело", "Параметры", "Материал", "V, м^3", "S, м^2", "m, кг", "Дата")</w:t>
-      </w:r>
-    </w:p>
-    <w:p>
-      <w:pPr>
-        <w:spacing w:after="0" w:line="240" w:lineRule="auto"/>
-      </w:pPr>
-      <w:r>
-        <w:rPr>
-          <w:rFonts w:ascii="Consolas" w:hAnsi="Consolas"/>
-          <w:sz w:val="18"/>
-        </w:rPr>
-        <w:t xml:space="preserve">    ws.append(headers)</w:t>
-      </w:r>
-    </w:p>
-    <w:p>
-      <w:pPr>
-        <w:spacing w:after="0" w:line="240" w:lineRule="auto"/>
-      </w:pPr>
-      <w:r>
-        <w:rPr>
-          <w:rFonts w:ascii="Consolas" w:hAnsi="Consolas"/>
-          <w:sz w:val="18"/>
-        </w:rPr>
-        <w:t xml:space="preserve">    for row in rows:</w:t>
-      </w:r>
-    </w:p>
-    <w:p>
-      <w:pPr>
-        <w:spacing w:after="0" w:line="240" w:lineRule="auto"/>
-      </w:pPr>
-      <w:r>
-        <w:rPr>
-          <w:rFonts w:ascii="Consolas" w:hAnsi="Consolas"/>
-          <w:sz w:val="18"/>
-        </w:rPr>
-        <w:t xml:space="preserve">        ws.append(row)</w:t>
-      </w:r>
-    </w:p>
-    <w:p>
-      <w:pPr>
-        <w:spacing w:after="0" w:line="240" w:lineRule="auto"/>
-      </w:pPr>
-      <w:r>
-        <w:rPr>
-          <w:rFonts w:ascii="Consolas" w:hAnsi="Consolas"/>
-          <w:sz w:val="18"/>
-        </w:rPr>
-        <w:t xml:space="preserve">    for col, width in zip("ABCDEFGH", (6, 16, 20, 26, 12, 12, 12, 20)):</w:t>
-      </w:r>
-    </w:p>
-    <w:p>
-      <w:pPr>
-        <w:spacing w:after="0" w:line="240" w:lineRule="auto"/>
-      </w:pPr>
-      <w:r>
-        <w:rPr>
-          <w:rFonts w:ascii="Consolas" w:hAnsi="Consolas"/>
-          <w:sz w:val="18"/>
-        </w:rPr>
-        <w:t xml:space="preserve">        ws.column_dimensions[col].width = width</w:t>
-      </w:r>
-    </w:p>
-    <w:p>
-      <w:pPr>
-        <w:spacing w:after="0" w:line="240" w:lineRule="auto"/>
-      </w:pPr>
-      <w:r>
-        <w:rPr>
-          <w:rFonts w:ascii="Consolas" w:hAnsi="Consolas"/>
-          <w:sz w:val="18"/>
-        </w:rPr>
-        <w:t xml:space="preserve">    wb.save(filename)</w:t>
-      </w:r>
-    </w:p>
-    <w:p>
-      <w:pPr>
-        <w:spacing w:after="0" w:line="240" w:lineRule="auto"/>
-      </w:pPr>
-      <w:r>
-        <w:rPr>
-          <w:rFonts w:ascii="Consolas" w:hAnsi="Consolas"/>
-          <w:sz w:val="18"/>
-        </w:rPr>
-        <w:t xml:space="preserve">    return filename</w:t>
-      </w:r>
-    </w:p>
-    <w:p>
-      <w:pPr>
-        <w:spacing w:after="40"/>
-      </w:pPr>
-      <w:r>
-        <w:rPr>
-          <w:b w:val="0"/>
-        </w:rPr>
-        <w:t>geometry/__init__.py</w:t>
-      </w:r>
-    </w:p>
-    <w:p>
-      <w:pPr>
-        <w:spacing w:after="0" w:line="240" w:lineRule="auto"/>
-      </w:pPr>
-      <w:r>
-        <w:rPr>
-          <w:rFonts w:ascii="Consolas" w:hAnsi="Consolas"/>
-          <w:sz w:val="18"/>
-        </w:rPr>
-        <w:t># -*- coding: utf-8 -*-</w:t>
-      </w:r>
-    </w:p>
-    <w:p>
-      <w:pPr>
-        <w:spacing w:after="0" w:line="240" w:lineRule="auto"/>
-      </w:pPr>
-      <w:r>
-        <w:rPr>
-          <w:rFonts w:ascii="Consolas" w:hAnsi="Consolas"/>
-          <w:sz w:val="18"/>
-        </w:rPr>
-        <w:t>"""Пакет geometry: тела, материалы, хранение результатов."""</w:t>
-      </w:r>
-    </w:p>
-    <w:p>
-      <w:pPr>
-        <w:spacing w:after="0" w:line="240" w:lineRule="auto"/>
-      </w:pPr>
-      <w:r>
-        <w:rPr>
-          <w:rFonts w:ascii="Consolas" w:hAnsi="Consolas"/>
-          <w:sz w:val="18"/>
-        </w:rPr>
         <w:t xml:space="preserve"> </w:t>
       </w:r>
     </w:p>
@@ -4718,31 +6876,55 @@
           <w:rFonts w:ascii="Consolas" w:hAnsi="Consolas"/>
           <w:sz w:val="18"/>
         </w:rPr>
-        <w:t>from geometry.materials import Material, get_material, available_materials</w:t>
-      </w:r>
-    </w:p>
-    <w:p>
-      <w:pPr>
-        <w:spacing w:after="0" w:line="240" w:lineRule="auto"/>
-      </w:pPr>
-      <w:r>
-        <w:rPr>
-          <w:rFonts w:ascii="Consolas" w:hAnsi="Consolas"/>
-          <w:sz w:val="18"/>
-        </w:rPr>
-        <w:t>from geometry.shapes import Body, Parallelepiped, Tetrahedron, Sphere</w:t>
-      </w:r>
-    </w:p>
-    <w:p>
-      <w:pPr>
-        <w:spacing w:after="0" w:line="240" w:lineRule="auto"/>
-      </w:pPr>
-      <w:r>
-        <w:rPr>
-          <w:rFonts w:ascii="Consolas" w:hAnsi="Consolas"/>
-          <w:sz w:val="18"/>
-        </w:rPr>
-        <w:t>from geometry.storage import ResultsDB, export_docx, export_xlsx</w:t>
+        <w:t>class TestParallelepiped:</w:t>
+      </w:r>
+    </w:p>
+    <w:p>
+      <w:pPr>
+        <w:spacing w:after="0" w:line="240" w:lineRule="auto"/>
+      </w:pPr>
+      <w:r>
+        <w:rPr>
+          <w:rFonts w:ascii="Consolas" w:hAnsi="Consolas"/>
+          <w:sz w:val="18"/>
+        </w:rPr>
+        <w:t xml:space="preserve">    def test_volume_and_area(self):</w:t>
+      </w:r>
+    </w:p>
+    <w:p>
+      <w:pPr>
+        <w:spacing w:after="0" w:line="240" w:lineRule="auto"/>
+      </w:pPr>
+      <w:r>
+        <w:rPr>
+          <w:rFonts w:ascii="Consolas" w:hAnsi="Consolas"/>
+          <w:sz w:val="18"/>
+        </w:rPr>
+        <w:t xml:space="preserve">        p = Parallelepiped(2, 3, 4, steel())</w:t>
+      </w:r>
+    </w:p>
+    <w:p>
+      <w:pPr>
+        <w:spacing w:after="0" w:line="240" w:lineRule="auto"/>
+      </w:pPr>
+      <w:r>
+        <w:rPr>
+          <w:rFonts w:ascii="Consolas" w:hAnsi="Consolas"/>
+          <w:sz w:val="18"/>
+        </w:rPr>
+        <w:t xml:space="preserve">        assert p.volume() == 24</w:t>
+      </w:r>
+    </w:p>
+    <w:p>
+      <w:pPr>
+        <w:spacing w:after="0" w:line="240" w:lineRule="auto"/>
+      </w:pPr>
+      <w:r>
+        <w:rPr>
+          <w:rFonts w:ascii="Consolas" w:hAnsi="Consolas"/>
+          <w:sz w:val="18"/>
+        </w:rPr>
+        <w:t xml:space="preserve">        assert p.surface_area() == 2 * (6 + 12 + 8)</w:t>
       </w:r>
     </w:p>
     <w:p>
@@ -4766,90 +6948,31 @@
           <w:rFonts w:ascii="Consolas" w:hAnsi="Consolas"/>
           <w:sz w:val="18"/>
         </w:rPr>
-        <w:t>__all__ = [</w:t>
-      </w:r>
-    </w:p>
-    <w:p>
-      <w:pPr>
-        <w:spacing w:after="0" w:line="240" w:lineRule="auto"/>
-      </w:pPr>
-      <w:r>
-        <w:rPr>
-          <w:rFonts w:ascii="Consolas" w:hAnsi="Consolas"/>
-          <w:sz w:val="18"/>
-        </w:rPr>
-        <w:t xml:space="preserve">    "Material", "get_material", "available_materials",</w:t>
-      </w:r>
-    </w:p>
-    <w:p>
-      <w:pPr>
-        <w:spacing w:after="0" w:line="240" w:lineRule="auto"/>
-      </w:pPr>
-      <w:r>
-        <w:rPr>
-          <w:rFonts w:ascii="Consolas" w:hAnsi="Consolas"/>
-          <w:sz w:val="18"/>
-        </w:rPr>
-        <w:t xml:space="preserve">    "Body", "Parallelepiped", "Tetrahedron", "Sphere",</w:t>
-      </w:r>
-    </w:p>
-    <w:p>
-      <w:pPr>
-        <w:spacing w:after="0" w:line="240" w:lineRule="auto"/>
-      </w:pPr>
-      <w:r>
-        <w:rPr>
-          <w:rFonts w:ascii="Consolas" w:hAnsi="Consolas"/>
-          <w:sz w:val="18"/>
-        </w:rPr>
-        <w:t xml:space="preserve">    "ResultsDB", "export_docx", "export_xlsx",</w:t>
-      </w:r>
-    </w:p>
-    <w:p>
-      <w:pPr>
-        <w:spacing w:after="0" w:line="240" w:lineRule="auto"/>
-      </w:pPr>
-      <w:r>
-        <w:rPr>
-          <w:rFonts w:ascii="Consolas" w:hAnsi="Consolas"/>
-          <w:sz w:val="18"/>
-        </w:rPr>
-        <w:t>]</w:t>
-      </w:r>
-    </w:p>
-    <w:p>
-      <w:pPr>
-        <w:spacing w:after="40"/>
-      </w:pPr>
-      <w:r>
-        <w:rPr>
-          <w:b w:val="0"/>
-        </w:rPr>
-        <w:t>main.py</w:t>
-      </w:r>
-    </w:p>
-    <w:p>
-      <w:pPr>
-        <w:spacing w:after="0" w:line="240" w:lineRule="auto"/>
-      </w:pPr>
-      <w:r>
-        <w:rPr>
-          <w:rFonts w:ascii="Consolas" w:hAnsi="Consolas"/>
-          <w:sz w:val="18"/>
-        </w:rPr>
-        <w:t># -*- coding: utf-8 -*-</w:t>
-      </w:r>
-    </w:p>
-    <w:p>
-      <w:pPr>
-        <w:spacing w:after="0" w:line="240" w:lineRule="auto"/>
-      </w:pPr>
-      <w:r>
-        <w:rPr>
-          <w:rFonts w:ascii="Consolas" w:hAnsi="Consolas"/>
-          <w:sz w:val="18"/>
-        </w:rPr>
-        <w:t>"""ЛР №2, вариант 16. Консольный интерфейс расчёта геометрических тел."""</w:t>
+        <w:t xml:space="preserve">    def test_mass(self):</w:t>
+      </w:r>
+    </w:p>
+    <w:p>
+      <w:pPr>
+        <w:spacing w:after="0" w:line="240" w:lineRule="auto"/>
+      </w:pPr>
+      <w:r>
+        <w:rPr>
+          <w:rFonts w:ascii="Consolas" w:hAnsi="Consolas"/>
+          <w:sz w:val="18"/>
+        </w:rPr>
+        <w:t xml:space="preserve">        p = Parallelepiped(1, 1, 1, steel())</w:t>
+      </w:r>
+    </w:p>
+    <w:p>
+      <w:pPr>
+        <w:spacing w:after="0" w:line="240" w:lineRule="auto"/>
+      </w:pPr>
+      <w:r>
+        <w:rPr>
+          <w:rFonts w:ascii="Consolas" w:hAnsi="Consolas"/>
+          <w:sz w:val="18"/>
+        </w:rPr>
+        <w:t xml:space="preserve">        assert p.mass == pytest.approx(7850)</w:t>
       </w:r>
     </w:p>
     <w:p>
@@ -4873,31 +6996,31 @@
           <w:rFonts w:ascii="Consolas" w:hAnsi="Consolas"/>
           <w:sz w:val="18"/>
         </w:rPr>
-        <w:t>from geometry import (Parallelepiped, Sphere, Tetrahedron,</w:t>
-      </w:r>
-    </w:p>
-    <w:p>
-      <w:pPr>
-        <w:spacing w:after="0" w:line="240" w:lineRule="auto"/>
-      </w:pPr>
-      <w:r>
-        <w:rPr>
-          <w:rFonts w:ascii="Consolas" w:hAnsi="Consolas"/>
-          <w:sz w:val="18"/>
-        </w:rPr>
-        <w:t xml:space="preserve">                      available_materials, get_material,</w:t>
-      </w:r>
-    </w:p>
-    <w:p>
-      <w:pPr>
-        <w:spacing w:after="0" w:line="240" w:lineRule="auto"/>
-      </w:pPr>
-      <w:r>
-        <w:rPr>
-          <w:rFonts w:ascii="Consolas" w:hAnsi="Consolas"/>
-          <w:sz w:val="18"/>
-        </w:rPr>
-        <w:t xml:space="preserve">                      ResultsDB, export_docx, export_xlsx)</w:t>
+        <w:t xml:space="preserve">    def test_invalid_side(self):</w:t>
+      </w:r>
+    </w:p>
+    <w:p>
+      <w:pPr>
+        <w:spacing w:after="0" w:line="240" w:lineRule="auto"/>
+      </w:pPr>
+      <w:r>
+        <w:rPr>
+          <w:rFonts w:ascii="Consolas" w:hAnsi="Consolas"/>
+          <w:sz w:val="18"/>
+        </w:rPr>
+        <w:t xml:space="preserve">        with pytest.raises(ValueError):</w:t>
+      </w:r>
+    </w:p>
+    <w:p>
+      <w:pPr>
+        <w:spacing w:after="0" w:line="240" w:lineRule="auto"/>
+      </w:pPr>
+      <w:r>
+        <w:rPr>
+          <w:rFonts w:ascii="Consolas" w:hAnsi="Consolas"/>
+          <w:sz w:val="18"/>
+        </w:rPr>
+        <w:t xml:space="preserve">            Parallelepiped(1, 0, 2, steel())</w:t>
       </w:r>
     </w:p>
     <w:p>
@@ -4921,115 +7044,43 @@
           <w:rFonts w:ascii="Consolas" w:hAnsi="Consolas"/>
           <w:sz w:val="18"/>
         </w:rPr>
-        <w:t>MENU = """</w:t>
-      </w:r>
-    </w:p>
-    <w:p>
-      <w:pPr>
-        <w:spacing w:after="0" w:line="240" w:lineRule="auto"/>
-      </w:pPr>
-      <w:r>
-        <w:rPr>
-          <w:rFonts w:ascii="Consolas" w:hAnsi="Consolas"/>
-          <w:sz w:val="18"/>
-        </w:rPr>
-        <w:t>--- Расчёт геометрических тел (вариант 16) ---</w:t>
-      </w:r>
-    </w:p>
-    <w:p>
-      <w:pPr>
-        <w:spacing w:after="0" w:line="240" w:lineRule="auto"/>
-      </w:pPr>
-      <w:r>
-        <w:rPr>
-          <w:rFonts w:ascii="Consolas" w:hAnsi="Consolas"/>
-          <w:sz w:val="18"/>
-        </w:rPr>
-        <w:t>1 - Параллелепипед</w:t>
-      </w:r>
-    </w:p>
-    <w:p>
-      <w:pPr>
-        <w:spacing w:after="0" w:line="240" w:lineRule="auto"/>
-      </w:pPr>
-      <w:r>
-        <w:rPr>
-          <w:rFonts w:ascii="Consolas" w:hAnsi="Consolas"/>
-          <w:sz w:val="18"/>
-        </w:rPr>
-        <w:t>2 - Тетраэдр</w:t>
-      </w:r>
-    </w:p>
-    <w:p>
-      <w:pPr>
-        <w:spacing w:after="0" w:line="240" w:lineRule="auto"/>
-      </w:pPr>
-      <w:r>
-        <w:rPr>
-          <w:rFonts w:ascii="Consolas" w:hAnsi="Consolas"/>
-          <w:sz w:val="18"/>
-        </w:rPr>
-        <w:t>3 - Шар</w:t>
-      </w:r>
-    </w:p>
-    <w:p>
-      <w:pPr>
-        <w:spacing w:after="0" w:line="240" w:lineRule="auto"/>
-      </w:pPr>
-      <w:r>
-        <w:rPr>
-          <w:rFonts w:ascii="Consolas" w:hAnsi="Consolas"/>
-          <w:sz w:val="18"/>
-        </w:rPr>
-        <w:t>4 - Показать сохранённые результаты</w:t>
-      </w:r>
-    </w:p>
-    <w:p>
-      <w:pPr>
-        <w:spacing w:after="0" w:line="240" w:lineRule="auto"/>
-      </w:pPr>
-      <w:r>
-        <w:rPr>
-          <w:rFonts w:ascii="Consolas" w:hAnsi="Consolas"/>
-          <w:sz w:val="18"/>
-        </w:rPr>
-        <w:t>5 - Экспорт в docx</w:t>
-      </w:r>
-    </w:p>
-    <w:p>
-      <w:pPr>
-        <w:spacing w:after="0" w:line="240" w:lineRule="auto"/>
-      </w:pPr>
-      <w:r>
-        <w:rPr>
-          <w:rFonts w:ascii="Consolas" w:hAnsi="Consolas"/>
-          <w:sz w:val="18"/>
-        </w:rPr>
-        <w:t>6 - Экспорт в xlsx</w:t>
-      </w:r>
-    </w:p>
-    <w:p>
-      <w:pPr>
-        <w:spacing w:after="0" w:line="240" w:lineRule="auto"/>
-      </w:pPr>
-      <w:r>
-        <w:rPr>
-          <w:rFonts w:ascii="Consolas" w:hAnsi="Consolas"/>
-          <w:sz w:val="18"/>
-        </w:rPr>
-        <w:t>0 - Выход</w:t>
-      </w:r>
-    </w:p>
-    <w:p>
-      <w:pPr>
-        <w:spacing w:after="0" w:line="240" w:lineRule="auto"/>
-      </w:pPr>
-      <w:r>
-        <w:rPr>
-          <w:rFonts w:ascii="Consolas" w:hAnsi="Consolas"/>
-          <w:sz w:val="18"/>
-        </w:rPr>
-        <w:t>"""</w:t>
+        <w:t xml:space="preserve">    def test_side_setter_validates(self):</w:t>
+      </w:r>
+    </w:p>
+    <w:p>
+      <w:pPr>
+        <w:spacing w:after="0" w:line="240" w:lineRule="auto"/>
+      </w:pPr>
+      <w:r>
+        <w:rPr>
+          <w:rFonts w:ascii="Consolas" w:hAnsi="Consolas"/>
+          <w:sz w:val="18"/>
+        </w:rPr>
+        <w:t xml:space="preserve">        p = Parallelepiped(1, 1, 1, steel())</w:t>
+      </w:r>
+    </w:p>
+    <w:p>
+      <w:pPr>
+        <w:spacing w:after="0" w:line="240" w:lineRule="auto"/>
+      </w:pPr>
+      <w:r>
+        <w:rPr>
+          <w:rFonts w:ascii="Consolas" w:hAnsi="Consolas"/>
+          <w:sz w:val="18"/>
+        </w:rPr>
+        <w:t xml:space="preserve">        with pytest.raises(ValueError):</w:t>
+      </w:r>
+    </w:p>
+    <w:p>
+      <w:pPr>
+        <w:spacing w:after="0" w:line="240" w:lineRule="auto"/>
+      </w:pPr>
+      <w:r>
+        <w:rPr>
+          <w:rFonts w:ascii="Consolas" w:hAnsi="Consolas"/>
+          <w:sz w:val="18"/>
+        </w:rPr>
+        <w:t xml:space="preserve">            p.a = -3</w:t>
       </w:r>
     </w:p>
     <w:p>
@@ -5053,6 +7104,54 @@
           <w:rFonts w:ascii="Consolas" w:hAnsi="Consolas"/>
           <w:sz w:val="18"/>
         </w:rPr>
+        <w:t xml:space="preserve">    def test_str_and_repr(self):</w:t>
+      </w:r>
+    </w:p>
+    <w:p>
+      <w:pPr>
+        <w:spacing w:after="0" w:line="240" w:lineRule="auto"/>
+      </w:pPr>
+      <w:r>
+        <w:rPr>
+          <w:rFonts w:ascii="Consolas" w:hAnsi="Consolas"/>
+          <w:sz w:val="18"/>
+        </w:rPr>
+        <w:t xml:space="preserve">        p = Parallelepiped(2, 2, 2, steel())</w:t>
+      </w:r>
+    </w:p>
+    <w:p>
+      <w:pPr>
+        <w:spacing w:after="0" w:line="240" w:lineRule="auto"/>
+      </w:pPr>
+      <w:r>
+        <w:rPr>
+          <w:rFonts w:ascii="Consolas" w:hAnsi="Consolas"/>
+          <w:sz w:val="18"/>
+        </w:rPr>
+        <w:t xml:space="preserve">        assert "Parallelepiped" in str(p)</w:t>
+      </w:r>
+    </w:p>
+    <w:p>
+      <w:pPr>
+        <w:spacing w:after="0" w:line="240" w:lineRule="auto"/>
+      </w:pPr>
+      <w:r>
+        <w:rPr>
+          <w:rFonts w:ascii="Consolas" w:hAnsi="Consolas"/>
+          <w:sz w:val="18"/>
+        </w:rPr>
+        <w:t xml:space="preserve">        assert "Material" in repr(p)</w:t>
+      </w:r>
+    </w:p>
+    <w:p>
+      <w:pPr>
+        <w:spacing w:after="0" w:line="240" w:lineRule="auto"/>
+      </w:pPr>
+      <w:r>
+        <w:rPr>
+          <w:rFonts w:ascii="Consolas" w:hAnsi="Consolas"/>
+          <w:sz w:val="18"/>
+        </w:rPr>
         <w:t xml:space="preserve"> </w:t>
       </w:r>
     </w:p>
@@ -5065,115 +7164,19 @@
           <w:rFonts w:ascii="Consolas" w:hAnsi="Consolas"/>
           <w:sz w:val="18"/>
         </w:rPr>
-        <w:t>def read_positive(prompt):</w:t>
-      </w:r>
-    </w:p>
-    <w:p>
-      <w:pPr>
-        <w:spacing w:after="0" w:line="240" w:lineRule="auto"/>
-      </w:pPr>
-      <w:r>
-        <w:rPr>
-          <w:rFonts w:ascii="Consolas" w:hAnsi="Consolas"/>
-          <w:sz w:val="18"/>
-        </w:rPr>
-        <w:t xml:space="preserve">    """Ввод положительного числа с повтором при ошибке."""</w:t>
-      </w:r>
-    </w:p>
-    <w:p>
-      <w:pPr>
-        <w:spacing w:after="0" w:line="240" w:lineRule="auto"/>
-      </w:pPr>
-      <w:r>
-        <w:rPr>
-          <w:rFonts w:ascii="Consolas" w:hAnsi="Consolas"/>
-          <w:sz w:val="18"/>
-        </w:rPr>
-        <w:t xml:space="preserve">    while True:</w:t>
-      </w:r>
-    </w:p>
-    <w:p>
-      <w:pPr>
-        <w:spacing w:after="0" w:line="240" w:lineRule="auto"/>
-      </w:pPr>
-      <w:r>
-        <w:rPr>
-          <w:rFonts w:ascii="Consolas" w:hAnsi="Consolas"/>
-          <w:sz w:val="18"/>
-        </w:rPr>
-        <w:t xml:space="preserve">        try:</w:t>
-      </w:r>
-    </w:p>
-    <w:p>
-      <w:pPr>
-        <w:spacing w:after="0" w:line="240" w:lineRule="auto"/>
-      </w:pPr>
-      <w:r>
-        <w:rPr>
-          <w:rFonts w:ascii="Consolas" w:hAnsi="Consolas"/>
-          <w:sz w:val="18"/>
-        </w:rPr>
-        <w:t xml:space="preserve">            value = float(input(prompt).replace(",", "."))</w:t>
-      </w:r>
-    </w:p>
-    <w:p>
-      <w:pPr>
-        <w:spacing w:after="0" w:line="240" w:lineRule="auto"/>
-      </w:pPr>
-      <w:r>
-        <w:rPr>
-          <w:rFonts w:ascii="Consolas" w:hAnsi="Consolas"/>
-          <w:sz w:val="18"/>
-        </w:rPr>
-        <w:t xml:space="preserve">            if value &lt;= 0:</w:t>
-      </w:r>
-    </w:p>
-    <w:p>
-      <w:pPr>
-        <w:spacing w:after="0" w:line="240" w:lineRule="auto"/>
-      </w:pPr>
-      <w:r>
-        <w:rPr>
-          <w:rFonts w:ascii="Consolas" w:hAnsi="Consolas"/>
-          <w:sz w:val="18"/>
-        </w:rPr>
-        <w:t xml:space="preserve">                raise ValueError</w:t>
-      </w:r>
-    </w:p>
-    <w:p>
-      <w:pPr>
-        <w:spacing w:after="0" w:line="240" w:lineRule="auto"/>
-      </w:pPr>
-      <w:r>
-        <w:rPr>
-          <w:rFonts w:ascii="Consolas" w:hAnsi="Consolas"/>
-          <w:sz w:val="18"/>
-        </w:rPr>
-        <w:t xml:space="preserve">            return value</w:t>
-      </w:r>
-    </w:p>
-    <w:p>
-      <w:pPr>
-        <w:spacing w:after="0" w:line="240" w:lineRule="auto"/>
-      </w:pPr>
-      <w:r>
-        <w:rPr>
-          <w:rFonts w:ascii="Consolas" w:hAnsi="Consolas"/>
-          <w:sz w:val="18"/>
-        </w:rPr>
-        <w:t xml:space="preserve">        except ValueError:</w:t>
-      </w:r>
-    </w:p>
-    <w:p>
-      <w:pPr>
-        <w:spacing w:after="0" w:line="240" w:lineRule="auto"/>
-      </w:pPr>
-      <w:r>
-        <w:rPr>
-          <w:rFonts w:ascii="Consolas" w:hAnsi="Consolas"/>
-          <w:sz w:val="18"/>
-        </w:rPr>
-        <w:t xml:space="preserve">            print("Ошибка: нужно положительное число")</w:t>
+        <w:t xml:space="preserve">    def test_eq(self):</w:t>
+      </w:r>
+    </w:p>
+    <w:p>
+      <w:pPr>
+        <w:spacing w:after="0" w:line="240" w:lineRule="auto"/>
+      </w:pPr>
+      <w:r>
+        <w:rPr>
+          <w:rFonts w:ascii="Consolas" w:hAnsi="Consolas"/>
+          <w:sz w:val="18"/>
+        </w:rPr>
+        <w:t xml:space="preserve">        assert Parallelepiped(1, 2, 3, steel()) == Parallelepiped(1, 2, 3, steel())</w:t>
       </w:r>
     </w:p>
     <w:p>
@@ -5209,103 +7212,43 @@
           <w:rFonts w:ascii="Consolas" w:hAnsi="Consolas"/>
           <w:sz w:val="18"/>
         </w:rPr>
-        <w:t>def read_material():</w:t>
-      </w:r>
-    </w:p>
-    <w:p>
-      <w:pPr>
-        <w:spacing w:after="0" w:line="240" w:lineRule="auto"/>
-      </w:pPr>
-      <w:r>
-        <w:rPr>
-          <w:rFonts w:ascii="Consolas" w:hAnsi="Consolas"/>
-          <w:sz w:val="18"/>
-        </w:rPr>
-        <w:t xml:space="preserve">    """Выбор материала из справочника."""</w:t>
-      </w:r>
-    </w:p>
-    <w:p>
-      <w:pPr>
-        <w:spacing w:after="0" w:line="240" w:lineRule="auto"/>
-      </w:pPr>
-      <w:r>
-        <w:rPr>
-          <w:rFonts w:ascii="Consolas" w:hAnsi="Consolas"/>
-          <w:sz w:val="18"/>
-        </w:rPr>
-        <w:t xml:space="preserve">    names = available_materials()</w:t>
-      </w:r>
-    </w:p>
-    <w:p>
-      <w:pPr>
-        <w:spacing w:after="0" w:line="240" w:lineRule="auto"/>
-      </w:pPr>
-      <w:r>
-        <w:rPr>
-          <w:rFonts w:ascii="Consolas" w:hAnsi="Consolas"/>
-          <w:sz w:val="18"/>
-        </w:rPr>
-        <w:t xml:space="preserve">    print("Доступные материалы:", ", ".join(names))</w:t>
-      </w:r>
-    </w:p>
-    <w:p>
-      <w:pPr>
-        <w:spacing w:after="0" w:line="240" w:lineRule="auto"/>
-      </w:pPr>
-      <w:r>
-        <w:rPr>
-          <w:rFonts w:ascii="Consolas" w:hAnsi="Consolas"/>
-          <w:sz w:val="18"/>
-        </w:rPr>
-        <w:t xml:space="preserve">    while True:</w:t>
-      </w:r>
-    </w:p>
-    <w:p>
-      <w:pPr>
-        <w:spacing w:after="0" w:line="240" w:lineRule="auto"/>
-      </w:pPr>
-      <w:r>
-        <w:rPr>
-          <w:rFonts w:ascii="Consolas" w:hAnsi="Consolas"/>
-          <w:sz w:val="18"/>
-        </w:rPr>
-        <w:t xml:space="preserve">        try:</w:t>
-      </w:r>
-    </w:p>
-    <w:p>
-      <w:pPr>
-        <w:spacing w:after="0" w:line="240" w:lineRule="auto"/>
-      </w:pPr>
-      <w:r>
-        <w:rPr>
-          <w:rFonts w:ascii="Consolas" w:hAnsi="Consolas"/>
-          <w:sz w:val="18"/>
-        </w:rPr>
-        <w:t xml:space="preserve">            return get_material(input("Материал: "))</w:t>
-      </w:r>
-    </w:p>
-    <w:p>
-      <w:pPr>
-        <w:spacing w:after="0" w:line="240" w:lineRule="auto"/>
-      </w:pPr>
-      <w:r>
-        <w:rPr>
-          <w:rFonts w:ascii="Consolas" w:hAnsi="Consolas"/>
-          <w:sz w:val="18"/>
-        </w:rPr>
-        <w:t xml:space="preserve">        except KeyError as e:</w:t>
-      </w:r>
-    </w:p>
-    <w:p>
-      <w:pPr>
-        <w:spacing w:after="0" w:line="240" w:lineRule="auto"/>
-      </w:pPr>
-      <w:r>
-        <w:rPr>
-          <w:rFonts w:ascii="Consolas" w:hAnsi="Consolas"/>
-          <w:sz w:val="18"/>
-        </w:rPr>
-        <w:t xml:space="preserve">            print(e.args[0])</w:t>
+        <w:t>class TestTetrahedron:</w:t>
+      </w:r>
+    </w:p>
+    <w:p>
+      <w:pPr>
+        <w:spacing w:after="0" w:line="240" w:lineRule="auto"/>
+      </w:pPr>
+      <w:r>
+        <w:rPr>
+          <w:rFonts w:ascii="Consolas" w:hAnsi="Consolas"/>
+          <w:sz w:val="18"/>
+        </w:rPr>
+        <w:t xml:space="preserve">    def test_volume(self):</w:t>
+      </w:r>
+    </w:p>
+    <w:p>
+      <w:pPr>
+        <w:spacing w:after="0" w:line="240" w:lineRule="auto"/>
+      </w:pPr>
+      <w:r>
+        <w:rPr>
+          <w:rFonts w:ascii="Consolas" w:hAnsi="Consolas"/>
+          <w:sz w:val="18"/>
+        </w:rPr>
+        <w:t xml:space="preserve">        t = Tetrahedron(2, steel())</w:t>
+      </w:r>
+    </w:p>
+    <w:p>
+      <w:pPr>
+        <w:spacing w:after="0" w:line="240" w:lineRule="auto"/>
+      </w:pPr>
+      <w:r>
+        <w:rPr>
+          <w:rFonts w:ascii="Consolas" w:hAnsi="Consolas"/>
+          <w:sz w:val="18"/>
+        </w:rPr>
+        <w:t xml:space="preserve">        assert t.volume() == pytest.approx(8 / (6 * math.sqrt(2)))</w:t>
       </w:r>
     </w:p>
     <w:p>
@@ -5329,6 +7272,42 @@
           <w:rFonts w:ascii="Consolas" w:hAnsi="Consolas"/>
           <w:sz w:val="18"/>
         </w:rPr>
+        <w:t xml:space="preserve">    def test_area(self):</w:t>
+      </w:r>
+    </w:p>
+    <w:p>
+      <w:pPr>
+        <w:spacing w:after="0" w:line="240" w:lineRule="auto"/>
+      </w:pPr>
+      <w:r>
+        <w:rPr>
+          <w:rFonts w:ascii="Consolas" w:hAnsi="Consolas"/>
+          <w:sz w:val="18"/>
+        </w:rPr>
+        <w:t xml:space="preserve">        t = Tetrahedron(2, steel())</w:t>
+      </w:r>
+    </w:p>
+    <w:p>
+      <w:pPr>
+        <w:spacing w:after="0" w:line="240" w:lineRule="auto"/>
+      </w:pPr>
+      <w:r>
+        <w:rPr>
+          <w:rFonts w:ascii="Consolas" w:hAnsi="Consolas"/>
+          <w:sz w:val="18"/>
+        </w:rPr>
+        <w:t xml:space="preserve">        assert t.surface_area() == pytest.approx(math.sqrt(3) * 4)</w:t>
+      </w:r>
+    </w:p>
+    <w:p>
+      <w:pPr>
+        <w:spacing w:after="0" w:line="240" w:lineRule="auto"/>
+      </w:pPr>
+      <w:r>
+        <w:rPr>
+          <w:rFonts w:ascii="Consolas" w:hAnsi="Consolas"/>
+          <w:sz w:val="18"/>
+        </w:rPr>
         <w:t xml:space="preserve"> </w:t>
       </w:r>
     </w:p>
@@ -5341,139 +7320,43 @@
           <w:rFonts w:ascii="Consolas" w:hAnsi="Consolas"/>
           <w:sz w:val="18"/>
         </w:rPr>
-        <w:t>def make_body(choice):</w:t>
-      </w:r>
-    </w:p>
-    <w:p>
-      <w:pPr>
-        <w:spacing w:after="0" w:line="240" w:lineRule="auto"/>
-      </w:pPr>
-      <w:r>
-        <w:rPr>
-          <w:rFonts w:ascii="Consolas" w:hAnsi="Consolas"/>
-          <w:sz w:val="18"/>
-        </w:rPr>
-        <w:t xml:space="preserve">    """Создание тела по пункту меню."""</w:t>
-      </w:r>
-    </w:p>
-    <w:p>
-      <w:pPr>
-        <w:spacing w:after="0" w:line="240" w:lineRule="auto"/>
-      </w:pPr>
-      <w:r>
-        <w:rPr>
-          <w:rFonts w:ascii="Consolas" w:hAnsi="Consolas"/>
-          <w:sz w:val="18"/>
-        </w:rPr>
-        <w:t xml:space="preserve">    material = read_material()</w:t>
-      </w:r>
-    </w:p>
-    <w:p>
-      <w:pPr>
-        <w:spacing w:after="0" w:line="240" w:lineRule="auto"/>
-      </w:pPr>
-      <w:r>
-        <w:rPr>
-          <w:rFonts w:ascii="Consolas" w:hAnsi="Consolas"/>
-          <w:sz w:val="18"/>
-        </w:rPr>
-        <w:t xml:space="preserve">    if choice == "1":</w:t>
-      </w:r>
-    </w:p>
-    <w:p>
-      <w:pPr>
-        <w:spacing w:after="0" w:line="240" w:lineRule="auto"/>
-      </w:pPr>
-      <w:r>
-        <w:rPr>
-          <w:rFonts w:ascii="Consolas" w:hAnsi="Consolas"/>
-          <w:sz w:val="18"/>
-        </w:rPr>
-        <w:t xml:space="preserve">        a = read_positive("Сторона a, м: ")</w:t>
-      </w:r>
-    </w:p>
-    <w:p>
-      <w:pPr>
-        <w:spacing w:after="0" w:line="240" w:lineRule="auto"/>
-      </w:pPr>
-      <w:r>
-        <w:rPr>
-          <w:rFonts w:ascii="Consolas" w:hAnsi="Consolas"/>
-          <w:sz w:val="18"/>
-        </w:rPr>
-        <w:t xml:space="preserve">        b = read_positive("Сторона b, м: ")</w:t>
-      </w:r>
-    </w:p>
-    <w:p>
-      <w:pPr>
-        <w:spacing w:after="0" w:line="240" w:lineRule="auto"/>
-      </w:pPr>
-      <w:r>
-        <w:rPr>
-          <w:rFonts w:ascii="Consolas" w:hAnsi="Consolas"/>
-          <w:sz w:val="18"/>
-        </w:rPr>
-        <w:t xml:space="preserve">        c = read_positive("Сторона c, м: ")</w:t>
-      </w:r>
-    </w:p>
-    <w:p>
-      <w:pPr>
-        <w:spacing w:after="0" w:line="240" w:lineRule="auto"/>
-      </w:pPr>
-      <w:r>
-        <w:rPr>
-          <w:rFonts w:ascii="Consolas" w:hAnsi="Consolas"/>
-          <w:sz w:val="18"/>
-        </w:rPr>
-        <w:t xml:space="preserve">        return Parallelepiped(a, b, c, material)</w:t>
-      </w:r>
-    </w:p>
-    <w:p>
-      <w:pPr>
-        <w:spacing w:after="0" w:line="240" w:lineRule="auto"/>
-      </w:pPr>
-      <w:r>
-        <w:rPr>
-          <w:rFonts w:ascii="Consolas" w:hAnsi="Consolas"/>
-          <w:sz w:val="18"/>
-        </w:rPr>
-        <w:t xml:space="preserve">    if choice == "2":</w:t>
-      </w:r>
-    </w:p>
-    <w:p>
-      <w:pPr>
-        <w:spacing w:after="0" w:line="240" w:lineRule="auto"/>
-      </w:pPr>
-      <w:r>
-        <w:rPr>
-          <w:rFonts w:ascii="Consolas" w:hAnsi="Consolas"/>
-          <w:sz w:val="18"/>
-        </w:rPr>
-        <w:t xml:space="preserve">        a = read_positive("Ребро a, м: ")</w:t>
-      </w:r>
-    </w:p>
-    <w:p>
-      <w:pPr>
-        <w:spacing w:after="0" w:line="240" w:lineRule="auto"/>
-      </w:pPr>
-      <w:r>
-        <w:rPr>
-          <w:rFonts w:ascii="Consolas" w:hAnsi="Consolas"/>
-          <w:sz w:val="18"/>
-        </w:rPr>
-        <w:t xml:space="preserve">        return Tetrahedron(a, material)</w:t>
-      </w:r>
-    </w:p>
-    <w:p>
-      <w:pPr>
-        <w:spacing w:after="0" w:line="240" w:lineRule="auto"/>
-      </w:pPr>
-      <w:r>
-        <w:rPr>
-          <w:rFonts w:ascii="Consolas" w:hAnsi="Consolas"/>
-          <w:sz w:val="18"/>
-        </w:rPr>
-        <w:t xml:space="preserve">    return Sphere(read_positive("Радиус r, м: "), material)</w:t>
+        <w:t xml:space="preserve">    def test_repr(self):</w:t>
+      </w:r>
+    </w:p>
+    <w:p>
+      <w:pPr>
+        <w:spacing w:after="0" w:line="240" w:lineRule="auto"/>
+      </w:pPr>
+      <w:r>
+        <w:rPr>
+          <w:rFonts w:ascii="Consolas" w:hAnsi="Consolas"/>
+          <w:sz w:val="18"/>
+        </w:rPr>
+        <w:t xml:space="preserve">        t = Tetrahedron(2, steel())</w:t>
+      </w:r>
+    </w:p>
+    <w:p>
+      <w:pPr>
+        <w:spacing w:after="0" w:line="240" w:lineRule="auto"/>
+      </w:pPr>
+      <w:r>
+        <w:rPr>
+          <w:rFonts w:ascii="Consolas" w:hAnsi="Consolas"/>
+          <w:sz w:val="18"/>
+        </w:rPr>
+        <w:t xml:space="preserve">        assert "Tetrahedron(2" in repr(t)</w:t>
+      </w:r>
+    </w:p>
+    <w:p>
+      <w:pPr>
+        <w:spacing w:after="0" w:line="240" w:lineRule="auto"/>
+      </w:pPr>
+      <w:r>
+        <w:rPr>
+          <w:rFonts w:ascii="Consolas" w:hAnsi="Consolas"/>
+          <w:sz w:val="18"/>
+        </w:rPr>
+        <w:t xml:space="preserve">        assert "Material" in repr(t)</w:t>
       </w:r>
     </w:p>
     <w:p>
@@ -5509,139 +7392,43 @@
           <w:rFonts w:ascii="Consolas" w:hAnsi="Consolas"/>
           <w:sz w:val="18"/>
         </w:rPr>
-        <w:t>def show_results(db):</w:t>
-      </w:r>
-    </w:p>
-    <w:p>
-      <w:pPr>
-        <w:spacing w:after="0" w:line="240" w:lineRule="auto"/>
-      </w:pPr>
-      <w:r>
-        <w:rPr>
-          <w:rFonts w:ascii="Consolas" w:hAnsi="Consolas"/>
-          <w:sz w:val="18"/>
-        </w:rPr>
-        <w:t xml:space="preserve">    """Печать сохранённых результатов."""</w:t>
-      </w:r>
-    </w:p>
-    <w:p>
-      <w:pPr>
-        <w:spacing w:after="0" w:line="240" w:lineRule="auto"/>
-      </w:pPr>
-      <w:r>
-        <w:rPr>
-          <w:rFonts w:ascii="Consolas" w:hAnsi="Consolas"/>
-          <w:sz w:val="18"/>
-        </w:rPr>
-        <w:t xml:space="preserve">    rows = db.all()</w:t>
-      </w:r>
-    </w:p>
-    <w:p>
-      <w:pPr>
-        <w:spacing w:after="0" w:line="240" w:lineRule="auto"/>
-      </w:pPr>
-      <w:r>
-        <w:rPr>
-          <w:rFonts w:ascii="Consolas" w:hAnsi="Consolas"/>
-          <w:sz w:val="18"/>
-        </w:rPr>
-        <w:t xml:space="preserve">    if not rows:</w:t>
-      </w:r>
-    </w:p>
-    <w:p>
-      <w:pPr>
-        <w:spacing w:after="0" w:line="240" w:lineRule="auto"/>
-      </w:pPr>
-      <w:r>
-        <w:rPr>
-          <w:rFonts w:ascii="Consolas" w:hAnsi="Consolas"/>
-          <w:sz w:val="18"/>
-        </w:rPr>
-        <w:t xml:space="preserve">        print("База данных пуста")</w:t>
-      </w:r>
-    </w:p>
-    <w:p>
-      <w:pPr>
-        <w:spacing w:after="0" w:line="240" w:lineRule="auto"/>
-      </w:pPr>
-      <w:r>
-        <w:rPr>
-          <w:rFonts w:ascii="Consolas" w:hAnsi="Consolas"/>
-          <w:sz w:val="18"/>
-        </w:rPr>
-        <w:t xml:space="preserve">        return</w:t>
-      </w:r>
-    </w:p>
-    <w:p>
-      <w:pPr>
-        <w:spacing w:after="0" w:line="240" w:lineRule="auto"/>
-      </w:pPr>
-      <w:r>
-        <w:rPr>
-          <w:rFonts w:ascii="Consolas" w:hAnsi="Consolas"/>
-          <w:sz w:val="18"/>
-        </w:rPr>
-        <w:t xml:space="preserve">    print(f"{'ID':&lt;4}{'Тело':&lt;16}{'Параметры':&lt;26}{'Материал':&lt;30}"</w:t>
-      </w:r>
-    </w:p>
-    <w:p>
-      <w:pPr>
-        <w:spacing w:after="0" w:line="240" w:lineRule="auto"/>
-      </w:pPr>
-      <w:r>
-        <w:rPr>
-          <w:rFonts w:ascii="Consolas" w:hAnsi="Consolas"/>
-          <w:sz w:val="18"/>
-        </w:rPr>
-        <w:t xml:space="preserve">          f"{'V, м^3':&gt;12}{'S, м^2':&gt;12}{'m, кг':&gt;12}")</w:t>
-      </w:r>
-    </w:p>
-    <w:p>
-      <w:pPr>
-        <w:spacing w:after="0" w:line="240" w:lineRule="auto"/>
-      </w:pPr>
-      <w:r>
-        <w:rPr>
-          <w:rFonts w:ascii="Consolas" w:hAnsi="Consolas"/>
-          <w:sz w:val="18"/>
-        </w:rPr>
-        <w:t xml:space="preserve">    for id_, body, params, material, vol, area, mass, created in rows:</w:t>
-      </w:r>
-    </w:p>
-    <w:p>
-      <w:pPr>
-        <w:spacing w:after="0" w:line="240" w:lineRule="auto"/>
-      </w:pPr>
-      <w:r>
-        <w:rPr>
-          <w:rFonts w:ascii="Consolas" w:hAnsi="Consolas"/>
-          <w:sz w:val="18"/>
-        </w:rPr>
-        <w:t xml:space="preserve">        print(f"{id_:&lt;4}{body:&lt;16}{params:&lt;26}{material:&lt;30}"</w:t>
-      </w:r>
-    </w:p>
-    <w:p>
-      <w:pPr>
-        <w:spacing w:after="0" w:line="240" w:lineRule="auto"/>
-      </w:pPr>
-      <w:r>
-        <w:rPr>
-          <w:rFonts w:ascii="Consolas" w:hAnsi="Consolas"/>
-          <w:sz w:val="18"/>
-        </w:rPr>
-        <w:t xml:space="preserve">              f"{vol:&gt;12.4f}{area:&gt;12.4f}{mass:&gt;12.4f}")</w:t>
-      </w:r>
-    </w:p>
-    <w:p>
-      <w:pPr>
-        <w:spacing w:after="0" w:line="240" w:lineRule="auto"/>
-      </w:pPr>
-      <w:r>
-        <w:rPr>
-          <w:rFonts w:ascii="Consolas" w:hAnsi="Consolas"/>
-          <w:sz w:val="18"/>
-        </w:rPr>
-        <w:t xml:space="preserve">    print(f"Всего записей: {len(db)}")</w:t>
+        <w:t>class TestSphere:</w:t>
+      </w:r>
+    </w:p>
+    <w:p>
+      <w:pPr>
+        <w:spacing w:after="0" w:line="240" w:lineRule="auto"/>
+      </w:pPr>
+      <w:r>
+        <w:rPr>
+          <w:rFonts w:ascii="Consolas" w:hAnsi="Consolas"/>
+          <w:sz w:val="18"/>
+        </w:rPr>
+        <w:t xml:space="preserve">    def test_volume(self):</w:t>
+      </w:r>
+    </w:p>
+    <w:p>
+      <w:pPr>
+        <w:spacing w:after="0" w:line="240" w:lineRule="auto"/>
+      </w:pPr>
+      <w:r>
+        <w:rPr>
+          <w:rFonts w:ascii="Consolas" w:hAnsi="Consolas"/>
+          <w:sz w:val="18"/>
+        </w:rPr>
+        <w:t xml:space="preserve">        s = Sphere(1, steel())</w:t>
+      </w:r>
+    </w:p>
+    <w:p>
+      <w:pPr>
+        <w:spacing w:after="0" w:line="240" w:lineRule="auto"/>
+      </w:pPr>
+      <w:r>
+        <w:rPr>
+          <w:rFonts w:ascii="Consolas" w:hAnsi="Consolas"/>
+          <w:sz w:val="18"/>
+        </w:rPr>
+        <w:t xml:space="preserve">        assert s.volume() == pytest.approx(4 / 3 * math.pi)</w:t>
       </w:r>
     </w:p>
     <w:p>
@@ -5665,6 +7452,42 @@
           <w:rFonts w:ascii="Consolas" w:hAnsi="Consolas"/>
           <w:sz w:val="18"/>
         </w:rPr>
+        <w:t xml:space="preserve">    def test_area(self):</w:t>
+      </w:r>
+    </w:p>
+    <w:p>
+      <w:pPr>
+        <w:spacing w:after="0" w:line="240" w:lineRule="auto"/>
+      </w:pPr>
+      <w:r>
+        <w:rPr>
+          <w:rFonts w:ascii="Consolas" w:hAnsi="Consolas"/>
+          <w:sz w:val="18"/>
+        </w:rPr>
+        <w:t xml:space="preserve">        s = Sphere(3, steel())</w:t>
+      </w:r>
+    </w:p>
+    <w:p>
+      <w:pPr>
+        <w:spacing w:after="0" w:line="240" w:lineRule="auto"/>
+      </w:pPr>
+      <w:r>
+        <w:rPr>
+          <w:rFonts w:ascii="Consolas" w:hAnsi="Consolas"/>
+          <w:sz w:val="18"/>
+        </w:rPr>
+        <w:t xml:space="preserve">        assert s.surface_area() == pytest.approx(4 * math.pi * 9)</w:t>
+      </w:r>
+    </w:p>
+    <w:p>
+      <w:pPr>
+        <w:spacing w:after="0" w:line="240" w:lineRule="auto"/>
+      </w:pPr>
+      <w:r>
+        <w:rPr>
+          <w:rFonts w:ascii="Consolas" w:hAnsi="Consolas"/>
+          <w:sz w:val="18"/>
+        </w:rPr>
         <w:t xml:space="preserve"> </w:t>
       </w:r>
     </w:p>
@@ -5677,319 +7500,43 @@
           <w:rFonts w:ascii="Consolas" w:hAnsi="Consolas"/>
           <w:sz w:val="18"/>
         </w:rPr>
-        <w:t>def main():</w:t>
-      </w:r>
-    </w:p>
-    <w:p>
-      <w:pPr>
-        <w:spacing w:after="0" w:line="240" w:lineRule="auto"/>
-      </w:pPr>
-      <w:r>
-        <w:rPr>
-          <w:rFonts w:ascii="Consolas" w:hAnsi="Consolas"/>
-          <w:sz w:val="18"/>
-        </w:rPr>
-        <w:t xml:space="preserve">    db = ResultsDB()</w:t>
-      </w:r>
-    </w:p>
-    <w:p>
-      <w:pPr>
-        <w:spacing w:after="0" w:line="240" w:lineRule="auto"/>
-      </w:pPr>
-      <w:r>
-        <w:rPr>
-          <w:rFonts w:ascii="Consolas" w:hAnsi="Consolas"/>
-          <w:sz w:val="18"/>
-        </w:rPr>
-        <w:t xml:space="preserve">    while True:</w:t>
-      </w:r>
-    </w:p>
-    <w:p>
-      <w:pPr>
-        <w:spacing w:after="0" w:line="240" w:lineRule="auto"/>
-      </w:pPr>
-      <w:r>
-        <w:rPr>
-          <w:rFonts w:ascii="Consolas" w:hAnsi="Consolas"/>
-          <w:sz w:val="18"/>
-        </w:rPr>
-        <w:t xml:space="preserve">        print(MENU)</w:t>
-      </w:r>
-    </w:p>
-    <w:p>
-      <w:pPr>
-        <w:spacing w:after="0" w:line="240" w:lineRule="auto"/>
-      </w:pPr>
-      <w:r>
-        <w:rPr>
-          <w:rFonts w:ascii="Consolas" w:hAnsi="Consolas"/>
-          <w:sz w:val="18"/>
-        </w:rPr>
-        <w:t xml:space="preserve">        choice = input("Выберите пункт: ").strip()</w:t>
-      </w:r>
-    </w:p>
-    <w:p>
-      <w:pPr>
-        <w:spacing w:after="0" w:line="240" w:lineRule="auto"/>
-      </w:pPr>
-      <w:r>
-        <w:rPr>
-          <w:rFonts w:ascii="Consolas" w:hAnsi="Consolas"/>
-          <w:sz w:val="18"/>
-        </w:rPr>
-        <w:t xml:space="preserve">        if choice == "0":</w:t>
-      </w:r>
-    </w:p>
-    <w:p>
-      <w:pPr>
-        <w:spacing w:after="0" w:line="240" w:lineRule="auto"/>
-      </w:pPr>
-      <w:r>
-        <w:rPr>
-          <w:rFonts w:ascii="Consolas" w:hAnsi="Consolas"/>
-          <w:sz w:val="18"/>
-        </w:rPr>
-        <w:t xml:space="preserve">            print("Выход")</w:t>
-      </w:r>
-    </w:p>
-    <w:p>
-      <w:pPr>
-        <w:spacing w:after="0" w:line="240" w:lineRule="auto"/>
-      </w:pPr>
-      <w:r>
-        <w:rPr>
-          <w:rFonts w:ascii="Consolas" w:hAnsi="Consolas"/>
-          <w:sz w:val="18"/>
-        </w:rPr>
-        <w:t xml:space="preserve">            break</w:t>
-      </w:r>
-    </w:p>
-    <w:p>
-      <w:pPr>
-        <w:spacing w:after="0" w:line="240" w:lineRule="auto"/>
-      </w:pPr>
-      <w:r>
-        <w:rPr>
-          <w:rFonts w:ascii="Consolas" w:hAnsi="Consolas"/>
-          <w:sz w:val="18"/>
-        </w:rPr>
-        <w:t xml:space="preserve">        if choice in ("1", "2", "3"):</w:t>
-      </w:r>
-    </w:p>
-    <w:p>
-      <w:pPr>
-        <w:spacing w:after="0" w:line="240" w:lineRule="auto"/>
-      </w:pPr>
-      <w:r>
-        <w:rPr>
-          <w:rFonts w:ascii="Consolas" w:hAnsi="Consolas"/>
-          <w:sz w:val="18"/>
-        </w:rPr>
-        <w:t xml:space="preserve">            try:</w:t>
-      </w:r>
-    </w:p>
-    <w:p>
-      <w:pPr>
-        <w:spacing w:after="0" w:line="240" w:lineRule="auto"/>
-      </w:pPr>
-      <w:r>
-        <w:rPr>
-          <w:rFonts w:ascii="Consolas" w:hAnsi="Consolas"/>
-          <w:sz w:val="18"/>
-        </w:rPr>
-        <w:t xml:space="preserve">                body = make_body(choice)</w:t>
-      </w:r>
-    </w:p>
-    <w:p>
-      <w:pPr>
-        <w:spacing w:after="0" w:line="240" w:lineRule="auto"/>
-      </w:pPr>
-      <w:r>
-        <w:rPr>
-          <w:rFonts w:ascii="Consolas" w:hAnsi="Consolas"/>
-          <w:sz w:val="18"/>
-        </w:rPr>
-        <w:t xml:space="preserve">            except (ValueError, TypeError) as e:</w:t>
-      </w:r>
-    </w:p>
-    <w:p>
-      <w:pPr>
-        <w:spacing w:after="0" w:line="240" w:lineRule="auto"/>
-      </w:pPr>
-      <w:r>
-        <w:rPr>
-          <w:rFonts w:ascii="Consolas" w:hAnsi="Consolas"/>
-          <w:sz w:val="18"/>
-        </w:rPr>
-        <w:t xml:space="preserve">                print("Ошибка:", e)</w:t>
-      </w:r>
-    </w:p>
-    <w:p>
-      <w:pPr>
-        <w:spacing w:after="0" w:line="240" w:lineRule="auto"/>
-      </w:pPr>
-      <w:r>
-        <w:rPr>
-          <w:rFonts w:ascii="Consolas" w:hAnsi="Consolas"/>
-          <w:sz w:val="18"/>
-        </w:rPr>
-        <w:t xml:space="preserve">                continue</w:t>
-      </w:r>
-    </w:p>
-    <w:p>
-      <w:pPr>
-        <w:spacing w:after="0" w:line="240" w:lineRule="auto"/>
-      </w:pPr>
-      <w:r>
-        <w:rPr>
-          <w:rFonts w:ascii="Consolas" w:hAnsi="Consolas"/>
-          <w:sz w:val="18"/>
-        </w:rPr>
-        <w:t xml:space="preserve">            print(body)</w:t>
-      </w:r>
-    </w:p>
-    <w:p>
-      <w:pPr>
-        <w:spacing w:after="0" w:line="240" w:lineRule="auto"/>
-      </w:pPr>
-      <w:r>
-        <w:rPr>
-          <w:rFonts w:ascii="Consolas" w:hAnsi="Consolas"/>
-          <w:sz w:val="18"/>
-        </w:rPr>
-        <w:t xml:space="preserve">            db.add(body)</w:t>
-      </w:r>
-    </w:p>
-    <w:p>
-      <w:pPr>
-        <w:spacing w:after="0" w:line="240" w:lineRule="auto"/>
-      </w:pPr>
-      <w:r>
-        <w:rPr>
-          <w:rFonts w:ascii="Consolas" w:hAnsi="Consolas"/>
-          <w:sz w:val="18"/>
-        </w:rPr>
-        <w:t xml:space="preserve">            print("Результат сохранён в results.db")</w:t>
-      </w:r>
-    </w:p>
-    <w:p>
-      <w:pPr>
-        <w:spacing w:after="0" w:line="240" w:lineRule="auto"/>
-      </w:pPr>
-      <w:r>
-        <w:rPr>
-          <w:rFonts w:ascii="Consolas" w:hAnsi="Consolas"/>
-          <w:sz w:val="18"/>
-        </w:rPr>
-        <w:t xml:space="preserve">        elif choice == "4":</w:t>
-      </w:r>
-    </w:p>
-    <w:p>
-      <w:pPr>
-        <w:spacing w:after="0" w:line="240" w:lineRule="auto"/>
-      </w:pPr>
-      <w:r>
-        <w:rPr>
-          <w:rFonts w:ascii="Consolas" w:hAnsi="Consolas"/>
-          <w:sz w:val="18"/>
-        </w:rPr>
-        <w:t xml:space="preserve">            show_results(db)</w:t>
-      </w:r>
-    </w:p>
-    <w:p>
-      <w:pPr>
-        <w:spacing w:after="0" w:line="240" w:lineRule="auto"/>
-      </w:pPr>
-      <w:r>
-        <w:rPr>
-          <w:rFonts w:ascii="Consolas" w:hAnsi="Consolas"/>
-          <w:sz w:val="18"/>
-        </w:rPr>
-        <w:t xml:space="preserve">        elif choice == "5":</w:t>
-      </w:r>
-    </w:p>
-    <w:p>
-      <w:pPr>
-        <w:spacing w:after="0" w:line="240" w:lineRule="auto"/>
-      </w:pPr>
-      <w:r>
-        <w:rPr>
-          <w:rFonts w:ascii="Consolas" w:hAnsi="Consolas"/>
-          <w:sz w:val="18"/>
-        </w:rPr>
-        <w:t xml:space="preserve">            name = export_docx(db.all())</w:t>
-      </w:r>
-    </w:p>
-    <w:p>
-      <w:pPr>
-        <w:spacing w:after="0" w:line="240" w:lineRule="auto"/>
-      </w:pPr>
-      <w:r>
-        <w:rPr>
-          <w:rFonts w:ascii="Consolas" w:hAnsi="Consolas"/>
-          <w:sz w:val="18"/>
-        </w:rPr>
-        <w:t xml:space="preserve">            print(f"Отчёт сохранён: {name}")</w:t>
-      </w:r>
-    </w:p>
-    <w:p>
-      <w:pPr>
-        <w:spacing w:after="0" w:line="240" w:lineRule="auto"/>
-      </w:pPr>
-      <w:r>
-        <w:rPr>
-          <w:rFonts w:ascii="Consolas" w:hAnsi="Consolas"/>
-          <w:sz w:val="18"/>
-        </w:rPr>
-        <w:t xml:space="preserve">        elif choice == "6":</w:t>
-      </w:r>
-    </w:p>
-    <w:p>
-      <w:pPr>
-        <w:spacing w:after="0" w:line="240" w:lineRule="auto"/>
-      </w:pPr>
-      <w:r>
-        <w:rPr>
-          <w:rFonts w:ascii="Consolas" w:hAnsi="Consolas"/>
-          <w:sz w:val="18"/>
-        </w:rPr>
-        <w:t xml:space="preserve">            name = export_xlsx(db.all())</w:t>
-      </w:r>
-    </w:p>
-    <w:p>
-      <w:pPr>
-        <w:spacing w:after="0" w:line="240" w:lineRule="auto"/>
-      </w:pPr>
-      <w:r>
-        <w:rPr>
-          <w:rFonts w:ascii="Consolas" w:hAnsi="Consolas"/>
-          <w:sz w:val="18"/>
-        </w:rPr>
-        <w:t xml:space="preserve">            print(f"Таблица сохранена: {name}")</w:t>
-      </w:r>
-    </w:p>
-    <w:p>
-      <w:pPr>
-        <w:spacing w:after="0" w:line="240" w:lineRule="auto"/>
-      </w:pPr>
-      <w:r>
-        <w:rPr>
-          <w:rFonts w:ascii="Consolas" w:hAnsi="Consolas"/>
-          <w:sz w:val="18"/>
-        </w:rPr>
-        <w:t xml:space="preserve">        else:</w:t>
-      </w:r>
-    </w:p>
-    <w:p>
-      <w:pPr>
-        <w:spacing w:after="0" w:line="240" w:lineRule="auto"/>
-      </w:pPr>
-      <w:r>
-        <w:rPr>
-          <w:rFonts w:ascii="Consolas" w:hAnsi="Consolas"/>
-          <w:sz w:val="18"/>
-        </w:rPr>
-        <w:t xml:space="preserve">            print("Нет такого пункта меню")</w:t>
+        <w:t xml:space="preserve">    def test_hierarchy(self):</w:t>
+      </w:r>
+    </w:p>
+    <w:p>
+      <w:pPr>
+        <w:spacing w:after="0" w:line="240" w:lineRule="auto"/>
+      </w:pPr>
+      <w:r>
+        <w:rPr>
+          <w:rFonts w:ascii="Consolas" w:hAnsi="Consolas"/>
+          <w:sz w:val="18"/>
+        </w:rPr>
+        <w:t xml:space="preserve">        assert issubclass(Sphere, SolidOfRevolution)</w:t>
+      </w:r>
+    </w:p>
+    <w:p>
+      <w:pPr>
+        <w:spacing w:after="0" w:line="240" w:lineRule="auto"/>
+      </w:pPr>
+      <w:r>
+        <w:rPr>
+          <w:rFonts w:ascii="Consolas" w:hAnsi="Consolas"/>
+          <w:sz w:val="18"/>
+        </w:rPr>
+        <w:t xml:space="preserve">        assert issubclass(SolidOfRevolution, Body)</w:t>
+      </w:r>
+    </w:p>
+    <w:p>
+      <w:pPr>
+        <w:spacing w:after="0" w:line="240" w:lineRule="auto"/>
+      </w:pPr>
+      <w:r>
+        <w:rPr>
+          <w:rFonts w:ascii="Consolas" w:hAnsi="Consolas"/>
+          <w:sz w:val="18"/>
+        </w:rPr>
+        <w:t xml:space="preserve">        assert issubclass(Body, ABC)</w:t>
       </w:r>
     </w:p>
     <w:p>
@@ -6013,6 +7560,42 @@
           <w:rFonts w:ascii="Consolas" w:hAnsi="Consolas"/>
           <w:sz w:val="18"/>
         </w:rPr>
+        <w:t xml:space="preserve">    def test_repr(self):</w:t>
+      </w:r>
+    </w:p>
+    <w:p>
+      <w:pPr>
+        <w:spacing w:after="0" w:line="240" w:lineRule="auto"/>
+      </w:pPr>
+      <w:r>
+        <w:rPr>
+          <w:rFonts w:ascii="Consolas" w:hAnsi="Consolas"/>
+          <w:sz w:val="18"/>
+        </w:rPr>
+        <w:t xml:space="preserve">        s = Sphere(1.5, steel())</w:t>
+      </w:r>
+    </w:p>
+    <w:p>
+      <w:pPr>
+        <w:spacing w:after="0" w:line="240" w:lineRule="auto"/>
+      </w:pPr>
+      <w:r>
+        <w:rPr>
+          <w:rFonts w:ascii="Consolas" w:hAnsi="Consolas"/>
+          <w:sz w:val="18"/>
+        </w:rPr>
+        <w:t xml:space="preserve">        assert "Sphere(1.5" in repr(s)</w:t>
+      </w:r>
+    </w:p>
+    <w:p>
+      <w:pPr>
+        <w:spacing w:after="0" w:line="240" w:lineRule="auto"/>
+      </w:pPr>
+      <w:r>
+        <w:rPr>
+          <w:rFonts w:ascii="Consolas" w:hAnsi="Consolas"/>
+          <w:sz w:val="18"/>
+        </w:rPr>
         <w:t xml:space="preserve"> </w:t>
       </w:r>
     </w:p>
@@ -6025,54 +7608,43 @@
           <w:rFonts w:ascii="Consolas" w:hAnsi="Consolas"/>
           <w:sz w:val="18"/>
         </w:rPr>
-        <w:t>if __name__ == "__main__":</w:t>
-      </w:r>
-    </w:p>
-    <w:p>
-      <w:pPr>
-        <w:spacing w:after="0" w:line="240" w:lineRule="auto"/>
-      </w:pPr>
-      <w:r>
-        <w:rPr>
-          <w:rFonts w:ascii="Consolas" w:hAnsi="Consolas"/>
-          <w:sz w:val="18"/>
-        </w:rPr>
-        <w:t xml:space="preserve">    main()</w:t>
-      </w:r>
-    </w:p>
-    <w:p>
-      <w:pPr>
-        <w:spacing w:after="40"/>
-      </w:pPr>
-      <w:r>
-        <w:rPr>
-          <w:b w:val="0"/>
-        </w:rPr>
-        <w:t>tests/test_geometry.py</w:t>
-      </w:r>
-    </w:p>
-    <w:p>
-      <w:pPr>
-        <w:spacing w:after="0" w:line="240" w:lineRule="auto"/>
-      </w:pPr>
-      <w:r>
-        <w:rPr>
-          <w:rFonts w:ascii="Consolas" w:hAnsi="Consolas"/>
-          <w:sz w:val="18"/>
-        </w:rPr>
-        <w:t># -*- coding: utf-8 -*-</w:t>
-      </w:r>
-    </w:p>
-    <w:p>
-      <w:pPr>
-        <w:spacing w:after="0" w:line="240" w:lineRule="auto"/>
-      </w:pPr>
-      <w:r>
-        <w:rPr>
-          <w:rFonts w:ascii="Consolas" w:hAnsi="Consolas"/>
-          <w:sz w:val="18"/>
-        </w:rPr>
-        <w:t>"""Тесты пакета geometry."""</w:t>
+        <w:t xml:space="preserve">    def test_str_contains_results(self):</w:t>
+      </w:r>
+    </w:p>
+    <w:p>
+      <w:pPr>
+        <w:spacing w:after="0" w:line="240" w:lineRule="auto"/>
+      </w:pPr>
+      <w:r>
+        <w:rPr>
+          <w:rFonts w:ascii="Consolas" w:hAnsi="Consolas"/>
+          <w:sz w:val="18"/>
+        </w:rPr>
+        <w:t xml:space="preserve">        s = Sphere(1, steel())</w:t>
+      </w:r>
+    </w:p>
+    <w:p>
+      <w:pPr>
+        <w:spacing w:after="0" w:line="240" w:lineRule="auto"/>
+      </w:pPr>
+      <w:r>
+        <w:rPr>
+          <w:rFonts w:ascii="Consolas" w:hAnsi="Consolas"/>
+          <w:sz w:val="18"/>
+        </w:rPr>
+        <w:t xml:space="preserve">        text = str(s)</w:t>
+      </w:r>
+    </w:p>
+    <w:p>
+      <w:pPr>
+        <w:spacing w:after="0" w:line="240" w:lineRule="auto"/>
+      </w:pPr>
+      <w:r>
+        <w:rPr>
+          <w:rFonts w:ascii="Consolas" w:hAnsi="Consolas"/>
+          <w:sz w:val="18"/>
+        </w:rPr>
+        <w:t xml:space="preserve">        assert "Sphere" in text and "7850" in text</w:t>
       </w:r>
     </w:p>
     <w:p>
@@ -6096,54 +7668,6 @@
           <w:rFonts w:ascii="Consolas" w:hAnsi="Consolas"/>
           <w:sz w:val="18"/>
         </w:rPr>
-        <w:t>import math</w:t>
-      </w:r>
-    </w:p>
-    <w:p>
-      <w:pPr>
-        <w:spacing w:after="0" w:line="240" w:lineRule="auto"/>
-      </w:pPr>
-      <w:r>
-        <w:rPr>
-          <w:rFonts w:ascii="Consolas" w:hAnsi="Consolas"/>
-          <w:sz w:val="18"/>
-        </w:rPr>
-        <w:t>import os</w:t>
-      </w:r>
-    </w:p>
-    <w:p>
-      <w:pPr>
-        <w:spacing w:after="0" w:line="240" w:lineRule="auto"/>
-      </w:pPr>
-      <w:r>
-        <w:rPr>
-          <w:rFonts w:ascii="Consolas" w:hAnsi="Consolas"/>
-          <w:sz w:val="18"/>
-        </w:rPr>
-        <w:t>import sys</w:t>
-      </w:r>
-    </w:p>
-    <w:p>
-      <w:pPr>
-        <w:spacing w:after="0" w:line="240" w:lineRule="auto"/>
-      </w:pPr>
-      <w:r>
-        <w:rPr>
-          <w:rFonts w:ascii="Consolas" w:hAnsi="Consolas"/>
-          <w:sz w:val="18"/>
-        </w:rPr>
-        <w:t>from abc import ABC</w:t>
-      </w:r>
-    </w:p>
-    <w:p>
-      <w:pPr>
-        <w:spacing w:after="0" w:line="240" w:lineRule="auto"/>
-      </w:pPr>
-      <w:r>
-        <w:rPr>
-          <w:rFonts w:ascii="Consolas" w:hAnsi="Consolas"/>
-          <w:sz w:val="18"/>
-        </w:rPr>
         <w:t xml:space="preserve"> </w:t>
       </w:r>
     </w:p>
@@ -6156,7 +7680,43 @@
           <w:rFonts w:ascii="Consolas" w:hAnsi="Consolas"/>
           <w:sz w:val="18"/>
         </w:rPr>
-        <w:t>import pytest</w:t>
+        <w:t>class TestBody:</w:t>
+      </w:r>
+    </w:p>
+    <w:p>
+      <w:pPr>
+        <w:spacing w:after="0" w:line="240" w:lineRule="auto"/>
+      </w:pPr>
+      <w:r>
+        <w:rPr>
+          <w:rFonts w:ascii="Consolas" w:hAnsi="Consolas"/>
+          <w:sz w:val="18"/>
+        </w:rPr>
+        <w:t xml:space="preserve">    def test_abstract_cannot_instantiate(self):</w:t>
+      </w:r>
+    </w:p>
+    <w:p>
+      <w:pPr>
+        <w:spacing w:after="0" w:line="240" w:lineRule="auto"/>
+      </w:pPr>
+      <w:r>
+        <w:rPr>
+          <w:rFonts w:ascii="Consolas" w:hAnsi="Consolas"/>
+          <w:sz w:val="18"/>
+        </w:rPr>
+        <w:t xml:space="preserve">        with pytest.raises(TypeError):</w:t>
+      </w:r>
+    </w:p>
+    <w:p>
+      <w:pPr>
+        <w:spacing w:after="0" w:line="240" w:lineRule="auto"/>
+      </w:pPr>
+      <w:r>
+        <w:rPr>
+          <w:rFonts w:ascii="Consolas" w:hAnsi="Consolas"/>
+          <w:sz w:val="18"/>
+        </w:rPr>
+        <w:t xml:space="preserve">            Body(steel())</w:t>
       </w:r>
     </w:p>
     <w:p>
@@ -6180,7 +7740,31 @@
           <w:rFonts w:ascii="Consolas" w:hAnsi="Consolas"/>
           <w:sz w:val="18"/>
         </w:rPr>
-        <w:t>sys.path.insert(0, os.path.join(os.path.dirname(__file__), ".."))</w:t>
+        <w:t xml:space="preserve">    def test_material_type_checked(self):</w:t>
+      </w:r>
+    </w:p>
+    <w:p>
+      <w:pPr>
+        <w:spacing w:after="0" w:line="240" w:lineRule="auto"/>
+      </w:pPr>
+      <w:r>
+        <w:rPr>
+          <w:rFonts w:ascii="Consolas" w:hAnsi="Consolas"/>
+          <w:sz w:val="18"/>
+        </w:rPr>
+        <w:t xml:space="preserve">        with pytest.raises(TypeError):</w:t>
+      </w:r>
+    </w:p>
+    <w:p>
+      <w:pPr>
+        <w:spacing w:after="0" w:line="240" w:lineRule="auto"/>
+      </w:pPr>
+      <w:r>
+        <w:rPr>
+          <w:rFonts w:ascii="Consolas" w:hAnsi="Consolas"/>
+          <w:sz w:val="18"/>
+        </w:rPr>
+        <w:t xml:space="preserve">            Sphere(1, "сталь")</w:t>
       </w:r>
     </w:p>
     <w:p>
@@ -6204,42 +7788,6 @@
           <w:rFonts w:ascii="Consolas" w:hAnsi="Consolas"/>
           <w:sz w:val="18"/>
         </w:rPr>
-        <w:t>from geometry import (Material, Parallelepiped, Sphere, Tetrahedron,</w:t>
-      </w:r>
-    </w:p>
-    <w:p>
-      <w:pPr>
-        <w:spacing w:after="0" w:line="240" w:lineRule="auto"/>
-      </w:pPr>
-      <w:r>
-        <w:rPr>
-          <w:rFonts w:ascii="Consolas" w:hAnsi="Consolas"/>
-          <w:sz w:val="18"/>
-        </w:rPr>
-        <w:t xml:space="preserve">                      get_material, ResultsDB, export_docx, export_xlsx)</w:t>
-      </w:r>
-    </w:p>
-    <w:p>
-      <w:pPr>
-        <w:spacing w:after="0" w:line="240" w:lineRule="auto"/>
-      </w:pPr>
-      <w:r>
-        <w:rPr>
-          <w:rFonts w:ascii="Consolas" w:hAnsi="Consolas"/>
-          <w:sz w:val="18"/>
-        </w:rPr>
-        <w:t>from geometry.shapes import Body, SolidOfRevolution</w:t>
-      </w:r>
-    </w:p>
-    <w:p>
-      <w:pPr>
-        <w:spacing w:after="0" w:line="240" w:lineRule="auto"/>
-      </w:pPr>
-      <w:r>
-        <w:rPr>
-          <w:rFonts w:ascii="Consolas" w:hAnsi="Consolas"/>
-          <w:sz w:val="18"/>
-        </w:rPr>
         <w:t xml:space="preserve"> </w:t>
       </w:r>
     </w:p>
@@ -6252,6 +7800,126 @@
           <w:rFonts w:ascii="Consolas" w:hAnsi="Consolas"/>
           <w:sz w:val="18"/>
         </w:rPr>
+        <w:t>class TestStorage:</w:t>
+      </w:r>
+    </w:p>
+    <w:p>
+      <w:pPr>
+        <w:spacing w:after="0" w:line="240" w:lineRule="auto"/>
+      </w:pPr>
+      <w:r>
+        <w:rPr>
+          <w:rFonts w:ascii="Consolas" w:hAnsi="Consolas"/>
+          <w:sz w:val="18"/>
+        </w:rPr>
+        <w:t xml:space="preserve">    def test_add_and_read(self, tmp_path):</w:t>
+      </w:r>
+    </w:p>
+    <w:p>
+      <w:pPr>
+        <w:spacing w:after="0" w:line="240" w:lineRule="auto"/>
+      </w:pPr>
+      <w:r>
+        <w:rPr>
+          <w:rFonts w:ascii="Consolas" w:hAnsi="Consolas"/>
+          <w:sz w:val="18"/>
+        </w:rPr>
+        <w:t xml:space="preserve">        db = ResultsDB(str(tmp_path / "test.db"))</w:t>
+      </w:r>
+    </w:p>
+    <w:p>
+      <w:pPr>
+        <w:spacing w:after="0" w:line="240" w:lineRule="auto"/>
+      </w:pPr>
+      <w:r>
+        <w:rPr>
+          <w:rFonts w:ascii="Consolas" w:hAnsi="Consolas"/>
+          <w:sz w:val="18"/>
+        </w:rPr>
+        <w:t xml:space="preserve">        db.add(Parallelepiped(1, 2, 3, steel()))</w:t>
+      </w:r>
+    </w:p>
+    <w:p>
+      <w:pPr>
+        <w:spacing w:after="0" w:line="240" w:lineRule="auto"/>
+      </w:pPr>
+      <w:r>
+        <w:rPr>
+          <w:rFonts w:ascii="Consolas" w:hAnsi="Consolas"/>
+          <w:sz w:val="18"/>
+        </w:rPr>
+        <w:t xml:space="preserve">        db.add(Sphere(1, steel()))</w:t>
+      </w:r>
+    </w:p>
+    <w:p>
+      <w:pPr>
+        <w:spacing w:after="0" w:line="240" w:lineRule="auto"/>
+      </w:pPr>
+      <w:r>
+        <w:rPr>
+          <w:rFonts w:ascii="Consolas" w:hAnsi="Consolas"/>
+          <w:sz w:val="18"/>
+        </w:rPr>
+        <w:t xml:space="preserve">        assert len(db) == 2</w:t>
+      </w:r>
+    </w:p>
+    <w:p>
+      <w:pPr>
+        <w:spacing w:after="0" w:line="240" w:lineRule="auto"/>
+      </w:pPr>
+      <w:r>
+        <w:rPr>
+          <w:rFonts w:ascii="Consolas" w:hAnsi="Consolas"/>
+          <w:sz w:val="18"/>
+        </w:rPr>
+        <w:t xml:space="preserve">        rows = list(db)</w:t>
+      </w:r>
+    </w:p>
+    <w:p>
+      <w:pPr>
+        <w:spacing w:after="0" w:line="240" w:lineRule="auto"/>
+      </w:pPr>
+      <w:r>
+        <w:rPr>
+          <w:rFonts w:ascii="Consolas" w:hAnsi="Consolas"/>
+          <w:sz w:val="18"/>
+        </w:rPr>
+        <w:t xml:space="preserve">        assert rows[0][1] == "Parallelepiped"</w:t>
+      </w:r>
+    </w:p>
+    <w:p>
+      <w:pPr>
+        <w:spacing w:after="0" w:line="240" w:lineRule="auto"/>
+      </w:pPr>
+      <w:r>
+        <w:rPr>
+          <w:rFonts w:ascii="Consolas" w:hAnsi="Consolas"/>
+          <w:sz w:val="18"/>
+        </w:rPr>
+        <w:t xml:space="preserve">        assert rows[1][1] == "Sphere"</w:t>
+      </w:r>
+    </w:p>
+    <w:p>
+      <w:pPr>
+        <w:spacing w:after="0" w:line="240" w:lineRule="auto"/>
+      </w:pPr>
+      <w:r>
+        <w:rPr>
+          <w:rFonts w:ascii="Consolas" w:hAnsi="Consolas"/>
+          <w:sz w:val="18"/>
+        </w:rPr>
+        <w:t xml:space="preserve">        assert rows[0][5] == pytest.approx(2 * (2 + 6 + 3))</w:t>
+      </w:r>
+    </w:p>
+    <w:p>
+      <w:pPr>
+        <w:spacing w:after="0" w:line="240" w:lineRule="auto"/>
+      </w:pPr>
+      <w:r>
+        <w:rPr>
+          <w:rFonts w:ascii="Consolas" w:hAnsi="Consolas"/>
+          <w:sz w:val="18"/>
+        </w:rPr>
         <w:t xml:space="preserve"> </w:t>
       </w:r>
     </w:p>
@@ -6264,19 +7932,55 @@
           <w:rFonts w:ascii="Consolas" w:hAnsi="Consolas"/>
           <w:sz w:val="18"/>
         </w:rPr>
-        <w:t>def steel():</w:t>
-      </w:r>
-    </w:p>
-    <w:p>
-      <w:pPr>
-        <w:spacing w:after="0" w:line="240" w:lineRule="auto"/>
-      </w:pPr>
-      <w:r>
-        <w:rPr>
-          <w:rFonts w:ascii="Consolas" w:hAnsi="Consolas"/>
-          <w:sz w:val="18"/>
-        </w:rPr>
-        <w:t xml:space="preserve">    return get_material("сталь")</w:t>
+        <w:t xml:space="preserve">    def test_clear(self, tmp_path):</w:t>
+      </w:r>
+    </w:p>
+    <w:p>
+      <w:pPr>
+        <w:spacing w:after="0" w:line="240" w:lineRule="auto"/>
+      </w:pPr>
+      <w:r>
+        <w:rPr>
+          <w:rFonts w:ascii="Consolas" w:hAnsi="Consolas"/>
+          <w:sz w:val="18"/>
+        </w:rPr>
+        <w:t xml:space="preserve">        db = ResultsDB(str(tmp_path / "test.db"))</w:t>
+      </w:r>
+    </w:p>
+    <w:p>
+      <w:pPr>
+        <w:spacing w:after="0" w:line="240" w:lineRule="auto"/>
+      </w:pPr>
+      <w:r>
+        <w:rPr>
+          <w:rFonts w:ascii="Consolas" w:hAnsi="Consolas"/>
+          <w:sz w:val="18"/>
+        </w:rPr>
+        <w:t xml:space="preserve">        db.add(Tetrahedron(1, steel()))</w:t>
+      </w:r>
+    </w:p>
+    <w:p>
+      <w:pPr>
+        <w:spacing w:after="0" w:line="240" w:lineRule="auto"/>
+      </w:pPr>
+      <w:r>
+        <w:rPr>
+          <w:rFonts w:ascii="Consolas" w:hAnsi="Consolas"/>
+          <w:sz w:val="18"/>
+        </w:rPr>
+        <w:t xml:space="preserve">        db.clear()</w:t>
+      </w:r>
+    </w:p>
+    <w:p>
+      <w:pPr>
+        <w:spacing w:after="0" w:line="240" w:lineRule="auto"/>
+      </w:pPr>
+      <w:r>
+        <w:rPr>
+          <w:rFonts w:ascii="Consolas" w:hAnsi="Consolas"/>
+          <w:sz w:val="18"/>
+        </w:rPr>
+        <w:t xml:space="preserve">        assert len(db) == 0</w:t>
       </w:r>
     </w:p>
     <w:p>
@@ -6300,6 +8004,66 @@
           <w:rFonts w:ascii="Consolas" w:hAnsi="Consolas"/>
           <w:sz w:val="18"/>
         </w:rPr>
+        <w:t xml:space="preserve">    def test_export_docx(self, tmp_path):</w:t>
+      </w:r>
+    </w:p>
+    <w:p>
+      <w:pPr>
+        <w:spacing w:after="0" w:line="240" w:lineRule="auto"/>
+      </w:pPr>
+      <w:r>
+        <w:rPr>
+          <w:rFonts w:ascii="Consolas" w:hAnsi="Consolas"/>
+          <w:sz w:val="18"/>
+        </w:rPr>
+        <w:t xml:space="preserve">        db = ResultsDB(str(tmp_path / "test.db"))</w:t>
+      </w:r>
+    </w:p>
+    <w:p>
+      <w:pPr>
+        <w:spacing w:after="0" w:line="240" w:lineRule="auto"/>
+      </w:pPr>
+      <w:r>
+        <w:rPr>
+          <w:rFonts w:ascii="Consolas" w:hAnsi="Consolas"/>
+          <w:sz w:val="18"/>
+        </w:rPr>
+        <w:t xml:space="preserve">        db.add(Sphere(2, steel()))</w:t>
+      </w:r>
+    </w:p>
+    <w:p>
+      <w:pPr>
+        <w:spacing w:after="0" w:line="240" w:lineRule="auto"/>
+      </w:pPr>
+      <w:r>
+        <w:rPr>
+          <w:rFonts w:ascii="Consolas" w:hAnsi="Consolas"/>
+          <w:sz w:val="18"/>
+        </w:rPr>
+        <w:t xml:space="preserve">        name = export_docx(db.all(), str(tmp_path / "r.docx"))</w:t>
+      </w:r>
+    </w:p>
+    <w:p>
+      <w:pPr>
+        <w:spacing w:after="0" w:line="240" w:lineRule="auto"/>
+      </w:pPr>
+      <w:r>
+        <w:rPr>
+          <w:rFonts w:ascii="Consolas" w:hAnsi="Consolas"/>
+          <w:sz w:val="18"/>
+        </w:rPr>
+        <w:t xml:space="preserve">        assert os.path.getsize(name) &gt; 0</w:t>
+      </w:r>
+    </w:p>
+    <w:p>
+      <w:pPr>
+        <w:spacing w:after="0" w:line="240" w:lineRule="auto"/>
+      </w:pPr>
+      <w:r>
+        <w:rPr>
+          <w:rFonts w:ascii="Consolas" w:hAnsi="Consolas"/>
+          <w:sz w:val="18"/>
+        </w:rPr>
         <w:t xml:space="preserve"> </w:t>
       </w:r>
     </w:p>
@@ -6312,1051 +8076,7 @@
           <w:rFonts w:ascii="Consolas" w:hAnsi="Consolas"/>
           <w:sz w:val="18"/>
         </w:rPr>
-        <w:t>class TestMaterial:</w:t>
-      </w:r>
-    </w:p>
-    <w:p>
-      <w:pPr>
-        <w:spacing w:after="0" w:line="240" w:lineRule="auto"/>
-      </w:pPr>
-      <w:r>
-        <w:rPr>
-          <w:rFonts w:ascii="Consolas" w:hAnsi="Consolas"/>
-          <w:sz w:val="18"/>
-        </w:rPr>
-        <w:t xml:space="preserve">    def test_preset_density(self):</w:t>
-      </w:r>
-    </w:p>
-    <w:p>
-      <w:pPr>
-        <w:spacing w:after="0" w:line="240" w:lineRule="auto"/>
-      </w:pPr>
-      <w:r>
-        <w:rPr>
-          <w:rFonts w:ascii="Consolas" w:hAnsi="Consolas"/>
-          <w:sz w:val="18"/>
-        </w:rPr>
-        <w:t xml:space="preserve">        assert steel().density == 7850</w:t>
-      </w:r>
-    </w:p>
-    <w:p>
-      <w:pPr>
-        <w:spacing w:after="0" w:line="240" w:lineRule="auto"/>
-      </w:pPr>
-      <w:r>
-        <w:rPr>
-          <w:rFonts w:ascii="Consolas" w:hAnsi="Consolas"/>
-          <w:sz w:val="18"/>
-        </w:rPr>
-        <w:t xml:space="preserve"> </w:t>
-      </w:r>
-    </w:p>
-    <w:p>
-      <w:pPr>
-        <w:spacing w:after="0" w:line="240" w:lineRule="auto"/>
-      </w:pPr>
-      <w:r>
-        <w:rPr>
-          <w:rFonts w:ascii="Consolas" w:hAnsi="Consolas"/>
-          <w:sz w:val="18"/>
-        </w:rPr>
-        <w:t xml:space="preserve">    def test_str(self):</w:t>
-      </w:r>
-    </w:p>
-    <w:p>
-      <w:pPr>
-        <w:spacing w:after="0" w:line="240" w:lineRule="auto"/>
-      </w:pPr>
-      <w:r>
-        <w:rPr>
-          <w:rFonts w:ascii="Consolas" w:hAnsi="Consolas"/>
-          <w:sz w:val="18"/>
-        </w:rPr>
-        <w:t xml:space="preserve">        assert "сталь" in str(steel())</w:t>
-      </w:r>
-    </w:p>
-    <w:p>
-      <w:pPr>
-        <w:spacing w:after="0" w:line="240" w:lineRule="auto"/>
-      </w:pPr>
-      <w:r>
-        <w:rPr>
-          <w:rFonts w:ascii="Consolas" w:hAnsi="Consolas"/>
-          <w:sz w:val="18"/>
-        </w:rPr>
-        <w:t xml:space="preserve"> </w:t>
-      </w:r>
-    </w:p>
-    <w:p>
-      <w:pPr>
-        <w:spacing w:after="0" w:line="240" w:lineRule="auto"/>
-      </w:pPr>
-      <w:r>
-        <w:rPr>
-          <w:rFonts w:ascii="Consolas" w:hAnsi="Consolas"/>
-          <w:sz w:val="18"/>
-        </w:rPr>
-        <w:t xml:space="preserve">    def test_invalid_density(self):</w:t>
-      </w:r>
-    </w:p>
-    <w:p>
-      <w:pPr>
-        <w:spacing w:after="0" w:line="240" w:lineRule="auto"/>
-      </w:pPr>
-      <w:r>
-        <w:rPr>
-          <w:rFonts w:ascii="Consolas" w:hAnsi="Consolas"/>
-          <w:sz w:val="18"/>
-        </w:rPr>
-        <w:t xml:space="preserve">        with pytest.raises(ValueError):</w:t>
-      </w:r>
-    </w:p>
-    <w:p>
-      <w:pPr>
-        <w:spacing w:after="0" w:line="240" w:lineRule="auto"/>
-      </w:pPr>
-      <w:r>
-        <w:rPr>
-          <w:rFonts w:ascii="Consolas" w:hAnsi="Consolas"/>
-          <w:sz w:val="18"/>
-        </w:rPr>
-        <w:t xml:space="preserve">            Material("мел", -5)</w:t>
-      </w:r>
-    </w:p>
-    <w:p>
-      <w:pPr>
-        <w:spacing w:after="0" w:line="240" w:lineRule="auto"/>
-      </w:pPr>
-      <w:r>
-        <w:rPr>
-          <w:rFonts w:ascii="Consolas" w:hAnsi="Consolas"/>
-          <w:sz w:val="18"/>
-        </w:rPr>
-        <w:t xml:space="preserve"> </w:t>
-      </w:r>
-    </w:p>
-    <w:p>
-      <w:pPr>
-        <w:spacing w:after="0" w:line="240" w:lineRule="auto"/>
-      </w:pPr>
-      <w:r>
-        <w:rPr>
-          <w:rFonts w:ascii="Consolas" w:hAnsi="Consolas"/>
-          <w:sz w:val="18"/>
-        </w:rPr>
-        <w:t xml:space="preserve">    def test_invalid_name(self):</w:t>
-      </w:r>
-    </w:p>
-    <w:p>
-      <w:pPr>
-        <w:spacing w:after="0" w:line="240" w:lineRule="auto"/>
-      </w:pPr>
-      <w:r>
-        <w:rPr>
-          <w:rFonts w:ascii="Consolas" w:hAnsi="Consolas"/>
-          <w:sz w:val="18"/>
-        </w:rPr>
-        <w:t xml:space="preserve">        with pytest.raises(ValueError):</w:t>
-      </w:r>
-    </w:p>
-    <w:p>
-      <w:pPr>
-        <w:spacing w:after="0" w:line="240" w:lineRule="auto"/>
-      </w:pPr>
-      <w:r>
-        <w:rPr>
-          <w:rFonts w:ascii="Consolas" w:hAnsi="Consolas"/>
-          <w:sz w:val="18"/>
-        </w:rPr>
-        <w:t xml:space="preserve">            Material("  ", 100)</w:t>
-      </w:r>
-    </w:p>
-    <w:p>
-      <w:pPr>
-        <w:spacing w:after="0" w:line="240" w:lineRule="auto"/>
-      </w:pPr>
-      <w:r>
-        <w:rPr>
-          <w:rFonts w:ascii="Consolas" w:hAnsi="Consolas"/>
-          <w:sz w:val="18"/>
-        </w:rPr>
-        <w:t xml:space="preserve"> </w:t>
-      </w:r>
-    </w:p>
-    <w:p>
-      <w:pPr>
-        <w:spacing w:after="0" w:line="240" w:lineRule="auto"/>
-      </w:pPr>
-      <w:r>
-        <w:rPr>
-          <w:rFonts w:ascii="Consolas" w:hAnsi="Consolas"/>
-          <w:sz w:val="18"/>
-        </w:rPr>
-        <w:t xml:space="preserve">    def test_unknown_material(self):</w:t>
-      </w:r>
-    </w:p>
-    <w:p>
-      <w:pPr>
-        <w:spacing w:after="0" w:line="240" w:lineRule="auto"/>
-      </w:pPr>
-      <w:r>
-        <w:rPr>
-          <w:rFonts w:ascii="Consolas" w:hAnsi="Consolas"/>
-          <w:sz w:val="18"/>
-        </w:rPr>
-        <w:t xml:space="preserve">        with pytest.raises(KeyError):</w:t>
-      </w:r>
-    </w:p>
-    <w:p>
-      <w:pPr>
-        <w:spacing w:after="0" w:line="240" w:lineRule="auto"/>
-      </w:pPr>
-      <w:r>
-        <w:rPr>
-          <w:rFonts w:ascii="Consolas" w:hAnsi="Consolas"/>
-          <w:sz w:val="18"/>
-        </w:rPr>
-        <w:t xml:space="preserve">            get_material("неон")</w:t>
-      </w:r>
-    </w:p>
-    <w:p>
-      <w:pPr>
-        <w:spacing w:after="0" w:line="240" w:lineRule="auto"/>
-      </w:pPr>
-      <w:r>
-        <w:rPr>
-          <w:rFonts w:ascii="Consolas" w:hAnsi="Consolas"/>
-          <w:sz w:val="18"/>
-        </w:rPr>
-        <w:t xml:space="preserve"> </w:t>
-      </w:r>
-    </w:p>
-    <w:p>
-      <w:pPr>
-        <w:spacing w:after="0" w:line="240" w:lineRule="auto"/>
-      </w:pPr>
-      <w:r>
-        <w:rPr>
-          <w:rFonts w:ascii="Consolas" w:hAnsi="Consolas"/>
-          <w:sz w:val="18"/>
-        </w:rPr>
-        <w:t xml:space="preserve">    def test_eq(self):</w:t>
-      </w:r>
-    </w:p>
-    <w:p>
-      <w:pPr>
-        <w:spacing w:after="0" w:line="240" w:lineRule="auto"/>
-      </w:pPr>
-      <w:r>
-        <w:rPr>
-          <w:rFonts w:ascii="Consolas" w:hAnsi="Consolas"/>
-          <w:sz w:val="18"/>
-        </w:rPr>
-        <w:t xml:space="preserve">        assert steel() == get_material("сталь")</w:t>
-      </w:r>
-    </w:p>
-    <w:p>
-      <w:pPr>
-        <w:spacing w:after="0" w:line="240" w:lineRule="auto"/>
-      </w:pPr>
-      <w:r>
-        <w:rPr>
-          <w:rFonts w:ascii="Consolas" w:hAnsi="Consolas"/>
-          <w:sz w:val="18"/>
-        </w:rPr>
-        <w:t xml:space="preserve"> </w:t>
-      </w:r>
-    </w:p>
-    <w:p>
-      <w:pPr>
-        <w:spacing w:after="0" w:line="240" w:lineRule="auto"/>
-      </w:pPr>
-      <w:r>
-        <w:rPr>
-          <w:rFonts w:ascii="Consolas" w:hAnsi="Consolas"/>
-          <w:sz w:val="18"/>
-        </w:rPr>
-        <w:t xml:space="preserve"> </w:t>
-      </w:r>
-    </w:p>
-    <w:p>
-      <w:pPr>
-        <w:spacing w:after="0" w:line="240" w:lineRule="auto"/>
-      </w:pPr>
-      <w:r>
-        <w:rPr>
-          <w:rFonts w:ascii="Consolas" w:hAnsi="Consolas"/>
-          <w:sz w:val="18"/>
-        </w:rPr>
-        <w:t>class TestParallelepiped:</w:t>
-      </w:r>
-    </w:p>
-    <w:p>
-      <w:pPr>
-        <w:spacing w:after="0" w:line="240" w:lineRule="auto"/>
-      </w:pPr>
-      <w:r>
-        <w:rPr>
-          <w:rFonts w:ascii="Consolas" w:hAnsi="Consolas"/>
-          <w:sz w:val="18"/>
-        </w:rPr>
-        <w:t xml:space="preserve">    def test_volume_and_area(self):</w:t>
-      </w:r>
-    </w:p>
-    <w:p>
-      <w:pPr>
-        <w:spacing w:after="0" w:line="240" w:lineRule="auto"/>
-      </w:pPr>
-      <w:r>
-        <w:rPr>
-          <w:rFonts w:ascii="Consolas" w:hAnsi="Consolas"/>
-          <w:sz w:val="18"/>
-        </w:rPr>
-        <w:t xml:space="preserve">        p = Parallelepiped(2, 3, 4, steel())</w:t>
-      </w:r>
-    </w:p>
-    <w:p>
-      <w:pPr>
-        <w:spacing w:after="0" w:line="240" w:lineRule="auto"/>
-      </w:pPr>
-      <w:r>
-        <w:rPr>
-          <w:rFonts w:ascii="Consolas" w:hAnsi="Consolas"/>
-          <w:sz w:val="18"/>
-        </w:rPr>
-        <w:t xml:space="preserve">        assert p.volume() == 24</w:t>
-      </w:r>
-    </w:p>
-    <w:p>
-      <w:pPr>
-        <w:spacing w:after="0" w:line="240" w:lineRule="auto"/>
-      </w:pPr>
-      <w:r>
-        <w:rPr>
-          <w:rFonts w:ascii="Consolas" w:hAnsi="Consolas"/>
-          <w:sz w:val="18"/>
-        </w:rPr>
-        <w:t xml:space="preserve">        assert p.surface_area() == 2 * (6 + 12 + 8)</w:t>
-      </w:r>
-    </w:p>
-    <w:p>
-      <w:pPr>
-        <w:spacing w:after="0" w:line="240" w:lineRule="auto"/>
-      </w:pPr>
-      <w:r>
-        <w:rPr>
-          <w:rFonts w:ascii="Consolas" w:hAnsi="Consolas"/>
-          <w:sz w:val="18"/>
-        </w:rPr>
-        <w:t xml:space="preserve"> </w:t>
-      </w:r>
-    </w:p>
-    <w:p>
-      <w:pPr>
-        <w:spacing w:after="0" w:line="240" w:lineRule="auto"/>
-      </w:pPr>
-      <w:r>
-        <w:rPr>
-          <w:rFonts w:ascii="Consolas" w:hAnsi="Consolas"/>
-          <w:sz w:val="18"/>
-        </w:rPr>
-        <w:t xml:space="preserve">    def test_mass(self):</w:t>
-      </w:r>
-    </w:p>
-    <w:p>
-      <w:pPr>
-        <w:spacing w:after="0" w:line="240" w:lineRule="auto"/>
-      </w:pPr>
-      <w:r>
-        <w:rPr>
-          <w:rFonts w:ascii="Consolas" w:hAnsi="Consolas"/>
-          <w:sz w:val="18"/>
-        </w:rPr>
-        <w:t xml:space="preserve">        p = Parallelepiped(1, 1, 1, steel())</w:t>
-      </w:r>
-    </w:p>
-    <w:p>
-      <w:pPr>
-        <w:spacing w:after="0" w:line="240" w:lineRule="auto"/>
-      </w:pPr>
-      <w:r>
-        <w:rPr>
-          <w:rFonts w:ascii="Consolas" w:hAnsi="Consolas"/>
-          <w:sz w:val="18"/>
-        </w:rPr>
-        <w:t xml:space="preserve">        assert p.mass == pytest.approx(7850)</w:t>
-      </w:r>
-    </w:p>
-    <w:p>
-      <w:pPr>
-        <w:spacing w:after="0" w:line="240" w:lineRule="auto"/>
-      </w:pPr>
-      <w:r>
-        <w:rPr>
-          <w:rFonts w:ascii="Consolas" w:hAnsi="Consolas"/>
-          <w:sz w:val="18"/>
-        </w:rPr>
-        <w:t xml:space="preserve"> </w:t>
-      </w:r>
-    </w:p>
-    <w:p>
-      <w:pPr>
-        <w:spacing w:after="0" w:line="240" w:lineRule="auto"/>
-      </w:pPr>
-      <w:r>
-        <w:rPr>
-          <w:rFonts w:ascii="Consolas" w:hAnsi="Consolas"/>
-          <w:sz w:val="18"/>
-        </w:rPr>
-        <w:t xml:space="preserve">    def test_invalid_side(self):</w:t>
-      </w:r>
-    </w:p>
-    <w:p>
-      <w:pPr>
-        <w:spacing w:after="0" w:line="240" w:lineRule="auto"/>
-      </w:pPr>
-      <w:r>
-        <w:rPr>
-          <w:rFonts w:ascii="Consolas" w:hAnsi="Consolas"/>
-          <w:sz w:val="18"/>
-        </w:rPr>
-        <w:t xml:space="preserve">        with pytest.raises(ValueError):</w:t>
-      </w:r>
-    </w:p>
-    <w:p>
-      <w:pPr>
-        <w:spacing w:after="0" w:line="240" w:lineRule="auto"/>
-      </w:pPr>
-      <w:r>
-        <w:rPr>
-          <w:rFonts w:ascii="Consolas" w:hAnsi="Consolas"/>
-          <w:sz w:val="18"/>
-        </w:rPr>
-        <w:t xml:space="preserve">            Parallelepiped(1, 0, 2, steel())</w:t>
-      </w:r>
-    </w:p>
-    <w:p>
-      <w:pPr>
-        <w:spacing w:after="0" w:line="240" w:lineRule="auto"/>
-      </w:pPr>
-      <w:r>
-        <w:rPr>
-          <w:rFonts w:ascii="Consolas" w:hAnsi="Consolas"/>
-          <w:sz w:val="18"/>
-        </w:rPr>
-        <w:t xml:space="preserve"> </w:t>
-      </w:r>
-    </w:p>
-    <w:p>
-      <w:pPr>
-        <w:spacing w:after="0" w:line="240" w:lineRule="auto"/>
-      </w:pPr>
-      <w:r>
-        <w:rPr>
-          <w:rFonts w:ascii="Consolas" w:hAnsi="Consolas"/>
-          <w:sz w:val="18"/>
-        </w:rPr>
-        <w:t xml:space="preserve">    def test_side_setter_validates(self):</w:t>
-      </w:r>
-    </w:p>
-    <w:p>
-      <w:pPr>
-        <w:spacing w:after="0" w:line="240" w:lineRule="auto"/>
-      </w:pPr>
-      <w:r>
-        <w:rPr>
-          <w:rFonts w:ascii="Consolas" w:hAnsi="Consolas"/>
-          <w:sz w:val="18"/>
-        </w:rPr>
-        <w:t xml:space="preserve">        p = Parallelepiped(1, 1, 1, steel())</w:t>
-      </w:r>
-    </w:p>
-    <w:p>
-      <w:pPr>
-        <w:spacing w:after="0" w:line="240" w:lineRule="auto"/>
-      </w:pPr>
-      <w:r>
-        <w:rPr>
-          <w:rFonts w:ascii="Consolas" w:hAnsi="Consolas"/>
-          <w:sz w:val="18"/>
-        </w:rPr>
-        <w:t xml:space="preserve">        with pytest.raises(ValueError):</w:t>
-      </w:r>
-    </w:p>
-    <w:p>
-      <w:pPr>
-        <w:spacing w:after="0" w:line="240" w:lineRule="auto"/>
-      </w:pPr>
-      <w:r>
-        <w:rPr>
-          <w:rFonts w:ascii="Consolas" w:hAnsi="Consolas"/>
-          <w:sz w:val="18"/>
-        </w:rPr>
-        <w:t xml:space="preserve">            p.a = -3</w:t>
-      </w:r>
-    </w:p>
-    <w:p>
-      <w:pPr>
-        <w:spacing w:after="0" w:line="240" w:lineRule="auto"/>
-      </w:pPr>
-      <w:r>
-        <w:rPr>
-          <w:rFonts w:ascii="Consolas" w:hAnsi="Consolas"/>
-          <w:sz w:val="18"/>
-        </w:rPr>
-        <w:t xml:space="preserve"> </w:t>
-      </w:r>
-    </w:p>
-    <w:p>
-      <w:pPr>
-        <w:spacing w:after="0" w:line="240" w:lineRule="auto"/>
-      </w:pPr>
-      <w:r>
-        <w:rPr>
-          <w:rFonts w:ascii="Consolas" w:hAnsi="Consolas"/>
-          <w:sz w:val="18"/>
-        </w:rPr>
-        <w:t xml:space="preserve">    def test_str_and_repr(self):</w:t>
-      </w:r>
-    </w:p>
-    <w:p>
-      <w:pPr>
-        <w:spacing w:after="0" w:line="240" w:lineRule="auto"/>
-      </w:pPr>
-      <w:r>
-        <w:rPr>
-          <w:rFonts w:ascii="Consolas" w:hAnsi="Consolas"/>
-          <w:sz w:val="18"/>
-        </w:rPr>
-        <w:t xml:space="preserve">        p = Parallelepiped(2, 2, 2, steel())</w:t>
-      </w:r>
-    </w:p>
-    <w:p>
-      <w:pPr>
-        <w:spacing w:after="0" w:line="240" w:lineRule="auto"/>
-      </w:pPr>
-      <w:r>
-        <w:rPr>
-          <w:rFonts w:ascii="Consolas" w:hAnsi="Consolas"/>
-          <w:sz w:val="18"/>
-        </w:rPr>
-        <w:t xml:space="preserve">        assert "Parallelepiped" in str(p)</w:t>
-      </w:r>
-    </w:p>
-    <w:p>
-      <w:pPr>
-        <w:spacing w:after="0" w:line="240" w:lineRule="auto"/>
-      </w:pPr>
-      <w:r>
-        <w:rPr>
-          <w:rFonts w:ascii="Consolas" w:hAnsi="Consolas"/>
-          <w:sz w:val="18"/>
-        </w:rPr>
-        <w:t xml:space="preserve">        assert "Material" in repr(p)</w:t>
-      </w:r>
-    </w:p>
-    <w:p>
-      <w:pPr>
-        <w:spacing w:after="0" w:line="240" w:lineRule="auto"/>
-      </w:pPr>
-      <w:r>
-        <w:rPr>
-          <w:rFonts w:ascii="Consolas" w:hAnsi="Consolas"/>
-          <w:sz w:val="18"/>
-        </w:rPr>
-        <w:t xml:space="preserve"> </w:t>
-      </w:r>
-    </w:p>
-    <w:p>
-      <w:pPr>
-        <w:spacing w:after="0" w:line="240" w:lineRule="auto"/>
-      </w:pPr>
-      <w:r>
-        <w:rPr>
-          <w:rFonts w:ascii="Consolas" w:hAnsi="Consolas"/>
-          <w:sz w:val="18"/>
-        </w:rPr>
-        <w:t xml:space="preserve">    def test_eq(self):</w:t>
-      </w:r>
-    </w:p>
-    <w:p>
-      <w:pPr>
-        <w:spacing w:after="0" w:line="240" w:lineRule="auto"/>
-      </w:pPr>
-      <w:r>
-        <w:rPr>
-          <w:rFonts w:ascii="Consolas" w:hAnsi="Consolas"/>
-          <w:sz w:val="18"/>
-        </w:rPr>
-        <w:t xml:space="preserve">        assert Parallelepiped(1, 2, 3, steel()) == Parallelepiped(1, 2, 3, steel())</w:t>
-      </w:r>
-    </w:p>
-    <w:p>
-      <w:pPr>
-        <w:spacing w:after="0" w:line="240" w:lineRule="auto"/>
-      </w:pPr>
-      <w:r>
-        <w:rPr>
-          <w:rFonts w:ascii="Consolas" w:hAnsi="Consolas"/>
-          <w:sz w:val="18"/>
-        </w:rPr>
-        <w:t xml:space="preserve"> </w:t>
-      </w:r>
-    </w:p>
-    <w:p>
-      <w:pPr>
-        <w:spacing w:after="0" w:line="240" w:lineRule="auto"/>
-      </w:pPr>
-      <w:r>
-        <w:rPr>
-          <w:rFonts w:ascii="Consolas" w:hAnsi="Consolas"/>
-          <w:sz w:val="18"/>
-        </w:rPr>
-        <w:t xml:space="preserve"> </w:t>
-      </w:r>
-    </w:p>
-    <w:p>
-      <w:pPr>
-        <w:spacing w:after="0" w:line="240" w:lineRule="auto"/>
-      </w:pPr>
-      <w:r>
-        <w:rPr>
-          <w:rFonts w:ascii="Consolas" w:hAnsi="Consolas"/>
-          <w:sz w:val="18"/>
-        </w:rPr>
-        <w:t>class TestTetrahedron:</w:t>
-      </w:r>
-    </w:p>
-    <w:p>
-      <w:pPr>
-        <w:spacing w:after="0" w:line="240" w:lineRule="auto"/>
-      </w:pPr>
-      <w:r>
-        <w:rPr>
-          <w:rFonts w:ascii="Consolas" w:hAnsi="Consolas"/>
-          <w:sz w:val="18"/>
-        </w:rPr>
-        <w:t xml:space="preserve">    def test_volume(self):</w:t>
-      </w:r>
-    </w:p>
-    <w:p>
-      <w:pPr>
-        <w:spacing w:after="0" w:line="240" w:lineRule="auto"/>
-      </w:pPr>
-      <w:r>
-        <w:rPr>
-          <w:rFonts w:ascii="Consolas" w:hAnsi="Consolas"/>
-          <w:sz w:val="18"/>
-        </w:rPr>
-        <w:t xml:space="preserve">        t = Tetrahedron(2, steel())</w:t>
-      </w:r>
-    </w:p>
-    <w:p>
-      <w:pPr>
-        <w:spacing w:after="0" w:line="240" w:lineRule="auto"/>
-      </w:pPr>
-      <w:r>
-        <w:rPr>
-          <w:rFonts w:ascii="Consolas" w:hAnsi="Consolas"/>
-          <w:sz w:val="18"/>
-        </w:rPr>
-        <w:t xml:space="preserve">        assert t.volume() == pytest.approx(8 / (6 * math.sqrt(2)))</w:t>
-      </w:r>
-    </w:p>
-    <w:p>
-      <w:pPr>
-        <w:spacing w:after="0" w:line="240" w:lineRule="auto"/>
-      </w:pPr>
-      <w:r>
-        <w:rPr>
-          <w:rFonts w:ascii="Consolas" w:hAnsi="Consolas"/>
-          <w:sz w:val="18"/>
-        </w:rPr>
-        <w:t xml:space="preserve"> </w:t>
-      </w:r>
-    </w:p>
-    <w:p>
-      <w:pPr>
-        <w:spacing w:after="0" w:line="240" w:lineRule="auto"/>
-      </w:pPr>
-      <w:r>
-        <w:rPr>
-          <w:rFonts w:ascii="Consolas" w:hAnsi="Consolas"/>
-          <w:sz w:val="18"/>
-        </w:rPr>
-        <w:t xml:space="preserve">    def test_area(self):</w:t>
-      </w:r>
-    </w:p>
-    <w:p>
-      <w:pPr>
-        <w:spacing w:after="0" w:line="240" w:lineRule="auto"/>
-      </w:pPr>
-      <w:r>
-        <w:rPr>
-          <w:rFonts w:ascii="Consolas" w:hAnsi="Consolas"/>
-          <w:sz w:val="18"/>
-        </w:rPr>
-        <w:t xml:space="preserve">        t = Tetrahedron(2, steel())</w:t>
-      </w:r>
-    </w:p>
-    <w:p>
-      <w:pPr>
-        <w:spacing w:after="0" w:line="240" w:lineRule="auto"/>
-      </w:pPr>
-      <w:r>
-        <w:rPr>
-          <w:rFonts w:ascii="Consolas" w:hAnsi="Consolas"/>
-          <w:sz w:val="18"/>
-        </w:rPr>
-        <w:t xml:space="preserve">        assert t.surface_area() == pytest.approx(math.sqrt(3) * 4)</w:t>
-      </w:r>
-    </w:p>
-    <w:p>
-      <w:pPr>
-        <w:spacing w:after="0" w:line="240" w:lineRule="auto"/>
-      </w:pPr>
-      <w:r>
-        <w:rPr>
-          <w:rFonts w:ascii="Consolas" w:hAnsi="Consolas"/>
-          <w:sz w:val="18"/>
-        </w:rPr>
-        <w:t xml:space="preserve"> </w:t>
-      </w:r>
-    </w:p>
-    <w:p>
-      <w:pPr>
-        <w:spacing w:after="0" w:line="240" w:lineRule="auto"/>
-      </w:pPr>
-      <w:r>
-        <w:rPr>
-          <w:rFonts w:ascii="Consolas" w:hAnsi="Consolas"/>
-          <w:sz w:val="18"/>
-        </w:rPr>
-        <w:t xml:space="preserve"> </w:t>
-      </w:r>
-    </w:p>
-    <w:p>
-      <w:pPr>
-        <w:spacing w:after="0" w:line="240" w:lineRule="auto"/>
-      </w:pPr>
-      <w:r>
-        <w:rPr>
-          <w:rFonts w:ascii="Consolas" w:hAnsi="Consolas"/>
-          <w:sz w:val="18"/>
-        </w:rPr>
-        <w:t>class TestSphere:</w:t>
-      </w:r>
-    </w:p>
-    <w:p>
-      <w:pPr>
-        <w:spacing w:after="0" w:line="240" w:lineRule="auto"/>
-      </w:pPr>
-      <w:r>
-        <w:rPr>
-          <w:rFonts w:ascii="Consolas" w:hAnsi="Consolas"/>
-          <w:sz w:val="18"/>
-        </w:rPr>
-        <w:t xml:space="preserve">    def test_volume(self):</w:t>
-      </w:r>
-    </w:p>
-    <w:p>
-      <w:pPr>
-        <w:spacing w:after="0" w:line="240" w:lineRule="auto"/>
-      </w:pPr>
-      <w:r>
-        <w:rPr>
-          <w:rFonts w:ascii="Consolas" w:hAnsi="Consolas"/>
-          <w:sz w:val="18"/>
-        </w:rPr>
-        <w:t xml:space="preserve">        s = Sphere(1, steel())</w:t>
-      </w:r>
-    </w:p>
-    <w:p>
-      <w:pPr>
-        <w:spacing w:after="0" w:line="240" w:lineRule="auto"/>
-      </w:pPr>
-      <w:r>
-        <w:rPr>
-          <w:rFonts w:ascii="Consolas" w:hAnsi="Consolas"/>
-          <w:sz w:val="18"/>
-        </w:rPr>
-        <w:t xml:space="preserve">        assert s.volume() == pytest.approx(4 / 3 * math.pi)</w:t>
-      </w:r>
-    </w:p>
-    <w:p>
-      <w:pPr>
-        <w:spacing w:after="0" w:line="240" w:lineRule="auto"/>
-      </w:pPr>
-      <w:r>
-        <w:rPr>
-          <w:rFonts w:ascii="Consolas" w:hAnsi="Consolas"/>
-          <w:sz w:val="18"/>
-        </w:rPr>
-        <w:t xml:space="preserve"> </w:t>
-      </w:r>
-    </w:p>
-    <w:p>
-      <w:pPr>
-        <w:spacing w:after="0" w:line="240" w:lineRule="auto"/>
-      </w:pPr>
-      <w:r>
-        <w:rPr>
-          <w:rFonts w:ascii="Consolas" w:hAnsi="Consolas"/>
-          <w:sz w:val="18"/>
-        </w:rPr>
-        <w:t xml:space="preserve">    def test_area(self):</w:t>
-      </w:r>
-    </w:p>
-    <w:p>
-      <w:pPr>
-        <w:spacing w:after="0" w:line="240" w:lineRule="auto"/>
-      </w:pPr>
-      <w:r>
-        <w:rPr>
-          <w:rFonts w:ascii="Consolas" w:hAnsi="Consolas"/>
-          <w:sz w:val="18"/>
-        </w:rPr>
-        <w:t xml:space="preserve">        s = Sphere(3, steel())</w:t>
-      </w:r>
-    </w:p>
-    <w:p>
-      <w:pPr>
-        <w:spacing w:after="0" w:line="240" w:lineRule="auto"/>
-      </w:pPr>
-      <w:r>
-        <w:rPr>
-          <w:rFonts w:ascii="Consolas" w:hAnsi="Consolas"/>
-          <w:sz w:val="18"/>
-        </w:rPr>
-        <w:t xml:space="preserve">        assert s.surface_area() == pytest.approx(4 * math.pi * 9)</w:t>
-      </w:r>
-    </w:p>
-    <w:p>
-      <w:pPr>
-        <w:spacing w:after="0" w:line="240" w:lineRule="auto"/>
-      </w:pPr>
-      <w:r>
-        <w:rPr>
-          <w:rFonts w:ascii="Consolas" w:hAnsi="Consolas"/>
-          <w:sz w:val="18"/>
-        </w:rPr>
-        <w:t xml:space="preserve"> </w:t>
-      </w:r>
-    </w:p>
-    <w:p>
-      <w:pPr>
-        <w:spacing w:after="0" w:line="240" w:lineRule="auto"/>
-      </w:pPr>
-      <w:r>
-        <w:rPr>
-          <w:rFonts w:ascii="Consolas" w:hAnsi="Consolas"/>
-          <w:sz w:val="18"/>
-        </w:rPr>
-        <w:t xml:space="preserve">    def test_hierarchy(self):</w:t>
-      </w:r>
-    </w:p>
-    <w:p>
-      <w:pPr>
-        <w:spacing w:after="0" w:line="240" w:lineRule="auto"/>
-      </w:pPr>
-      <w:r>
-        <w:rPr>
-          <w:rFonts w:ascii="Consolas" w:hAnsi="Consolas"/>
-          <w:sz w:val="18"/>
-        </w:rPr>
-        <w:t xml:space="preserve">        assert issubclass(Sphere, SolidOfRevolution)</w:t>
-      </w:r>
-    </w:p>
-    <w:p>
-      <w:pPr>
-        <w:spacing w:after="0" w:line="240" w:lineRule="auto"/>
-      </w:pPr>
-      <w:r>
-        <w:rPr>
-          <w:rFonts w:ascii="Consolas" w:hAnsi="Consolas"/>
-          <w:sz w:val="18"/>
-        </w:rPr>
-        <w:t xml:space="preserve">        assert issubclass(SolidOfRevolution, Body)</w:t>
-      </w:r>
-    </w:p>
-    <w:p>
-      <w:pPr>
-        <w:spacing w:after="0" w:line="240" w:lineRule="auto"/>
-      </w:pPr>
-      <w:r>
-        <w:rPr>
-          <w:rFonts w:ascii="Consolas" w:hAnsi="Consolas"/>
-          <w:sz w:val="18"/>
-        </w:rPr>
-        <w:t xml:space="preserve">        assert issubclass(Body, ABC)</w:t>
-      </w:r>
-    </w:p>
-    <w:p>
-      <w:pPr>
-        <w:spacing w:after="0" w:line="240" w:lineRule="auto"/>
-      </w:pPr>
-      <w:r>
-        <w:rPr>
-          <w:rFonts w:ascii="Consolas" w:hAnsi="Consolas"/>
-          <w:sz w:val="18"/>
-        </w:rPr>
-        <w:t xml:space="preserve"> </w:t>
-      </w:r>
-    </w:p>
-    <w:p>
-      <w:pPr>
-        <w:spacing w:after="0" w:line="240" w:lineRule="auto"/>
-      </w:pPr>
-      <w:r>
-        <w:rPr>
-          <w:rFonts w:ascii="Consolas" w:hAnsi="Consolas"/>
-          <w:sz w:val="18"/>
-        </w:rPr>
-        <w:t xml:space="preserve"> </w:t>
-      </w:r>
-    </w:p>
-    <w:p>
-      <w:pPr>
-        <w:spacing w:after="0" w:line="240" w:lineRule="auto"/>
-      </w:pPr>
-      <w:r>
-        <w:rPr>
-          <w:rFonts w:ascii="Consolas" w:hAnsi="Consolas"/>
-          <w:sz w:val="18"/>
-        </w:rPr>
-        <w:t>class TestBody:</w:t>
-      </w:r>
-    </w:p>
-    <w:p>
-      <w:pPr>
-        <w:spacing w:after="0" w:line="240" w:lineRule="auto"/>
-      </w:pPr>
-      <w:r>
-        <w:rPr>
-          <w:rFonts w:ascii="Consolas" w:hAnsi="Consolas"/>
-          <w:sz w:val="18"/>
-        </w:rPr>
-        <w:t xml:space="preserve">    def test_abstract_cannot_instantiate(self):</w:t>
-      </w:r>
-    </w:p>
-    <w:p>
-      <w:pPr>
-        <w:spacing w:after="0" w:line="240" w:lineRule="auto"/>
-      </w:pPr>
-      <w:r>
-        <w:rPr>
-          <w:rFonts w:ascii="Consolas" w:hAnsi="Consolas"/>
-          <w:sz w:val="18"/>
-        </w:rPr>
-        <w:t xml:space="preserve">        with pytest.raises(TypeError):</w:t>
-      </w:r>
-    </w:p>
-    <w:p>
-      <w:pPr>
-        <w:spacing w:after="0" w:line="240" w:lineRule="auto"/>
-      </w:pPr>
-      <w:r>
-        <w:rPr>
-          <w:rFonts w:ascii="Consolas" w:hAnsi="Consolas"/>
-          <w:sz w:val="18"/>
-        </w:rPr>
-        <w:t xml:space="preserve">            Body(steel())</w:t>
-      </w:r>
-    </w:p>
-    <w:p>
-      <w:pPr>
-        <w:spacing w:after="0" w:line="240" w:lineRule="auto"/>
-      </w:pPr>
-      <w:r>
-        <w:rPr>
-          <w:rFonts w:ascii="Consolas" w:hAnsi="Consolas"/>
-          <w:sz w:val="18"/>
-        </w:rPr>
-        <w:t xml:space="preserve"> </w:t>
-      </w:r>
-    </w:p>
-    <w:p>
-      <w:pPr>
-        <w:spacing w:after="0" w:line="240" w:lineRule="auto"/>
-      </w:pPr>
-      <w:r>
-        <w:rPr>
-          <w:rFonts w:ascii="Consolas" w:hAnsi="Consolas"/>
-          <w:sz w:val="18"/>
-        </w:rPr>
-        <w:t xml:space="preserve">    def test_material_type_checked(self):</w:t>
-      </w:r>
-    </w:p>
-    <w:p>
-      <w:pPr>
-        <w:spacing w:after="0" w:line="240" w:lineRule="auto"/>
-      </w:pPr>
-      <w:r>
-        <w:rPr>
-          <w:rFonts w:ascii="Consolas" w:hAnsi="Consolas"/>
-          <w:sz w:val="18"/>
-        </w:rPr>
-        <w:t xml:space="preserve">        with pytest.raises(TypeError):</w:t>
-      </w:r>
-    </w:p>
-    <w:p>
-      <w:pPr>
-        <w:spacing w:after="0" w:line="240" w:lineRule="auto"/>
-      </w:pPr>
-      <w:r>
-        <w:rPr>
-          <w:rFonts w:ascii="Consolas" w:hAnsi="Consolas"/>
-          <w:sz w:val="18"/>
-        </w:rPr>
-        <w:t xml:space="preserve">            Sphere(1, "сталь")</w:t>
-      </w:r>
-    </w:p>
-    <w:p>
-      <w:pPr>
-        <w:spacing w:after="0" w:line="240" w:lineRule="auto"/>
-      </w:pPr>
-      <w:r>
-        <w:rPr>
-          <w:rFonts w:ascii="Consolas" w:hAnsi="Consolas"/>
-          <w:sz w:val="18"/>
-        </w:rPr>
-        <w:t xml:space="preserve"> </w:t>
-      </w:r>
-    </w:p>
-    <w:p>
-      <w:pPr>
-        <w:spacing w:after="0" w:line="240" w:lineRule="auto"/>
-      </w:pPr>
-      <w:r>
-        <w:rPr>
-          <w:rFonts w:ascii="Consolas" w:hAnsi="Consolas"/>
-          <w:sz w:val="18"/>
-        </w:rPr>
-        <w:t xml:space="preserve"> </w:t>
-      </w:r>
-    </w:p>
-    <w:p>
-      <w:pPr>
-        <w:spacing w:after="0" w:line="240" w:lineRule="auto"/>
-      </w:pPr>
-      <w:r>
-        <w:rPr>
-          <w:rFonts w:ascii="Consolas" w:hAnsi="Consolas"/>
-          <w:sz w:val="18"/>
-        </w:rPr>
-        <w:t>class TestStorage:</w:t>
-      </w:r>
-    </w:p>
-    <w:p>
-      <w:pPr>
-        <w:spacing w:after="0" w:line="240" w:lineRule="auto"/>
-      </w:pPr>
-      <w:r>
-        <w:rPr>
-          <w:rFonts w:ascii="Consolas" w:hAnsi="Consolas"/>
-          <w:sz w:val="18"/>
-        </w:rPr>
-        <w:t xml:space="preserve">    def test_add_and_read(self, tmp_path):</w:t>
+        <w:t xml:space="preserve">    def test_close(self, tmp_path):</w:t>
       </w:r>
     </w:p>
     <w:p>
@@ -7380,18 +8100,6 @@
           <w:rFonts w:ascii="Consolas" w:hAnsi="Consolas"/>
           <w:sz w:val="18"/>
         </w:rPr>
-        <w:t xml:space="preserve">        db.add(Parallelepiped(1, 2, 3, steel()))</w:t>
-      </w:r>
-    </w:p>
-    <w:p>
-      <w:pPr>
-        <w:spacing w:after="0" w:line="240" w:lineRule="auto"/>
-      </w:pPr>
-      <w:r>
-        <w:rPr>
-          <w:rFonts w:ascii="Consolas" w:hAnsi="Consolas"/>
-          <w:sz w:val="18"/>
-        </w:rPr>
         <w:t xml:space="preserve">        db.add(Sphere(1, steel()))</w:t>
       </w:r>
     </w:p>
@@ -7404,199 +8112,31 @@
           <w:rFonts w:ascii="Consolas" w:hAnsi="Consolas"/>
           <w:sz w:val="18"/>
         </w:rPr>
-        <w:t xml:space="preserve">        assert len(db) == 2</w:t>
-      </w:r>
-    </w:p>
-    <w:p>
-      <w:pPr>
-        <w:spacing w:after="0" w:line="240" w:lineRule="auto"/>
-      </w:pPr>
-      <w:r>
-        <w:rPr>
-          <w:rFonts w:ascii="Consolas" w:hAnsi="Consolas"/>
-          <w:sz w:val="18"/>
-        </w:rPr>
-        <w:t xml:space="preserve">        rows = list(db)</w:t>
-      </w:r>
-    </w:p>
-    <w:p>
-      <w:pPr>
-        <w:spacing w:after="0" w:line="240" w:lineRule="auto"/>
-      </w:pPr>
-      <w:r>
-        <w:rPr>
-          <w:rFonts w:ascii="Consolas" w:hAnsi="Consolas"/>
-          <w:sz w:val="18"/>
-        </w:rPr>
-        <w:t xml:space="preserve">        assert rows[0][1] == "Parallelepiped"</w:t>
-      </w:r>
-    </w:p>
-    <w:p>
-      <w:pPr>
-        <w:spacing w:after="0" w:line="240" w:lineRule="auto"/>
-      </w:pPr>
-      <w:r>
-        <w:rPr>
-          <w:rFonts w:ascii="Consolas" w:hAnsi="Consolas"/>
-          <w:sz w:val="18"/>
-        </w:rPr>
-        <w:t xml:space="preserve">        assert rows[1][1] == "Sphere"</w:t>
-      </w:r>
-    </w:p>
-    <w:p>
-      <w:pPr>
-        <w:spacing w:after="0" w:line="240" w:lineRule="auto"/>
-      </w:pPr>
-      <w:r>
-        <w:rPr>
-          <w:rFonts w:ascii="Consolas" w:hAnsi="Consolas"/>
-          <w:sz w:val="18"/>
-        </w:rPr>
-        <w:t xml:space="preserve">        assert rows[0][5] == pytest.approx(2 * (2 + 6 + 3))</w:t>
-      </w:r>
-    </w:p>
-    <w:p>
-      <w:pPr>
-        <w:spacing w:after="0" w:line="240" w:lineRule="auto"/>
-      </w:pPr>
-      <w:r>
-        <w:rPr>
-          <w:rFonts w:ascii="Consolas" w:hAnsi="Consolas"/>
-          <w:sz w:val="18"/>
-        </w:rPr>
-        <w:t xml:space="preserve"> </w:t>
-      </w:r>
-    </w:p>
-    <w:p>
-      <w:pPr>
-        <w:spacing w:after="0" w:line="240" w:lineRule="auto"/>
-      </w:pPr>
-      <w:r>
-        <w:rPr>
-          <w:rFonts w:ascii="Consolas" w:hAnsi="Consolas"/>
-          <w:sz w:val="18"/>
-        </w:rPr>
-        <w:t xml:space="preserve">    def test_clear(self, tmp_path):</w:t>
-      </w:r>
-    </w:p>
-    <w:p>
-      <w:pPr>
-        <w:spacing w:after="0" w:line="240" w:lineRule="auto"/>
-      </w:pPr>
-      <w:r>
-        <w:rPr>
-          <w:rFonts w:ascii="Consolas" w:hAnsi="Consolas"/>
-          <w:sz w:val="18"/>
-        </w:rPr>
-        <w:t xml:space="preserve">        db = ResultsDB(str(tmp_path / "test.db"))</w:t>
-      </w:r>
-    </w:p>
-    <w:p>
-      <w:pPr>
-        <w:spacing w:after="0" w:line="240" w:lineRule="auto"/>
-      </w:pPr>
-      <w:r>
-        <w:rPr>
-          <w:rFonts w:ascii="Consolas" w:hAnsi="Consolas"/>
-          <w:sz w:val="18"/>
-        </w:rPr>
-        <w:t xml:space="preserve">        db.add(Tetrahedron(1, steel()))</w:t>
-      </w:r>
-    </w:p>
-    <w:p>
-      <w:pPr>
-        <w:spacing w:after="0" w:line="240" w:lineRule="auto"/>
-      </w:pPr>
-      <w:r>
-        <w:rPr>
-          <w:rFonts w:ascii="Consolas" w:hAnsi="Consolas"/>
-          <w:sz w:val="18"/>
-        </w:rPr>
-        <w:t xml:space="preserve">        db.clear()</w:t>
-      </w:r>
-    </w:p>
-    <w:p>
-      <w:pPr>
-        <w:spacing w:after="0" w:line="240" w:lineRule="auto"/>
-      </w:pPr>
-      <w:r>
-        <w:rPr>
-          <w:rFonts w:ascii="Consolas" w:hAnsi="Consolas"/>
-          <w:sz w:val="18"/>
-        </w:rPr>
-        <w:t xml:space="preserve">        assert len(db) == 0</w:t>
-      </w:r>
-    </w:p>
-    <w:p>
-      <w:pPr>
-        <w:spacing w:after="0" w:line="240" w:lineRule="auto"/>
-      </w:pPr>
-      <w:r>
-        <w:rPr>
-          <w:rFonts w:ascii="Consolas" w:hAnsi="Consolas"/>
-          <w:sz w:val="18"/>
-        </w:rPr>
-        <w:t xml:space="preserve"> </w:t>
-      </w:r>
-    </w:p>
-    <w:p>
-      <w:pPr>
-        <w:spacing w:after="0" w:line="240" w:lineRule="auto"/>
-      </w:pPr>
-      <w:r>
-        <w:rPr>
-          <w:rFonts w:ascii="Consolas" w:hAnsi="Consolas"/>
-          <w:sz w:val="18"/>
-        </w:rPr>
-        <w:t xml:space="preserve">    def test_export_docx(self, tmp_path):</w:t>
-      </w:r>
-    </w:p>
-    <w:p>
-      <w:pPr>
-        <w:spacing w:after="0" w:line="240" w:lineRule="auto"/>
-      </w:pPr>
-      <w:r>
-        <w:rPr>
-          <w:rFonts w:ascii="Consolas" w:hAnsi="Consolas"/>
-          <w:sz w:val="18"/>
-        </w:rPr>
-        <w:t xml:space="preserve">        db = ResultsDB(str(tmp_path / "test.db"))</w:t>
-      </w:r>
-    </w:p>
-    <w:p>
-      <w:pPr>
-        <w:spacing w:after="0" w:line="240" w:lineRule="auto"/>
-      </w:pPr>
-      <w:r>
-        <w:rPr>
-          <w:rFonts w:ascii="Consolas" w:hAnsi="Consolas"/>
-          <w:sz w:val="18"/>
-        </w:rPr>
-        <w:t xml:space="preserve">        db.add(Sphere(2, steel()))</w:t>
-      </w:r>
-    </w:p>
-    <w:p>
-      <w:pPr>
-        <w:spacing w:after="0" w:line="240" w:lineRule="auto"/>
-      </w:pPr>
-      <w:r>
-        <w:rPr>
-          <w:rFonts w:ascii="Consolas" w:hAnsi="Consolas"/>
-          <w:sz w:val="18"/>
-        </w:rPr>
-        <w:t xml:space="preserve">        name = export_docx(db.all(), str(tmp_path / "r.docx"))</w:t>
-      </w:r>
-    </w:p>
-    <w:p>
-      <w:pPr>
-        <w:spacing w:after="0" w:line="240" w:lineRule="auto"/>
-      </w:pPr>
-      <w:r>
-        <w:rPr>
-          <w:rFonts w:ascii="Consolas" w:hAnsi="Consolas"/>
-          <w:sz w:val="18"/>
-        </w:rPr>
-        <w:t xml:space="preserve">        assert os.path.getsize(name) &gt; 0</w:t>
+        <w:t xml:space="preserve">        db.close()</w:t>
+      </w:r>
+    </w:p>
+    <w:p>
+      <w:pPr>
+        <w:spacing w:after="0" w:line="240" w:lineRule="auto"/>
+      </w:pPr>
+      <w:r>
+        <w:rPr>
+          <w:rFonts w:ascii="Consolas" w:hAnsi="Consolas"/>
+          <w:sz w:val="18"/>
+        </w:rPr>
+        <w:t xml:space="preserve">        with pytest.raises(sqlite3.ProgrammingError):</w:t>
+      </w:r>
+    </w:p>
+    <w:p>
+      <w:pPr>
+        <w:spacing w:after="0" w:line="240" w:lineRule="auto"/>
+      </w:pPr>
+      <w:r>
+        <w:rPr>
+          <w:rFonts w:ascii="Consolas" w:hAnsi="Consolas"/>
+          <w:sz w:val="18"/>
+        </w:rPr>
+        <w:t xml:space="preserve">            db.all()</w:t>
       </w:r>
     </w:p>
     <w:p>
